--- a/docs/Echo_第5周_提案与验证.docx
+++ b/docs/Echo_第5周_提案与验证.docx
@@ -4,7 +4,7 @@
   <w:body>
     <w:p>
       <w:pPr>
-        <w:spacing w:before="120" w:after="40" w:line="348" w:lineRule="auto"/>
+        <w:spacing w:before="40" w:after="0" w:line="324" w:lineRule="auto"/>
         <w:jc w:val="center"/>
       </w:pPr>
       <w:r>
@@ -12,14 +12,14 @@
           <w:rFonts w:ascii="微软雅黑" w:hAnsi="微软雅黑" w:eastAsia="微软雅黑"/>
           <w:b/>
           <w:color w:val="1F3A5F"/>
-          <w:sz w:val="48"/>
+          <w:sz w:val="44"/>
         </w:rPr>
         <w:t>Echo（回声）</w:t>
       </w:r>
     </w:p>
     <w:p>
       <w:pPr>
-        <w:spacing w:before="0" w:after="40" w:line="348" w:lineRule="auto"/>
+        <w:spacing w:before="0" w:after="20" w:line="324" w:lineRule="auto"/>
         <w:jc w:val="center"/>
       </w:pPr>
       <w:r>
@@ -27,14 +27,14 @@
           <w:rFonts w:ascii="微软雅黑" w:hAnsi="微软雅黑" w:eastAsia="微软雅黑"/>
           <w:b/>
           <w:color w:val="202838"/>
-          <w:sz w:val="30"/>
+          <w:sz w:val="26"/>
         </w:rPr>
-        <w:t>项目提案与首版验证</w:t>
+        <w:t>第 5 周 · 提案与验证</w:t>
       </w:r>
     </w:p>
     <w:p>
       <w:pPr>
-        <w:spacing w:before="0" w:after="240" w:line="348" w:lineRule="auto"/>
+        <w:spacing w:before="0" w:after="160" w:line="324" w:lineRule="auto"/>
         <w:jc w:val="center"/>
       </w:pPr>
       <w:r>
@@ -42,17 +42,17 @@
           <w:rFonts w:ascii="微软雅黑" w:hAnsi="微软雅黑" w:eastAsia="微软雅黑"/>
           <w:b w:val="0"/>
           <w:color w:val="5A6474"/>
-          <w:sz w:val="20"/>
+          <w:sz w:val="18"/>
         </w:rPr>
-        <w:t>第 5 周 · 2D 小组项目 · 周凌锐、方俊</w:t>
+        <w:t>周凌锐、方俊 · 工程 8d7d6c4 · Godot 4.7.2</w:t>
       </w:r>
     </w:p>
     <w:p>
       <w:pPr>
         <w:keepNext/>
-        <w:spacing w:before="240" w:after="120"/>
+        <w:spacing w:before="200" w:after="80"/>
         <w:pBdr>
-          <w:bottom w:val="single" w:sz="8" w:space="4" w:color="1F3A5F"/>
+          <w:bottom w:val="single" w:sz="8" w:space="3" w:color="1F3A5F"/>
         </w:pBdr>
       </w:pPr>
       <w:r>
@@ -60,9 +60,9 @@
           <w:rFonts w:ascii="微软雅黑" w:hAnsi="微软雅黑" w:eastAsia="微软雅黑"/>
           <w:b/>
           <w:color w:val="1F3A5F"/>
-          <w:sz w:val="30"/>
+          <w:sz w:val="26"/>
         </w:rPr>
-        <w:t>一、项目提案（一页）</w:t>
+        <w:t>一、项目提案</w:t>
       </w:r>
     </w:p>
     <w:tbl>
@@ -71,17 +71,17 @@
         <w:jc w:val="center"/>
         <w:tblLayout w:type="fixed"/>
         <w:tblLook w:firstColumn="1" w:firstRow="1" w:lastColumn="0" w:lastRow="0" w:noHBand="0" w:noVBand="1" w:val="04A0"/>
-        <w:tblW w:type="dxa" w:w="9411"/>
+        <w:tblW w:type="dxa" w:w="9638"/>
         <w:tblCellMar>
-          <w:top w:w="60" w:type="dxa"/>
-          <w:left w:w="90" w:type="dxa"/>
-          <w:bottom w:w="60" w:type="dxa"/>
-          <w:right w:w="90" w:type="dxa"/>
+          <w:top w:w="40" w:type="dxa"/>
+          <w:left w:w="80" w:type="dxa"/>
+          <w:bottom w:w="40" w:type="dxa"/>
+          <w:right w:w="80" w:type="dxa"/>
         </w:tblCellMar>
       </w:tblPr>
       <w:tblGrid>
-        <w:gridCol w:w="1814"/>
-        <w:gridCol w:w="7597"/>
+        <w:gridCol w:w="1701"/>
+        <w:gridCol w:w="7937"/>
       </w:tblGrid>
       <w:tr>
         <w:trPr>
@@ -90,20 +90,19 @@
         </w:trPr>
         <w:tc>
           <w:tcPr>
-            <w:tcW w:type="dxa" w:w="1814"/>
+            <w:tcW w:type="dxa" w:w="1701"/>
             <w:shd w:val="clear" w:color="auto" w:fill="E7EEF9"/>
           </w:tcPr>
           <w:p>
             <w:pPr>
-              <w:keepNext/>
-              <w:spacing w:after="0" w:line="276" w:lineRule="auto"/>
+              <w:spacing w:after="0" w:line="264" w:lineRule="auto"/>
             </w:pPr>
             <w:r>
               <w:rPr>
                 <w:rFonts w:ascii="微软雅黑" w:hAnsi="微软雅黑" w:eastAsia="微软雅黑"/>
                 <w:b/>
                 <w:color w:val="1F3A5F"/>
-                <w:sz w:val="19"/>
+                <w:sz w:val="18"/>
               </w:rPr>
               <w:t>项目</w:t>
             </w:r>
@@ -111,20 +110,19 @@
         </w:tc>
         <w:tc>
           <w:tcPr>
-            <w:tcW w:type="dxa" w:w="7597"/>
+            <w:tcW w:type="dxa" w:w="7937"/>
             <w:shd w:val="clear" w:color="auto" w:fill="E7EEF9"/>
           </w:tcPr>
           <w:p>
             <w:pPr>
-              <w:keepNext/>
-              <w:spacing w:after="0" w:line="276" w:lineRule="auto"/>
+              <w:spacing w:after="0" w:line="264" w:lineRule="auto"/>
             </w:pPr>
             <w:r>
               <w:rPr>
                 <w:rFonts w:ascii="微软雅黑" w:hAnsi="微软雅黑" w:eastAsia="微软雅黑"/>
                 <w:b/>
                 <w:color w:val="1F3A5F"/>
-                <w:sz w:val="19"/>
+                <w:sz w:val="18"/>
               </w:rPr>
               <w:t>内容</w:t>
             </w:r>
@@ -137,18 +135,17 @@
         </w:trPr>
         <w:tc>
           <w:tcPr>
-            <w:tcW w:type="dxa" w:w="1814"/>
+            <w:tcW w:type="dxa" w:w="1701"/>
           </w:tcPr>
           <w:p>
             <w:pPr>
-              <w:keepNext/>
-              <w:spacing w:after="0" w:line="300" w:lineRule="auto"/>
+              <w:spacing w:after="0" w:line="288" w:lineRule="auto"/>
             </w:pPr>
             <w:r>
               <w:rPr>
                 <w:rFonts w:ascii="微软雅黑" w:hAnsi="微软雅黑" w:eastAsia="微软雅黑"/>
                 <w:b/>
-                <w:sz w:val="19"/>
+                <w:sz w:val="18"/>
               </w:rPr>
               <w:t>组名与分工</w:t>
             </w:r>
@@ -156,20 +153,19 @@
         </w:tc>
         <w:tc>
           <w:tcPr>
-            <w:tcW w:type="dxa" w:w="7597"/>
+            <w:tcW w:type="dxa" w:w="7937"/>
           </w:tcPr>
           <w:p>
             <w:pPr>
-              <w:keepNext/>
-              <w:spacing w:after="0" w:line="300" w:lineRule="auto"/>
+              <w:spacing w:after="0" w:line="288" w:lineRule="auto"/>
             </w:pPr>
             <w:r>
               <w:rPr>
                 <w:rFonts w:ascii="微软雅黑" w:hAnsi="微软雅黑" w:eastAsia="微软雅黑"/>
                 <w:b w:val="0"/>
-                <w:sz w:val="19"/>
+                <w:sz w:val="18"/>
               </w:rPr>
-              <w:t>Echo（回声）。周凌锐：工程实现（声呐光照、移动、关卡、遥测、测试脚本）；方俊：试玩组织与数据整理、复核。</w:t>
+              <w:t>Echo（回声）。周凌锐：实现（声呐、移动、关卡、遥测、测试脚本）；方俊：试玩组织与数据整理、复核。</w:t>
             </w:r>
           </w:p>
         </w:tc>
@@ -180,18 +176,17 @@
         </w:trPr>
         <w:tc>
           <w:tcPr>
-            <w:tcW w:type="dxa" w:w="1814"/>
+            <w:tcW w:type="dxa" w:w="1701"/>
           </w:tcPr>
           <w:p>
             <w:pPr>
-              <w:keepNext/>
-              <w:spacing w:after="0" w:line="300" w:lineRule="auto"/>
+              <w:spacing w:after="0" w:line="288" w:lineRule="auto"/>
             </w:pPr>
             <w:r>
               <w:rPr>
                 <w:rFonts w:ascii="微软雅黑" w:hAnsi="微软雅黑" w:eastAsia="微软雅黑"/>
                 <w:b/>
-                <w:sz w:val="19"/>
+                <w:sz w:val="18"/>
               </w:rPr>
               <w:t>目标玩家</w:t>
             </w:r>
@@ -199,20 +194,19 @@
         </w:tc>
         <w:tc>
           <w:tcPr>
-            <w:tcW w:type="dxa" w:w="7597"/>
+            <w:tcW w:type="dxa" w:w="7937"/>
           </w:tcPr>
           <w:p>
             <w:pPr>
-              <w:keepNext/>
-              <w:spacing w:after="0" w:line="300" w:lineRule="auto"/>
+              <w:spacing w:after="0" w:line="288" w:lineRule="auto"/>
             </w:pPr>
             <w:r>
               <w:rPr>
                 <w:rFonts w:ascii="微软雅黑" w:hAnsi="微软雅黑" w:eastAsia="微软雅黑"/>
                 <w:b w:val="0"/>
-                <w:sz w:val="19"/>
+                <w:sz w:val="18"/>
               </w:rPr>
-              <w:t>喜欢慢慢摸清一张地图的探索型玩家；也能被没玩过恐怖游戏、但能接受一阵紧张感的人接受。单局 1–3 分钟。</w:t>
+              <w:t>喜欢摸清一张地图的探索型玩家；单局 1–3 分钟。</w:t>
             </w:r>
           </w:p>
         </w:tc>
@@ -223,17 +217,17 @@
         </w:trPr>
         <w:tc>
           <w:tcPr>
-            <w:tcW w:type="dxa" w:w="1814"/>
+            <w:tcW w:type="dxa" w:w="1701"/>
           </w:tcPr>
           <w:p>
             <w:pPr>
-              <w:spacing w:after="0" w:line="300" w:lineRule="auto"/>
+              <w:spacing w:after="0" w:line="288" w:lineRule="auto"/>
             </w:pPr>
             <w:r>
               <w:rPr>
                 <w:rFonts w:ascii="微软雅黑" w:hAnsi="微软雅黑" w:eastAsia="微软雅黑"/>
                 <w:b/>
-                <w:sz w:val="19"/>
+                <w:sz w:val="18"/>
               </w:rPr>
               <w:t>目标体验</w:t>
             </w:r>
@@ -241,19 +235,19 @@
         </w:tc>
         <w:tc>
           <w:tcPr>
-            <w:tcW w:type="dxa" w:w="7597"/>
+            <w:tcW w:type="dxa" w:w="7937"/>
           </w:tcPr>
           <w:p>
             <w:pPr>
-              <w:spacing w:after="0" w:line="300" w:lineRule="auto"/>
+              <w:spacing w:after="0" w:line="288" w:lineRule="auto"/>
             </w:pPr>
             <w:r>
               <w:rPr>
                 <w:rFonts w:ascii="微软雅黑" w:hAnsi="微软雅黑" w:eastAsia="微软雅黑"/>
                 <w:b w:val="0"/>
-                <w:sz w:val="19"/>
+                <w:sz w:val="18"/>
               </w:rPr>
-              <w:t>全黑里“看不见，但听得见”。每次发声是一次有代价的赌注；一局结束时，玩家能在脑子里画出走过的那条路。</w:t>
+              <w:t>全黑里“看不见，但听得见”：每次发声是一次有代价的赌注，一局结束能在脑子里画出走过的路。</w:t>
             </w:r>
           </w:p>
         </w:tc>
@@ -264,17 +258,17 @@
         </w:trPr>
         <w:tc>
           <w:tcPr>
-            <w:tcW w:type="dxa" w:w="1814"/>
+            <w:tcW w:type="dxa" w:w="1701"/>
           </w:tcPr>
           <w:p>
             <w:pPr>
-              <w:spacing w:after="0" w:line="300" w:lineRule="auto"/>
+              <w:spacing w:after="0" w:line="288" w:lineRule="auto"/>
             </w:pPr>
             <w:r>
               <w:rPr>
                 <w:rFonts w:ascii="微软雅黑" w:hAnsi="微软雅黑" w:eastAsia="微软雅黑"/>
                 <w:b/>
-                <w:sz w:val="19"/>
+                <w:sz w:val="18"/>
               </w:rPr>
               <w:t>核心行动</w:t>
             </w:r>
@@ -282,19 +276,19 @@
         </w:tc>
         <w:tc>
           <w:tcPr>
-            <w:tcW w:type="dxa" w:w="7597"/>
+            <w:tcW w:type="dxa" w:w="7937"/>
           </w:tcPr>
           <w:p>
             <w:pPr>
-              <w:spacing w:after="0" w:line="300" w:lineRule="auto"/>
+              <w:spacing w:after="0" w:line="288" w:lineRule="auto"/>
             </w:pPr>
             <w:r>
               <w:rPr>
                 <w:rFonts w:ascii="微软雅黑" w:hAnsi="微软雅黑" w:eastAsia="微软雅黑"/>
                 <w:b w:val="0"/>
-                <w:sz w:val="19"/>
+                <w:sz w:val="18"/>
               </w:rPr>
-              <w:t>走（移动）、听（发声呐）、记（把回声的形状并进脑内地图）。</w:t>
+              <w:t>走、听（发声呐）、记（把回声的形状并进脑内地图）。</w:t>
             </w:r>
           </w:p>
         </w:tc>
@@ -305,17 +299,17 @@
         </w:trPr>
         <w:tc>
           <w:tcPr>
-            <w:tcW w:type="dxa" w:w="1814"/>
+            <w:tcW w:type="dxa" w:w="1701"/>
           </w:tcPr>
           <w:p>
             <w:pPr>
-              <w:spacing w:after="0" w:line="300" w:lineRule="auto"/>
+              <w:spacing w:after="0" w:line="288" w:lineRule="auto"/>
             </w:pPr>
             <w:r>
               <w:rPr>
                 <w:rFonts w:ascii="微软雅黑" w:hAnsi="微软雅黑" w:eastAsia="微软雅黑"/>
                 <w:b/>
-                <w:sz w:val="19"/>
+                <w:sz w:val="18"/>
               </w:rPr>
               <w:t>主要规则与反馈</w:t>
             </w:r>
@@ -323,19 +317,19 @@
         </w:tc>
         <w:tc>
           <w:tcPr>
-            <w:tcW w:type="dxa" w:w="7597"/>
+            <w:tcW w:type="dxa" w:w="7937"/>
           </w:tcPr>
           <w:p>
             <w:pPr>
-              <w:spacing w:after="0" w:line="300" w:lineRule="auto"/>
+              <w:spacing w:after="0" w:line="288" w:lineRule="auto"/>
             </w:pPr>
             <w:r>
               <w:rPr>
                 <w:rFonts w:ascii="微软雅黑" w:hAnsi="微软雅黑" w:eastAsia="微软雅黑"/>
                 <w:b w:val="0"/>
-                <w:sz w:val="19"/>
+                <w:sz w:val="18"/>
               </w:rPr>
-              <w:t>画面全黑（CanvasModulate 0.015）；玩家身上一圈环状常亮光，只够看清自己；空格发声呐：向外推一圈波前环，被墙截断，墙后留黑；冷却 1.2 秒；走到绿色出口即通关；HUD 实时显示用时与声呐次数，Tab 看最近 10 局均值。</w:t>
+              <w:t>画面全黑（0.015）；身边一圈 56px 环状常亮光；空格发声呐，向外推波前环、被墙截断，冷却 1.2 s；走到绿色出口通关；HUD 显示用时与声呐次数，Tab 看最近 10 局均值。</w:t>
             </w:r>
           </w:p>
         </w:tc>
@@ -346,17 +340,17 @@
         </w:trPr>
         <w:tc>
           <w:tcPr>
-            <w:tcW w:type="dxa" w:w="1814"/>
+            <w:tcW w:type="dxa" w:w="1701"/>
           </w:tcPr>
           <w:p>
             <w:pPr>
-              <w:spacing w:after="0" w:line="300" w:lineRule="auto"/>
+              <w:spacing w:after="0" w:line="288" w:lineRule="auto"/>
             </w:pPr>
             <w:r>
               <w:rPr>
                 <w:rFonts w:ascii="微软雅黑" w:hAnsi="微软雅黑" w:eastAsia="微软雅黑"/>
                 <w:b/>
-                <w:sz w:val="19"/>
+                <w:sz w:val="18"/>
               </w:rPr>
               <w:t>首版范围</w:t>
             </w:r>
@@ -364,19 +358,19 @@
         </w:tc>
         <w:tc>
           <w:tcPr>
-            <w:tcW w:type="dxa" w:w="7597"/>
+            <w:tcW w:type="dxa" w:w="7937"/>
           </w:tcPr>
           <w:p>
             <w:pPr>
-              <w:spacing w:after="0" w:line="300" w:lineRule="auto"/>
+              <w:spacing w:after="0" w:line="288" w:lineRule="auto"/>
             </w:pPr>
             <w:r>
               <w:rPr>
                 <w:rFonts w:ascii="微软雅黑" w:hAnsi="微软雅黑" w:eastAsia="微软雅黑"/>
                 <w:b w:val="0"/>
-                <w:sz w:val="19"/>
+                <w:sz w:val="18"/>
               </w:rPr>
-              <w:t>一张 30×16 的 ASCII 地图、一次声呐、一个出口、单局遥测、HUD 状态行与数据面板。</w:t>
+              <w:t>一张 30×16 ASCII 地图、一次声呐、一个出口、单局遥测、HUD。</w:t>
             </w:r>
           </w:p>
         </w:tc>
@@ -387,17 +381,17 @@
         </w:trPr>
         <w:tc>
           <w:tcPr>
-            <w:tcW w:type="dxa" w:w="1814"/>
+            <w:tcW w:type="dxa" w:w="1701"/>
           </w:tcPr>
           <w:p>
             <w:pPr>
-              <w:spacing w:after="0" w:line="300" w:lineRule="auto"/>
+              <w:spacing w:after="0" w:line="288" w:lineRule="auto"/>
             </w:pPr>
             <w:r>
               <w:rPr>
                 <w:rFonts w:ascii="微软雅黑" w:hAnsi="微软雅黑" w:eastAsia="微软雅黑"/>
                 <w:b/>
-                <w:sz w:val="19"/>
+                <w:sz w:val="18"/>
               </w:rPr>
               <w:t>暂缓内容</w:t>
             </w:r>
@@ -405,19 +399,19 @@
         </w:tc>
         <w:tc>
           <w:tcPr>
-            <w:tcW w:type="dxa" w:w="7597"/>
+            <w:tcW w:type="dxa" w:w="7937"/>
           </w:tcPr>
           <w:p>
             <w:pPr>
-              <w:spacing w:after="0" w:line="300" w:lineRule="auto"/>
+              <w:spacing w:after="0" w:line="288" w:lineRule="auto"/>
             </w:pPr>
             <w:r>
               <w:rPr>
                 <w:rFonts w:ascii="微软雅黑" w:hAnsi="微软雅黑" w:eastAsia="微软雅黑"/>
                 <w:b w:val="0"/>
-                <w:sz w:val="19"/>
+                <w:sz w:val="18"/>
               </w:rPr>
-              <w:t>敌人、道具、多关卡、Roguelike 结构、可动墙、音效。都记在扩展位里，不在本版。</w:t>
+              <w:t>敌人、道具、多关卡、Roguelike、可动墙、音效。</w:t>
             </w:r>
           </w:p>
         </w:tc>
@@ -428,17 +422,17 @@
         </w:trPr>
         <w:tc>
           <w:tcPr>
-            <w:tcW w:type="dxa" w:w="1814"/>
+            <w:tcW w:type="dxa" w:w="1701"/>
           </w:tcPr>
           <w:p>
             <w:pPr>
-              <w:spacing w:after="0" w:line="300" w:lineRule="auto"/>
+              <w:spacing w:after="0" w:line="288" w:lineRule="auto"/>
             </w:pPr>
             <w:r>
               <w:rPr>
                 <w:rFonts w:ascii="微软雅黑" w:hAnsi="微软雅黑" w:eastAsia="微软雅黑"/>
                 <w:b/>
-                <w:sz w:val="19"/>
+                <w:sz w:val="18"/>
               </w:rPr>
               <w:t>最大风险</w:t>
             </w:r>
@@ -446,19 +440,19 @@
         </w:tc>
         <w:tc>
           <w:tcPr>
-            <w:tcW w:type="dxa" w:w="7597"/>
+            <w:tcW w:type="dxa" w:w="7937"/>
           </w:tcPr>
           <w:p>
             <w:pPr>
-              <w:spacing w:after="0" w:line="300" w:lineRule="auto"/>
+              <w:spacing w:after="0" w:line="288" w:lineRule="auto"/>
             </w:pPr>
             <w:r>
               <w:rPr>
                 <w:rFonts w:ascii="微软雅黑" w:hAnsi="微软雅黑" w:eastAsia="微软雅黑"/>
                 <w:b w:val="0"/>
-                <w:sz w:val="19"/>
+                <w:sz w:val="18"/>
               </w:rPr>
-              <w:t>太简单。已实测：组外试玩 7 局全部通关，平均 15.8 秒，而这张图最短只需 11.4 秒。</w:t>
+              <w:t>太简单：组外试玩 7 局全通，平均 15.8 s，而这张图最短只要 11.4 s。</w:t>
             </w:r>
           </w:p>
         </w:tc>
@@ -466,7 +460,7 @@
     </w:tbl>
     <w:p>
       <w:pPr>
-        <w:spacing w:before="40" w:after="200" w:line="288" w:lineRule="auto"/>
+        <w:spacing w:before="20" w:after="160" w:line="264" w:lineRule="auto"/>
         <w:jc w:val="center"/>
       </w:pPr>
       <w:r>
@@ -474,17 +468,17 @@
           <w:rFonts w:ascii="微软雅黑" w:hAnsi="微软雅黑" w:eastAsia="微软雅黑"/>
           <w:b w:val="0"/>
           <w:color w:val="5A6474"/>
-          <w:sz w:val="18"/>
+          <w:sz w:val="17"/>
         </w:rPr>
-        <w:t>表 1  项目提案：一页装完九个要素</w:t>
+        <w:t>表 1  提案：八个要素，一页看完</w:t>
       </w:r>
     </w:p>
     <w:p>
       <w:pPr>
         <w:keepNext/>
-        <w:spacing w:before="240" w:after="120"/>
+        <w:spacing w:before="200" w:after="80"/>
         <w:pBdr>
-          <w:bottom w:val="single" w:sz="8" w:space="4" w:color="1F3A5F"/>
+          <w:bottom w:val="single" w:sz="8" w:space="3" w:color="1F3A5F"/>
         </w:pBdr>
       </w:pPr>
       <w:r>
@@ -492,20 +486,21 @@
           <w:rFonts w:ascii="微软雅黑" w:hAnsi="微软雅黑" w:eastAsia="微软雅黑"/>
           <w:b/>
           <w:color w:val="1F3A5F"/>
-          <w:sz w:val="30"/>
+          <w:sz w:val="26"/>
         </w:rPr>
-        <w:t>二、核心循环</w:t>
+        <w:t>二、循环与画面</w:t>
       </w:r>
     </w:p>
     <w:p>
       <w:pPr>
         <w:keepNext/>
+        <w:spacing w:after="0"/>
         <w:jc w:val="center"/>
       </w:pPr>
       <w:r>
         <w:drawing>
           <wp:inline xmlns:a="http://schemas.openxmlformats.org/drawingml/2006/main" xmlns:pic="http://schemas.openxmlformats.org/drawingml/2006/picture">
-            <wp:extent cx="5112000" cy="2044800"/>
+            <wp:extent cx="5184000" cy="2073600"/>
             <wp:docPr id="1" name="Picture 1"/>
             <wp:cNvGraphicFramePr>
               <a:graphicFrameLocks noChangeAspect="1"/>
@@ -526,7 +521,7 @@
                   <pic:spPr>
                     <a:xfrm>
                       <a:off x="0" y="0"/>
-                      <a:ext cx="5112000" cy="2044800"/>
+                      <a:ext cx="5184000" cy="2073600"/>
                     </a:xfrm>
                     <a:prstGeom prst="rect"/>
                   </pic:spPr>
@@ -539,7 +534,7 @@
     </w:p>
     <w:p>
       <w:pPr>
-        <w:spacing w:before="40" w:after="200" w:line="288" w:lineRule="auto"/>
+        <w:spacing w:before="20" w:after="160" w:line="264" w:lineRule="auto"/>
         <w:jc w:val="center"/>
       </w:pPr>
       <w:r>
@@ -547,52 +542,21 @@
           <w:rFonts w:ascii="微软雅黑" w:hAnsi="微软雅黑" w:eastAsia="微软雅黑"/>
           <w:b w:val="0"/>
           <w:color w:val="5A6474"/>
-          <w:sz w:val="18"/>
+          <w:sz w:val="17"/>
         </w:rPr>
-        <w:t>图 1  走 → 撞/踏 → 发声呐 → 回声扩散 → 记住，再回到走</w:t>
-      </w:r>
-    </w:p>
-    <w:p>
-      <w:pPr>
-        <w:spacing w:before="0" w:after="80" w:line="348" w:lineRule="auto"/>
-      </w:pPr>
-      <w:r>
-        <w:rPr>
-          <w:rFonts w:ascii="微软雅黑" w:hAnsi="微软雅黑" w:eastAsia="微软雅黑"/>
-          <w:b w:val="0"/>
-          <w:color w:val="202838"/>
-          <w:sz w:val="21"/>
-        </w:rPr>
-        <w:t>循环里只有玩家动作和系统反馈；HUD 是“状态的输出”，不参与循环。走到出口即成功，按 R 重开；迷路没有死亡。</w:t>
+        <w:t>图 1  五步循环：走 → 撞/踏 → 发声呐 → 回声扩散 → 记住</w:t>
       </w:r>
     </w:p>
     <w:p>
       <w:pPr>
         <w:keepNext/>
-        <w:spacing w:before="240" w:after="120"/>
-        <w:pBdr>
-          <w:bottom w:val="single" w:sz="8" w:space="4" w:color="1F3A5F"/>
-        </w:pBdr>
-      </w:pPr>
-      <w:r>
-        <w:rPr>
-          <w:rFonts w:ascii="微软雅黑" w:hAnsi="微软雅黑" w:eastAsia="微软雅黑"/>
-          <w:b/>
-          <w:color w:val="1F3A5F"/>
-          <w:sz w:val="30"/>
-        </w:rPr>
-        <w:t>三、画面组织与验证</w:t>
-      </w:r>
-    </w:p>
-    <w:p>
-      <w:pPr>
-        <w:keepNext/>
+        <w:spacing w:after="0"/>
         <w:jc w:val="center"/>
       </w:pPr>
       <w:r>
         <w:drawing>
           <wp:inline xmlns:a="http://schemas.openxmlformats.org/drawingml/2006/main" xmlns:pic="http://schemas.openxmlformats.org/drawingml/2006/picture">
-            <wp:extent cx="4536000" cy="3515400"/>
+            <wp:extent cx="4464000" cy="3459600"/>
             <wp:docPr id="2" name="Picture 2"/>
             <wp:cNvGraphicFramePr>
               <a:graphicFrameLocks noChangeAspect="1"/>
@@ -613,7 +577,7 @@
                   <pic:spPr>
                     <a:xfrm>
                       <a:off x="0" y="0"/>
-                      <a:ext cx="4536000" cy="3515400"/>
+                      <a:ext cx="4464000" cy="3459600"/>
                     </a:xfrm>
                     <a:prstGeom prst="rect"/>
                   </pic:spPr>
@@ -626,7 +590,7 @@
     </w:p>
     <w:p>
       <w:pPr>
-        <w:spacing w:before="40" w:after="200" w:line="288" w:lineRule="auto"/>
+        <w:spacing w:before="20" w:after="160" w:line="264" w:lineRule="auto"/>
         <w:jc w:val="center"/>
       </w:pPr>
       <w:r>
@@ -634,31 +598,31 @@
           <w:rFonts w:ascii="微软雅黑" w:hAnsi="微软雅黑" w:eastAsia="微软雅黑"/>
           <w:b w:val="0"/>
           <w:color w:val="5A6474"/>
-          <w:sz w:val="18"/>
+          <w:sz w:val="17"/>
         </w:rPr>
-        <w:t>图 2  世界画面（跟着相机走）与 HUD（钉在屏幕上）的分层，以及数据从哪来</w:t>
+        <w:t>图 2  世界画面跟相机走，HUD 钉在屏幕上</w:t>
       </w:r>
     </w:p>
     <w:p>
       <w:pPr>
-        <w:spacing w:before="0" w:after="80" w:line="348" w:lineRule="auto"/>
+        <w:spacing w:before="0" w:after="80" w:line="324" w:lineRule="auto"/>
       </w:pPr>
       <w:r>
         <w:rPr>
           <w:rFonts w:ascii="微软雅黑" w:hAnsi="微软雅黑" w:eastAsia="微软雅黑"/>
           <w:b w:val="0"/>
           <w:color w:val="202838"/>
-          <w:sz w:val="21"/>
+          <w:sz w:val="20"/>
         </w:rPr>
-        <w:t>验证方法：把玩家从 (96, 96) 直接挪到 (672, 416)（横 9 格、纵 5 格），两张截图里 HUD 文字的屏幕包围盒都是 (26, 15, 431×17)，位置一点没动；文字从“0.4 s”变成“0.9 s”，说明它读的是当前状态而不是写死的。世界画面这两张完全不同，说明世界确实跟着相机在动。</w:t>
+        <w:t>HUD 不在循环里，它是状态的输出。验证方式：把玩家从 (96, 96) 挪到 (672, 416)，两张截图的 HUD 包围盒都是 (26, 15, 431×17)，位置一点没动；文字从“0.4 s”变成“0.9 s”，读的是当前状态。</w:t>
       </w:r>
     </w:p>
     <w:p>
       <w:pPr>
         <w:keepNext/>
-        <w:spacing w:before="240" w:after="120"/>
+        <w:spacing w:before="200" w:after="80"/>
         <w:pBdr>
-          <w:bottom w:val="single" w:sz="8" w:space="4" w:color="1F3A5F"/>
+          <w:bottom w:val="single" w:sz="8" w:space="3" w:color="1F3A5F"/>
         </w:pBdr>
       </w:pPr>
       <w:r>
@@ -666,23 +630,23 @@
           <w:rFonts w:ascii="微软雅黑" w:hAnsi="微软雅黑" w:eastAsia="微软雅黑"/>
           <w:b/>
           <w:color w:val="1F3A5F"/>
-          <w:sz w:val="30"/>
+          <w:sz w:val="26"/>
         </w:rPr>
-        <w:t>四、首个可玩目标、任务与状态</w:t>
+        <w:t>三、试玩证据</w:t>
       </w:r>
     </w:p>
     <w:p>
       <w:pPr>
-        <w:spacing w:before="0" w:after="120" w:line="348" w:lineRule="auto"/>
+        <w:spacing w:before="0" w:after="60" w:line="324" w:lineRule="auto"/>
       </w:pPr>
       <w:r>
         <w:rPr>
           <w:rFonts w:ascii="微软雅黑" w:hAnsi="微软雅黑" w:eastAsia="微软雅黑"/>
-          <w:b/>
+          <w:b w:val="0"/>
           <w:color w:val="202838"/>
-          <w:sz w:val="21"/>
+          <w:sz w:val="19"/>
         </w:rPr>
-        <w:t>本周验证的假设：把画面压黑之后，组外玩家是否仍然“一次就过”。</w:t>
+        <w:t>组外成员 1 人，7 局，全部通关。</w:t>
       </w:r>
     </w:p>
     <w:tbl>
@@ -691,20 +655,20 @@
         <w:jc w:val="center"/>
         <w:tblLayout w:type="fixed"/>
         <w:tblLook w:firstColumn="1" w:firstRow="1" w:lastColumn="0" w:lastRow="0" w:noHBand="0" w:noVBand="1" w:val="04A0"/>
-        <w:tblW w:type="dxa" w:w="9411"/>
+        <w:tblW w:type="dxa" w:w="8164"/>
         <w:tblCellMar>
-          <w:top w:w="60" w:type="dxa"/>
-          <w:left w:w="90" w:type="dxa"/>
-          <w:bottom w:w="60" w:type="dxa"/>
-          <w:right w:w="90" w:type="dxa"/>
+          <w:top w:w="40" w:type="dxa"/>
+          <w:left w:w="80" w:type="dxa"/>
+          <w:bottom w:w="40" w:type="dxa"/>
+          <w:right w:w="80" w:type="dxa"/>
         </w:tblCellMar>
       </w:tblPr>
       <w:tblGrid>
-        <w:gridCol w:w="3402"/>
-        <w:gridCol w:w="1247"/>
-        <w:gridCol w:w="1361"/>
-        <w:gridCol w:w="2268"/>
-        <w:gridCol w:w="1134"/>
+        <w:gridCol w:w="907"/>
+        <w:gridCol w:w="1814"/>
+        <w:gridCol w:w="1814"/>
+        <w:gridCol w:w="1814"/>
+        <w:gridCol w:w="1814"/>
       </w:tblGrid>
       <w:tr>
         <w:trPr>
@@ -713,13 +677,1137 @@
         </w:trPr>
         <w:tc>
           <w:tcPr>
-            <w:tcW w:type="dxa" w:w="3402"/>
+            <w:tcW w:type="dxa" w:w="907"/>
+            <w:shd w:val="clear" w:color="auto" w:fill="E7EEF9"/>
+          </w:tcPr>
+          <w:p>
+            <w:pPr>
+              <w:spacing w:after="0" w:line="264" w:lineRule="auto"/>
+            </w:pPr>
+            <w:r>
+              <w:rPr>
+                <w:rFonts w:ascii="微软雅黑" w:hAnsi="微软雅黑" w:eastAsia="微软雅黑"/>
+                <w:b/>
+                <w:color w:val="1F3A5F"/>
+                <w:sz w:val="17"/>
+              </w:rPr>
+              <w:t>#</w:t>
+            </w:r>
+          </w:p>
+        </w:tc>
+        <w:tc>
+          <w:tcPr>
+            <w:tcW w:type="dxa" w:w="1814"/>
+            <w:shd w:val="clear" w:color="auto" w:fill="E7EEF9"/>
+          </w:tcPr>
+          <w:p>
+            <w:pPr>
+              <w:spacing w:after="0" w:line="264" w:lineRule="auto"/>
+            </w:pPr>
+            <w:r>
+              <w:rPr>
+                <w:rFonts w:ascii="微软雅黑" w:hAnsi="微软雅黑" w:eastAsia="微软雅黑"/>
+                <w:b/>
+                <w:color w:val="1F3A5F"/>
+                <w:sz w:val="17"/>
+              </w:rPr>
+              <w:t>用时</w:t>
+            </w:r>
+          </w:p>
+        </w:tc>
+        <w:tc>
+          <w:tcPr>
+            <w:tcW w:type="dxa" w:w="1814"/>
+            <w:shd w:val="clear" w:color="auto" w:fill="E7EEF9"/>
+          </w:tcPr>
+          <w:p>
+            <w:pPr>
+              <w:spacing w:after="0" w:line="264" w:lineRule="auto"/>
+            </w:pPr>
+            <w:r>
+              <w:rPr>
+                <w:rFonts w:ascii="微软雅黑" w:hAnsi="微软雅黑" w:eastAsia="微软雅黑"/>
+                <w:b/>
+                <w:color w:val="1F3A5F"/>
+                <w:sz w:val="17"/>
+              </w:rPr>
+              <w:t>声呐</w:t>
+            </w:r>
+          </w:p>
+        </w:tc>
+        <w:tc>
+          <w:tcPr>
+            <w:tcW w:type="dxa" w:w="1814"/>
+            <w:shd w:val="clear" w:color="auto" w:fill="E7EEF9"/>
+          </w:tcPr>
+          <w:p>
+            <w:pPr>
+              <w:spacing w:after="0" w:line="264" w:lineRule="auto"/>
+            </w:pPr>
+            <w:r>
+              <w:rPr>
+                <w:rFonts w:ascii="微软雅黑" w:hAnsi="微软雅黑" w:eastAsia="微软雅黑"/>
+                <w:b/>
+                <w:color w:val="1F3A5F"/>
+                <w:sz w:val="17"/>
+              </w:rPr>
+              <w:t>格子</w:t>
+            </w:r>
+          </w:p>
+        </w:tc>
+        <w:tc>
+          <w:tcPr>
+            <w:tcW w:type="dxa" w:w="1814"/>
+            <w:shd w:val="clear" w:color="auto" w:fill="E7EEF9"/>
+          </w:tcPr>
+          <w:p>
+            <w:pPr>
+              <w:spacing w:after="0" w:line="264" w:lineRule="auto"/>
+            </w:pPr>
+            <w:r>
+              <w:rPr>
+                <w:rFonts w:ascii="微软雅黑" w:hAnsi="微软雅黑" w:eastAsia="微软雅黑"/>
+                <w:b/>
+                <w:color w:val="1F3A5F"/>
+                <w:sz w:val="17"/>
+              </w:rPr>
+              <w:t>结果</w:t>
+            </w:r>
+          </w:p>
+        </w:tc>
+      </w:tr>
+      <w:tr>
+        <w:trPr>
+          <w:cantSplit/>
+        </w:trPr>
+        <w:tc>
+          <w:tcPr>
+            <w:tcW w:type="dxa" w:w="907"/>
+          </w:tcPr>
+          <w:p>
+            <w:pPr>
+              <w:spacing w:after="0" w:line="288" w:lineRule="auto"/>
+            </w:pPr>
+            <w:r>
+              <w:rPr>
+                <w:rFonts w:ascii="微软雅黑" w:hAnsi="微软雅黑" w:eastAsia="微软雅黑"/>
+                <w:b w:val="0"/>
+                <w:sz w:val="17"/>
+              </w:rPr>
+              <w:t>1</w:t>
+            </w:r>
+          </w:p>
+        </w:tc>
+        <w:tc>
+          <w:tcPr>
+            <w:tcW w:type="dxa" w:w="1814"/>
+          </w:tcPr>
+          <w:p>
+            <w:pPr>
+              <w:spacing w:after="0" w:line="288" w:lineRule="auto"/>
+            </w:pPr>
+            <w:r>
+              <w:rPr>
+                <w:rFonts w:ascii="微软雅黑" w:hAnsi="微软雅黑" w:eastAsia="微软雅黑"/>
+                <w:b w:val="0"/>
+                <w:sz w:val="17"/>
+              </w:rPr>
+              <w:t>13.69s</w:t>
+            </w:r>
+          </w:p>
+        </w:tc>
+        <w:tc>
+          <w:tcPr>
+            <w:tcW w:type="dxa" w:w="1814"/>
+          </w:tcPr>
+          <w:p>
+            <w:pPr>
+              <w:spacing w:after="0" w:line="288" w:lineRule="auto"/>
+            </w:pPr>
+            <w:r>
+              <w:rPr>
+                <w:rFonts w:ascii="微软雅黑" w:hAnsi="微软雅黑" w:eastAsia="微软雅黑"/>
+                <w:b w:val="0"/>
+                <w:sz w:val="17"/>
+              </w:rPr>
+              <w:t>1</w:t>
+            </w:r>
+          </w:p>
+        </w:tc>
+        <w:tc>
+          <w:tcPr>
+            <w:tcW w:type="dxa" w:w="1814"/>
+          </w:tcPr>
+          <w:p>
+            <w:pPr>
+              <w:spacing w:after="0" w:line="288" w:lineRule="auto"/>
+            </w:pPr>
+            <w:r>
+              <w:rPr>
+                <w:rFonts w:ascii="微软雅黑" w:hAnsi="微软雅黑" w:eastAsia="微软雅黑"/>
+                <w:b w:val="0"/>
+                <w:sz w:val="17"/>
+              </w:rPr>
+              <w:t>45</w:t>
+            </w:r>
+          </w:p>
+        </w:tc>
+        <w:tc>
+          <w:tcPr>
+            <w:tcW w:type="dxa" w:w="1814"/>
+          </w:tcPr>
+          <w:p>
+            <w:pPr>
+              <w:spacing w:after="0" w:line="288" w:lineRule="auto"/>
+            </w:pPr>
+            <w:r>
+              <w:rPr>
+                <w:rFonts w:ascii="微软雅黑" w:hAnsi="微软雅黑" w:eastAsia="微软雅黑"/>
+                <w:b w:val="0"/>
+                <w:sz w:val="17"/>
+              </w:rPr>
+              <w:t>通关</w:t>
+            </w:r>
+          </w:p>
+        </w:tc>
+      </w:tr>
+      <w:tr>
+        <w:trPr>
+          <w:cantSplit/>
+        </w:trPr>
+        <w:tc>
+          <w:tcPr>
+            <w:tcW w:type="dxa" w:w="907"/>
+          </w:tcPr>
+          <w:p>
+            <w:pPr>
+              <w:spacing w:after="0" w:line="288" w:lineRule="auto"/>
+            </w:pPr>
+            <w:r>
+              <w:rPr>
+                <w:rFonts w:ascii="微软雅黑" w:hAnsi="微软雅黑" w:eastAsia="微软雅黑"/>
+                <w:b w:val="0"/>
+                <w:sz w:val="17"/>
+              </w:rPr>
+              <w:t>2</w:t>
+            </w:r>
+          </w:p>
+        </w:tc>
+        <w:tc>
+          <w:tcPr>
+            <w:tcW w:type="dxa" w:w="1814"/>
+          </w:tcPr>
+          <w:p>
+            <w:pPr>
+              <w:spacing w:after="0" w:line="288" w:lineRule="auto"/>
+            </w:pPr>
+            <w:r>
+              <w:rPr>
+                <w:rFonts w:ascii="微软雅黑" w:hAnsi="微软雅黑" w:eastAsia="微软雅黑"/>
+                <w:b w:val="0"/>
+                <w:sz w:val="17"/>
+              </w:rPr>
+              <w:t>18.37s</w:t>
+            </w:r>
+          </w:p>
+        </w:tc>
+        <w:tc>
+          <w:tcPr>
+            <w:tcW w:type="dxa" w:w="1814"/>
+          </w:tcPr>
+          <w:p>
+            <w:pPr>
+              <w:spacing w:after="0" w:line="288" w:lineRule="auto"/>
+            </w:pPr>
+            <w:r>
+              <w:rPr>
+                <w:rFonts w:ascii="微软雅黑" w:hAnsi="微软雅黑" w:eastAsia="微软雅黑"/>
+                <w:b w:val="0"/>
+                <w:sz w:val="17"/>
+              </w:rPr>
+              <w:t>6</w:t>
+            </w:r>
+          </w:p>
+        </w:tc>
+        <w:tc>
+          <w:tcPr>
+            <w:tcW w:type="dxa" w:w="1814"/>
+          </w:tcPr>
+          <w:p>
+            <w:pPr>
+              <w:spacing w:after="0" w:line="288" w:lineRule="auto"/>
+            </w:pPr>
+            <w:r>
+              <w:rPr>
+                <w:rFonts w:ascii="微软雅黑" w:hAnsi="微软雅黑" w:eastAsia="微软雅黑"/>
+                <w:b w:val="0"/>
+                <w:sz w:val="17"/>
+              </w:rPr>
+              <w:t>75</w:t>
+            </w:r>
+          </w:p>
+        </w:tc>
+        <w:tc>
+          <w:tcPr>
+            <w:tcW w:type="dxa" w:w="1814"/>
+          </w:tcPr>
+          <w:p>
+            <w:pPr>
+              <w:spacing w:after="0" w:line="288" w:lineRule="auto"/>
+            </w:pPr>
+            <w:r>
+              <w:rPr>
+                <w:rFonts w:ascii="微软雅黑" w:hAnsi="微软雅黑" w:eastAsia="微软雅黑"/>
+                <w:b w:val="0"/>
+                <w:sz w:val="17"/>
+              </w:rPr>
+              <w:t>通关</w:t>
+            </w:r>
+          </w:p>
+        </w:tc>
+      </w:tr>
+      <w:tr>
+        <w:trPr>
+          <w:cantSplit/>
+        </w:trPr>
+        <w:tc>
+          <w:tcPr>
+            <w:tcW w:type="dxa" w:w="907"/>
+          </w:tcPr>
+          <w:p>
+            <w:pPr>
+              <w:spacing w:after="0" w:line="288" w:lineRule="auto"/>
+            </w:pPr>
+            <w:r>
+              <w:rPr>
+                <w:rFonts w:ascii="微软雅黑" w:hAnsi="微软雅黑" w:eastAsia="微软雅黑"/>
+                <w:b w:val="0"/>
+                <w:sz w:val="17"/>
+              </w:rPr>
+              <w:t>3</w:t>
+            </w:r>
+          </w:p>
+        </w:tc>
+        <w:tc>
+          <w:tcPr>
+            <w:tcW w:type="dxa" w:w="1814"/>
+          </w:tcPr>
+          <w:p>
+            <w:pPr>
+              <w:spacing w:after="0" w:line="288" w:lineRule="auto"/>
+            </w:pPr>
+            <w:r>
+              <w:rPr>
+                <w:rFonts w:ascii="微软雅黑" w:hAnsi="微软雅黑" w:eastAsia="微软雅黑"/>
+                <w:b w:val="0"/>
+                <w:sz w:val="17"/>
+              </w:rPr>
+              <w:t>12.3s</w:t>
+            </w:r>
+          </w:p>
+        </w:tc>
+        <w:tc>
+          <w:tcPr>
+            <w:tcW w:type="dxa" w:w="1814"/>
+          </w:tcPr>
+          <w:p>
+            <w:pPr>
+              <w:spacing w:after="0" w:line="288" w:lineRule="auto"/>
+            </w:pPr>
+            <w:r>
+              <w:rPr>
+                <w:rFonts w:ascii="微软雅黑" w:hAnsi="微软雅黑" w:eastAsia="微软雅黑"/>
+                <w:b w:val="0"/>
+                <w:sz w:val="17"/>
+              </w:rPr>
+              <w:t>5</w:t>
+            </w:r>
+          </w:p>
+        </w:tc>
+        <w:tc>
+          <w:tcPr>
+            <w:tcW w:type="dxa" w:w="1814"/>
+          </w:tcPr>
+          <w:p>
+            <w:pPr>
+              <w:spacing w:after="0" w:line="288" w:lineRule="auto"/>
+            </w:pPr>
+            <w:r>
+              <w:rPr>
+                <w:rFonts w:ascii="微软雅黑" w:hAnsi="微软雅黑" w:eastAsia="微软雅黑"/>
+                <w:b w:val="0"/>
+                <w:sz w:val="17"/>
+              </w:rPr>
+              <w:t>44</w:t>
+            </w:r>
+          </w:p>
+        </w:tc>
+        <w:tc>
+          <w:tcPr>
+            <w:tcW w:type="dxa" w:w="1814"/>
+          </w:tcPr>
+          <w:p>
+            <w:pPr>
+              <w:spacing w:after="0" w:line="288" w:lineRule="auto"/>
+            </w:pPr>
+            <w:r>
+              <w:rPr>
+                <w:rFonts w:ascii="微软雅黑" w:hAnsi="微软雅黑" w:eastAsia="微软雅黑"/>
+                <w:b w:val="0"/>
+                <w:sz w:val="17"/>
+              </w:rPr>
+              <w:t>通关</w:t>
+            </w:r>
+          </w:p>
+        </w:tc>
+      </w:tr>
+      <w:tr>
+        <w:trPr>
+          <w:cantSplit/>
+        </w:trPr>
+        <w:tc>
+          <w:tcPr>
+            <w:tcW w:type="dxa" w:w="907"/>
+          </w:tcPr>
+          <w:p>
+            <w:pPr>
+              <w:spacing w:after="0" w:line="288" w:lineRule="auto"/>
+            </w:pPr>
+            <w:r>
+              <w:rPr>
+                <w:rFonts w:ascii="微软雅黑" w:hAnsi="微软雅黑" w:eastAsia="微软雅黑"/>
+                <w:b w:val="0"/>
+                <w:sz w:val="17"/>
+              </w:rPr>
+              <w:t>4</w:t>
+            </w:r>
+          </w:p>
+        </w:tc>
+        <w:tc>
+          <w:tcPr>
+            <w:tcW w:type="dxa" w:w="1814"/>
+          </w:tcPr>
+          <w:p>
+            <w:pPr>
+              <w:spacing w:after="0" w:line="288" w:lineRule="auto"/>
+            </w:pPr>
+            <w:r>
+              <w:rPr>
+                <w:rFonts w:ascii="微软雅黑" w:hAnsi="微软雅黑" w:eastAsia="微软雅黑"/>
+                <w:b w:val="0"/>
+                <w:sz w:val="17"/>
+              </w:rPr>
+              <w:t>16.76s</w:t>
+            </w:r>
+          </w:p>
+        </w:tc>
+        <w:tc>
+          <w:tcPr>
+            <w:tcW w:type="dxa" w:w="1814"/>
+          </w:tcPr>
+          <w:p>
+            <w:pPr>
+              <w:spacing w:after="0" w:line="288" w:lineRule="auto"/>
+            </w:pPr>
+            <w:r>
+              <w:rPr>
+                <w:rFonts w:ascii="微软雅黑" w:hAnsi="微软雅黑" w:eastAsia="微软雅黑"/>
+                <w:b w:val="0"/>
+                <w:sz w:val="17"/>
+              </w:rPr>
+              <w:t>8</w:t>
+            </w:r>
+          </w:p>
+        </w:tc>
+        <w:tc>
+          <w:tcPr>
+            <w:tcW w:type="dxa" w:w="1814"/>
+          </w:tcPr>
+          <w:p>
+            <w:pPr>
+              <w:spacing w:after="0" w:line="288" w:lineRule="auto"/>
+            </w:pPr>
+            <w:r>
+              <w:rPr>
+                <w:rFonts w:ascii="微软雅黑" w:hAnsi="微软雅黑" w:eastAsia="微软雅黑"/>
+                <w:b w:val="0"/>
+                <w:sz w:val="17"/>
+              </w:rPr>
+              <w:t>53</w:t>
+            </w:r>
+          </w:p>
+        </w:tc>
+        <w:tc>
+          <w:tcPr>
+            <w:tcW w:type="dxa" w:w="1814"/>
+          </w:tcPr>
+          <w:p>
+            <w:pPr>
+              <w:spacing w:after="0" w:line="288" w:lineRule="auto"/>
+            </w:pPr>
+            <w:r>
+              <w:rPr>
+                <w:rFonts w:ascii="微软雅黑" w:hAnsi="微软雅黑" w:eastAsia="微软雅黑"/>
+                <w:b w:val="0"/>
+                <w:sz w:val="17"/>
+              </w:rPr>
+              <w:t>通关</w:t>
+            </w:r>
+          </w:p>
+        </w:tc>
+      </w:tr>
+      <w:tr>
+        <w:trPr>
+          <w:cantSplit/>
+        </w:trPr>
+        <w:tc>
+          <w:tcPr>
+            <w:tcW w:type="dxa" w:w="907"/>
+          </w:tcPr>
+          <w:p>
+            <w:pPr>
+              <w:spacing w:after="0" w:line="288" w:lineRule="auto"/>
+            </w:pPr>
+            <w:r>
+              <w:rPr>
+                <w:rFonts w:ascii="微软雅黑" w:hAnsi="微软雅黑" w:eastAsia="微软雅黑"/>
+                <w:b w:val="0"/>
+                <w:sz w:val="17"/>
+              </w:rPr>
+              <w:t>5</w:t>
+            </w:r>
+          </w:p>
+        </w:tc>
+        <w:tc>
+          <w:tcPr>
+            <w:tcW w:type="dxa" w:w="1814"/>
+          </w:tcPr>
+          <w:p>
+            <w:pPr>
+              <w:spacing w:after="0" w:line="288" w:lineRule="auto"/>
+            </w:pPr>
+            <w:r>
+              <w:rPr>
+                <w:rFonts w:ascii="微软雅黑" w:hAnsi="微软雅黑" w:eastAsia="微软雅黑"/>
+                <w:b w:val="0"/>
+                <w:sz w:val="17"/>
+              </w:rPr>
+              <w:t>13.29s</w:t>
+            </w:r>
+          </w:p>
+        </w:tc>
+        <w:tc>
+          <w:tcPr>
+            <w:tcW w:type="dxa" w:w="1814"/>
+          </w:tcPr>
+          <w:p>
+            <w:pPr>
+              <w:spacing w:after="0" w:line="288" w:lineRule="auto"/>
+            </w:pPr>
+            <w:r>
+              <w:rPr>
+                <w:rFonts w:ascii="微软雅黑" w:hAnsi="微软雅黑" w:eastAsia="微软雅黑"/>
+                <w:b w:val="0"/>
+                <w:sz w:val="17"/>
+              </w:rPr>
+              <w:t>8</w:t>
+            </w:r>
+          </w:p>
+        </w:tc>
+        <w:tc>
+          <w:tcPr>
+            <w:tcW w:type="dxa" w:w="1814"/>
+          </w:tcPr>
+          <w:p>
+            <w:pPr>
+              <w:spacing w:after="0" w:line="288" w:lineRule="auto"/>
+            </w:pPr>
+            <w:r>
+              <w:rPr>
+                <w:rFonts w:ascii="微软雅黑" w:hAnsi="微软雅黑" w:eastAsia="微软雅黑"/>
+                <w:b w:val="0"/>
+                <w:sz w:val="17"/>
+              </w:rPr>
+              <w:t>53</w:t>
+            </w:r>
+          </w:p>
+        </w:tc>
+        <w:tc>
+          <w:tcPr>
+            <w:tcW w:type="dxa" w:w="1814"/>
+          </w:tcPr>
+          <w:p>
+            <w:pPr>
+              <w:spacing w:after="0" w:line="288" w:lineRule="auto"/>
+            </w:pPr>
+            <w:r>
+              <w:rPr>
+                <w:rFonts w:ascii="微软雅黑" w:hAnsi="微软雅黑" w:eastAsia="微软雅黑"/>
+                <w:b w:val="0"/>
+                <w:sz w:val="17"/>
+              </w:rPr>
+              <w:t>通关</w:t>
+            </w:r>
+          </w:p>
+        </w:tc>
+      </w:tr>
+      <w:tr>
+        <w:trPr>
+          <w:cantSplit/>
+        </w:trPr>
+        <w:tc>
+          <w:tcPr>
+            <w:tcW w:type="dxa" w:w="907"/>
+          </w:tcPr>
+          <w:p>
+            <w:pPr>
+              <w:spacing w:after="0" w:line="288" w:lineRule="auto"/>
+            </w:pPr>
+            <w:r>
+              <w:rPr>
+                <w:rFonts w:ascii="微软雅黑" w:hAnsi="微软雅黑" w:eastAsia="微软雅黑"/>
+                <w:b w:val="0"/>
+                <w:sz w:val="17"/>
+              </w:rPr>
+              <w:t>6</w:t>
+            </w:r>
+          </w:p>
+        </w:tc>
+        <w:tc>
+          <w:tcPr>
+            <w:tcW w:type="dxa" w:w="1814"/>
+          </w:tcPr>
+          <w:p>
+            <w:pPr>
+              <w:spacing w:after="0" w:line="288" w:lineRule="auto"/>
+            </w:pPr>
+            <w:r>
+              <w:rPr>
+                <w:rFonts w:ascii="微软雅黑" w:hAnsi="微软雅黑" w:eastAsia="微软雅黑"/>
+                <w:b w:val="0"/>
+                <w:sz w:val="17"/>
+              </w:rPr>
+              <w:t>14.59s</w:t>
+            </w:r>
+          </w:p>
+        </w:tc>
+        <w:tc>
+          <w:tcPr>
+            <w:tcW w:type="dxa" w:w="1814"/>
+          </w:tcPr>
+          <w:p>
+            <w:pPr>
+              <w:spacing w:after="0" w:line="288" w:lineRule="auto"/>
+            </w:pPr>
+            <w:r>
+              <w:rPr>
+                <w:rFonts w:ascii="微软雅黑" w:hAnsi="微软雅黑" w:eastAsia="微软雅黑"/>
+                <w:b w:val="0"/>
+                <w:sz w:val="17"/>
+              </w:rPr>
+              <w:t>6</w:t>
+            </w:r>
+          </w:p>
+        </w:tc>
+        <w:tc>
+          <w:tcPr>
+            <w:tcW w:type="dxa" w:w="1814"/>
+          </w:tcPr>
+          <w:p>
+            <w:pPr>
+              <w:spacing w:after="0" w:line="288" w:lineRule="auto"/>
+            </w:pPr>
+            <w:r>
+              <w:rPr>
+                <w:rFonts w:ascii="微软雅黑" w:hAnsi="微软雅黑" w:eastAsia="微软雅黑"/>
+                <w:b w:val="0"/>
+                <w:sz w:val="17"/>
+              </w:rPr>
+              <w:t>49</w:t>
+            </w:r>
+          </w:p>
+        </w:tc>
+        <w:tc>
+          <w:tcPr>
+            <w:tcW w:type="dxa" w:w="1814"/>
+          </w:tcPr>
+          <w:p>
+            <w:pPr>
+              <w:spacing w:after="0" w:line="288" w:lineRule="auto"/>
+            </w:pPr>
+            <w:r>
+              <w:rPr>
+                <w:rFonts w:ascii="微软雅黑" w:hAnsi="微软雅黑" w:eastAsia="微软雅黑"/>
+                <w:b w:val="0"/>
+                <w:sz w:val="17"/>
+              </w:rPr>
+              <w:t>通关</w:t>
+            </w:r>
+          </w:p>
+        </w:tc>
+      </w:tr>
+      <w:tr>
+        <w:trPr>
+          <w:cantSplit/>
+        </w:trPr>
+        <w:tc>
+          <w:tcPr>
+            <w:tcW w:type="dxa" w:w="907"/>
+          </w:tcPr>
+          <w:p>
+            <w:pPr>
+              <w:spacing w:after="0" w:line="288" w:lineRule="auto"/>
+            </w:pPr>
+            <w:r>
+              <w:rPr>
+                <w:rFonts w:ascii="微软雅黑" w:hAnsi="微软雅黑" w:eastAsia="微软雅黑"/>
+                <w:b w:val="0"/>
+                <w:sz w:val="17"/>
+              </w:rPr>
+              <w:t>7</w:t>
+            </w:r>
+          </w:p>
+        </w:tc>
+        <w:tc>
+          <w:tcPr>
+            <w:tcW w:type="dxa" w:w="1814"/>
+          </w:tcPr>
+          <w:p>
+            <w:pPr>
+              <w:spacing w:after="0" w:line="288" w:lineRule="auto"/>
+            </w:pPr>
+            <w:r>
+              <w:rPr>
+                <w:rFonts w:ascii="微软雅黑" w:hAnsi="微软雅黑" w:eastAsia="微软雅黑"/>
+                <w:b w:val="0"/>
+                <w:sz w:val="17"/>
+              </w:rPr>
+              <w:t>21.44s</w:t>
+            </w:r>
+          </w:p>
+        </w:tc>
+        <w:tc>
+          <w:tcPr>
+            <w:tcW w:type="dxa" w:w="1814"/>
+          </w:tcPr>
+          <w:p>
+            <w:pPr>
+              <w:spacing w:after="0" w:line="288" w:lineRule="auto"/>
+            </w:pPr>
+            <w:r>
+              <w:rPr>
+                <w:rFonts w:ascii="微软雅黑" w:hAnsi="微软雅黑" w:eastAsia="微软雅黑"/>
+                <w:b w:val="0"/>
+                <w:sz w:val="17"/>
+              </w:rPr>
+              <w:t>3</w:t>
+            </w:r>
+          </w:p>
+        </w:tc>
+        <w:tc>
+          <w:tcPr>
+            <w:tcW w:type="dxa" w:w="1814"/>
+          </w:tcPr>
+          <w:p>
+            <w:pPr>
+              <w:spacing w:after="0" w:line="288" w:lineRule="auto"/>
+            </w:pPr>
+            <w:r>
+              <w:rPr>
+                <w:rFonts w:ascii="微软雅黑" w:hAnsi="微软雅黑" w:eastAsia="微软雅黑"/>
+                <w:b w:val="0"/>
+                <w:sz w:val="17"/>
+              </w:rPr>
+              <w:t>54</w:t>
+            </w:r>
+          </w:p>
+        </w:tc>
+        <w:tc>
+          <w:tcPr>
+            <w:tcW w:type="dxa" w:w="1814"/>
+          </w:tcPr>
+          <w:p>
+            <w:pPr>
+              <w:spacing w:after="0" w:line="288" w:lineRule="auto"/>
+            </w:pPr>
+            <w:r>
+              <w:rPr>
+                <w:rFonts w:ascii="微软雅黑" w:hAnsi="微软雅黑" w:eastAsia="微软雅黑"/>
+                <w:b w:val="0"/>
+                <w:sz w:val="17"/>
+              </w:rPr>
+              <w:t>通关</w:t>
+            </w:r>
+          </w:p>
+        </w:tc>
+      </w:tr>
+    </w:tbl>
+    <w:p>
+      <w:pPr>
+        <w:spacing w:before="20" w:after="160" w:line="264" w:lineRule="auto"/>
+        <w:jc w:val="center"/>
+      </w:pPr>
+      <w:r>
+        <w:rPr>
+          <w:rFonts w:ascii="微软雅黑" w:hAnsi="微软雅黑" w:eastAsia="微软雅黑"/>
+          <w:b w:val="0"/>
+          <w:color w:val="5A6474"/>
+          <w:sz w:val="17"/>
+        </w:rPr>
+        <w:t>表 2  七局原始数据（runs.json）</w:t>
+      </w:r>
+    </w:p>
+    <w:p>
+      <w:pPr>
+        <w:spacing w:before="0" w:after="60" w:line="324" w:lineRule="auto"/>
+      </w:pPr>
+      <w:r>
+        <w:rPr>
+          <w:rFonts w:ascii="微软雅黑" w:hAnsi="微软雅黑" w:eastAsia="微软雅黑"/>
+          <w:b w:val="0"/>
+          <w:color w:val="202838"/>
+          <w:sz w:val="20"/>
+        </w:rPr>
+        <w:t>平均 15.8 s、平均 5.3 次声呐、7/7 通关。最短路径 42 格（11.4 s），只比理论最优慢 40%——不是“有点简单”，是几乎没走弯路。</w:t>
+      </w:r>
+    </w:p>
+    <w:p>
+      <w:pPr>
+        <w:spacing w:before="0" w:after="80" w:line="324" w:lineRule="auto"/>
+      </w:pPr>
+      <w:r>
+        <w:rPr>
+          <w:rFonts w:ascii="微软雅黑" w:hAnsi="微软雅黑" w:eastAsia="微软雅黑"/>
+          <w:b w:val="0"/>
+          <w:color w:val="202838"/>
+          <w:sz w:val="20"/>
+        </w:rPr>
+        <w:t>反馈：① 太简单，和普通迷宫没区别；② 画面没全黑，还看得清路；③ 声呐应该是波形向外。三条已改完。建议：地图加大。</w:t>
+      </w:r>
+    </w:p>
+    <w:p>
+      <w:pPr>
+        <w:keepNext/>
+        <w:spacing w:before="200" w:after="80"/>
+        <w:pBdr>
+          <w:bottom w:val="single" w:sz="8" w:space="3" w:color="1F3A5F"/>
+        </w:pBdr>
+      </w:pPr>
+      <w:r>
+        <w:rPr>
+          <w:rFonts w:ascii="微软雅黑" w:hAnsi="微软雅黑" w:eastAsia="微软雅黑"/>
+          <w:b/>
+          <w:color w:val="1F3A5F"/>
+          <w:sz w:val="26"/>
+        </w:rPr>
+        <w:t>四、一次决策</w:t>
+      </w:r>
+    </w:p>
+    <w:tbl>
+      <w:tblPr>
+        <w:tblStyle w:val="TableGrid"/>
+        <w:jc w:val="center"/>
+        <w:tblLayout w:type="fixed"/>
+        <w:tblLook w:firstColumn="1" w:firstRow="1" w:lastColumn="0" w:lastRow="0" w:noHBand="0" w:noVBand="1" w:val="04A0"/>
+        <w:tblW w:type="dxa" w:w="9638"/>
+        <w:tblCellMar>
+          <w:top w:w="40" w:type="dxa"/>
+          <w:left w:w="80" w:type="dxa"/>
+          <w:bottom w:w="40" w:type="dxa"/>
+          <w:right w:w="80" w:type="dxa"/>
+        </w:tblCellMar>
+      </w:tblPr>
+      <w:tblGrid>
+        <w:gridCol w:w="1361"/>
+        <w:gridCol w:w="8277"/>
+      </w:tblGrid>
+      <w:tr>
+        <w:trPr>
+          <w:cantSplit/>
+          <w:tblHeader/>
+        </w:trPr>
+        <w:tc>
+          <w:tcPr>
+            <w:tcW w:type="dxa" w:w="1361"/>
             <w:shd w:val="clear" w:color="auto" w:fill="E7EEF9"/>
           </w:tcPr>
           <w:p>
             <w:pPr>
               <w:keepNext/>
-              <w:spacing w:after="0" w:line="276" w:lineRule="auto"/>
+              <w:spacing w:after="0" w:line="264" w:lineRule="auto"/>
+            </w:pPr>
+            <w:r>
+              <w:rPr>
+                <w:rFonts w:ascii="微软雅黑" w:hAnsi="微软雅黑" w:eastAsia="微软雅黑"/>
+                <w:b/>
+                <w:color w:val="1F3A5F"/>
+                <w:sz w:val="18"/>
+              </w:rPr>
+              <w:t>项</w:t>
+            </w:r>
+          </w:p>
+        </w:tc>
+        <w:tc>
+          <w:tcPr>
+            <w:tcW w:type="dxa" w:w="8277"/>
+            <w:shd w:val="clear" w:color="auto" w:fill="E7EEF9"/>
+          </w:tcPr>
+          <w:p>
+            <w:pPr>
+              <w:keepNext/>
+              <w:spacing w:after="0" w:line="264" w:lineRule="auto"/>
+            </w:pPr>
+            <w:r>
+              <w:rPr>
+                <w:rFonts w:ascii="微软雅黑" w:hAnsi="微软雅黑" w:eastAsia="微软雅黑"/>
+                <w:b/>
+                <w:color w:val="1F3A5F"/>
+                <w:sz w:val="18"/>
+              </w:rPr>
+              <w:t>内容</w:t>
+            </w:r>
+          </w:p>
+        </w:tc>
+      </w:tr>
+      <w:tr>
+        <w:trPr>
+          <w:cantSplit/>
+        </w:trPr>
+        <w:tc>
+          <w:tcPr>
+            <w:tcW w:type="dxa" w:w="1361"/>
+          </w:tcPr>
+          <w:p>
+            <w:pPr>
+              <w:keepNext/>
+              <w:spacing w:after="0" w:line="288" w:lineRule="auto"/>
+            </w:pPr>
+            <w:r>
+              <w:rPr>
+                <w:rFonts w:ascii="微软雅黑" w:hAnsi="微软雅黑" w:eastAsia="微软雅黑"/>
+                <w:b/>
+                <w:sz w:val="18"/>
+              </w:rPr>
+              <w:t>候选</w:t>
+            </w:r>
+          </w:p>
+        </w:tc>
+        <w:tc>
+          <w:tcPr>
+            <w:tcW w:type="dxa" w:w="8277"/>
+          </w:tcPr>
+          <w:p>
+            <w:pPr>
+              <w:keepNext/>
+              <w:spacing w:after="0" w:line="288" w:lineRule="auto"/>
+            </w:pPr>
+            <w:r>
+              <w:rPr>
+                <w:rFonts w:ascii="微软雅黑" w:hAnsi="微软雅黑" w:eastAsia="微软雅黑"/>
+                <w:b w:val="0"/>
+                <w:sz w:val="18"/>
+              </w:rPr>
+              <w:t>A：0.05 的黑暗度 + 128px 径向光圈；C：0.015 + 56px 环状光圈</w:t>
+            </w:r>
+          </w:p>
+        </w:tc>
+      </w:tr>
+      <w:tr>
+        <w:trPr>
+          <w:cantSplit/>
+        </w:trPr>
+        <w:tc>
+          <w:tcPr>
+            <w:tcW w:type="dxa" w:w="1361"/>
+          </w:tcPr>
+          <w:p>
+            <w:pPr>
+              <w:keepNext/>
+              <w:spacing w:after="0" w:line="288" w:lineRule="auto"/>
+            </w:pPr>
+            <w:r>
+              <w:rPr>
+                <w:rFonts w:ascii="微软雅黑" w:hAnsi="微软雅黑" w:eastAsia="微软雅黑"/>
+                <w:b/>
+                <w:sz w:val="18"/>
+              </w:rPr>
+              <w:t>证据</w:t>
+            </w:r>
+          </w:p>
+        </w:tc>
+        <w:tc>
+          <w:tcPr>
+            <w:tcW w:type="dxa" w:w="8277"/>
+          </w:tcPr>
+          <w:p>
+            <w:pPr>
+              <w:keepNext/>
+              <w:spacing w:after="0" w:line="288" w:lineRule="auto"/>
+            </w:pPr>
+            <w:r>
+              <w:rPr>
+                <w:rFonts w:ascii="微软雅黑" w:hAnsi="微软雅黑" w:eastAsia="微软雅黑"/>
+                <w:b w:val="0"/>
+                <w:sz w:val="18"/>
+              </w:rPr>
+              <w:t>同位置截图采样：墙 15.3 → 4.7，空地 4.7 → 1.3，整屏均值 8.8 → 5.5</w:t>
+            </w:r>
+          </w:p>
+        </w:tc>
+      </w:tr>
+      <w:tr>
+        <w:trPr>
+          <w:cantSplit/>
+        </w:trPr>
+        <w:tc>
+          <w:tcPr>
+            <w:tcW w:type="dxa" w:w="1361"/>
+          </w:tcPr>
+          <w:p>
+            <w:pPr>
+              <w:keepNext/>
+              <w:spacing w:after="0" w:line="288" w:lineRule="auto"/>
+            </w:pPr>
+            <w:r>
+              <w:rPr>
+                <w:rFonts w:ascii="微软雅黑" w:hAnsi="微软雅黑" w:eastAsia="微软雅黑"/>
+                <w:b/>
+                <w:sz w:val="18"/>
+              </w:rPr>
+              <w:t>取舍</w:t>
+            </w:r>
+          </w:p>
+        </w:tc>
+        <w:tc>
+          <w:tcPr>
+            <w:tcW w:type="dxa" w:w="8277"/>
+          </w:tcPr>
+          <w:p>
+            <w:pPr>
+              <w:keepNext/>
+              <w:spacing w:after="0" w:line="288" w:lineRule="auto"/>
+            </w:pPr>
+            <w:r>
+              <w:rPr>
+                <w:rFonts w:ascii="微软雅黑" w:hAnsi="微软雅黑" w:eastAsia="微软雅黑"/>
+                <w:b w:val="0"/>
+                <w:sz w:val="18"/>
+              </w:rPr>
+              <w:t>选 C：试玩者说“还能看清路”，而 A 的墙 15/255 在暗环境里仍能看出轮廓</w:t>
+            </w:r>
+          </w:p>
+        </w:tc>
+      </w:tr>
+      <w:tr>
+        <w:trPr>
+          <w:cantSplit/>
+        </w:trPr>
+        <w:tc>
+          <w:tcPr>
+            <w:tcW w:type="dxa" w:w="1361"/>
+          </w:tcPr>
+          <w:p>
+            <w:pPr>
+              <w:keepNext/>
+              <w:spacing w:after="0" w:line="288" w:lineRule="auto"/>
+            </w:pPr>
+            <w:r>
+              <w:rPr>
+                <w:rFonts w:ascii="微软雅黑" w:hAnsi="微软雅黑" w:eastAsia="微软雅黑"/>
+                <w:b/>
+                <w:sz w:val="18"/>
+              </w:rPr>
+              <w:t>连带</w:t>
+            </w:r>
+          </w:p>
+        </w:tc>
+        <w:tc>
+          <w:tcPr>
+            <w:tcW w:type="dxa" w:w="8277"/>
+          </w:tcPr>
+          <w:p>
+            <w:pPr>
+              <w:keepNext/>
+              <w:spacing w:after="0" w:line="288" w:lineRule="auto"/>
+            </w:pPr>
+            <w:r>
+              <w:rPr>
+                <w:rFonts w:ascii="微软雅黑" w:hAnsi="微软雅黑" w:eastAsia="微软雅黑"/>
+                <w:b w:val="0"/>
+                <w:sz w:val="18"/>
+              </w:rPr>
+              <w:t>压黑后仍 7/7 通关 → 太简单的主因是地图短（42 格），不是亮度</w:t>
+            </w:r>
+          </w:p>
+        </w:tc>
+      </w:tr>
+    </w:tbl>
+    <w:p>
+      <w:pPr>
+        <w:spacing w:before="20" w:after="160" w:line="264" w:lineRule="auto"/>
+        <w:jc w:val="center"/>
+      </w:pPr>
+      <w:r>
+        <w:rPr>
+          <w:rFonts w:ascii="微软雅黑" w:hAnsi="微软雅黑" w:eastAsia="微软雅黑"/>
+          <w:b w:val="0"/>
+          <w:color w:val="5A6474"/>
+          <w:sz w:val="17"/>
+        </w:rPr>
+        <w:t>表 3  候选、证据、取舍</w:t>
+      </w:r>
+    </w:p>
+    <w:p>
+      <w:pPr>
+        <w:keepNext/>
+        <w:spacing w:before="200" w:after="80"/>
+        <w:pBdr>
+          <w:bottom w:val="single" w:sz="8" w:space="3" w:color="1F3A5F"/>
+        </w:pBdr>
+      </w:pPr>
+      <w:r>
+        <w:rPr>
+          <w:rFonts w:ascii="微软雅黑" w:hAnsi="微软雅黑" w:eastAsia="微软雅黑"/>
+          <w:b/>
+          <w:color w:val="1F3A5F"/>
+          <w:sz w:val="26"/>
+        </w:rPr>
+        <w:t>五、任务状态</w:t>
+      </w:r>
+    </w:p>
+    <w:tbl>
+      <w:tblPr>
+        <w:tblStyle w:val="TableGrid"/>
+        <w:jc w:val="center"/>
+        <w:tblLayout w:type="fixed"/>
+        <w:tblLook w:firstColumn="1" w:firstRow="1" w:lastColumn="0" w:lastRow="0" w:noHBand="0" w:noVBand="1" w:val="04A0"/>
+        <w:tblW w:type="dxa" w:w="9865"/>
+        <w:tblCellMar>
+          <w:top w:w="40" w:type="dxa"/>
+          <w:left w:w="80" w:type="dxa"/>
+          <w:bottom w:w="40" w:type="dxa"/>
+          <w:right w:w="80" w:type="dxa"/>
+        </w:tblCellMar>
+      </w:tblPr>
+      <w:tblGrid>
+        <w:gridCol w:w="4195"/>
+        <w:gridCol w:w="1247"/>
+        <w:gridCol w:w="3061"/>
+        <w:gridCol w:w="1361"/>
+      </w:tblGrid>
+      <w:tr>
+        <w:trPr>
+          <w:cantSplit/>
+          <w:tblHeader/>
+        </w:trPr>
+        <w:tc>
+          <w:tcPr>
+            <w:tcW w:type="dxa" w:w="4195"/>
+            <w:shd w:val="clear" w:color="auto" w:fill="E7EEF9"/>
+          </w:tcPr>
+          <w:p>
+            <w:pPr>
+              <w:spacing w:after="0" w:line="264" w:lineRule="auto"/>
             </w:pPr>
             <w:r>
               <w:rPr>
@@ -739,8 +1827,7 @@
           </w:tcPr>
           <w:p>
             <w:pPr>
-              <w:keepNext/>
-              <w:spacing w:after="0" w:line="276" w:lineRule="auto"/>
+              <w:spacing w:after="0" w:line="264" w:lineRule="auto"/>
             </w:pPr>
             <w:r>
               <w:rPr>
@@ -755,34 +1842,12 @@
         </w:tc>
         <w:tc>
           <w:tcPr>
-            <w:tcW w:type="dxa" w:w="1361"/>
+            <w:tcW w:type="dxa" w:w="3061"/>
             <w:shd w:val="clear" w:color="auto" w:fill="E7EEF9"/>
           </w:tcPr>
           <w:p>
             <w:pPr>
-              <w:keepNext/>
-              <w:spacing w:after="0" w:line="276" w:lineRule="auto"/>
-            </w:pPr>
-            <w:r>
-              <w:rPr>
-                <w:rFonts w:ascii="微软雅黑" w:hAnsi="微软雅黑" w:eastAsia="微软雅黑"/>
-                <w:b/>
-                <w:color w:val="1F3A5F"/>
-                <w:sz w:val="17"/>
-              </w:rPr>
-              <w:t>依赖</w:t>
-            </w:r>
-          </w:p>
-        </w:tc>
-        <w:tc>
-          <w:tcPr>
-            <w:tcW w:type="dxa" w:w="2268"/>
-            <w:shd w:val="clear" w:color="auto" w:fill="E7EEF9"/>
-          </w:tcPr>
-          <w:p>
-            <w:pPr>
-              <w:keepNext/>
-              <w:spacing w:after="0" w:line="276" w:lineRule="auto"/>
+              <w:spacing w:after="0" w:line="264" w:lineRule="auto"/>
             </w:pPr>
             <w:r>
               <w:rPr>
@@ -797,13 +1862,12 @@
         </w:tc>
         <w:tc>
           <w:tcPr>
-            <w:tcW w:type="dxa" w:w="1134"/>
+            <w:tcW w:type="dxa" w:w="1361"/>
             <w:shd w:val="clear" w:color="auto" w:fill="E7EEF9"/>
           </w:tcPr>
           <w:p>
             <w:pPr>
-              <w:keepNext/>
-              <w:spacing w:after="0" w:line="276" w:lineRule="auto"/>
+              <w:spacing w:after="0" w:line="264" w:lineRule="auto"/>
             </w:pPr>
             <w:r>
               <w:rPr>
@@ -823,12 +1887,11 @@
         </w:trPr>
         <w:tc>
           <w:tcPr>
-            <w:tcW w:type="dxa" w:w="3402"/>
+            <w:tcW w:type="dxa" w:w="4195"/>
           </w:tcPr>
           <w:p>
             <w:pPr>
-              <w:keepNext/>
-              <w:spacing w:after="0" w:line="300" w:lineRule="auto"/>
+              <w:spacing w:after="0" w:line="288" w:lineRule="auto"/>
             </w:pPr>
             <w:r>
               <w:rPr>
@@ -836,7 +1899,7 @@
                 <w:b w:val="0"/>
                 <w:sz w:val="17"/>
               </w:rPr>
-              <w:t>画面压黑（0.05 → 0.015）</w:t>
+              <w:t>画面压黑 0.05 → 0.015</w:t>
             </w:r>
           </w:p>
         </w:tc>
@@ -846,8 +1909,7 @@
           </w:tcPr>
           <w:p>
             <w:pPr>
-              <w:keepNext/>
-              <w:spacing w:after="0" w:line="300" w:lineRule="auto"/>
+              <w:spacing w:after="0" w:line="288" w:lineRule="auto"/>
             </w:pPr>
             <w:r>
               <w:rPr>
@@ -861,12 +1923,11 @@
         </w:tc>
         <w:tc>
           <w:tcPr>
-            <w:tcW w:type="dxa" w:w="1361"/>
+            <w:tcW w:type="dxa" w:w="3061"/>
           </w:tcPr>
           <w:p>
             <w:pPr>
-              <w:keepNext/>
-              <w:spacing w:after="0" w:line="300" w:lineRule="auto"/>
+              <w:spacing w:after="0" w:line="288" w:lineRule="auto"/>
             </w:pPr>
             <w:r>
               <w:rPr>
@@ -874,37 +1935,17 @@
                 <w:b w:val="0"/>
                 <w:sz w:val="17"/>
               </w:rPr>
-              <w:t>无</w:t>
+              <w:t>墙 ≤ 6/255</w:t>
             </w:r>
           </w:p>
         </w:tc>
         <w:tc>
           <w:tcPr>
-            <w:tcW w:type="dxa" w:w="2268"/>
+            <w:tcW w:type="dxa" w:w="1361"/>
           </w:tcPr>
           <w:p>
             <w:pPr>
-              <w:keepNext/>
-              <w:spacing w:after="0" w:line="300" w:lineRule="auto"/>
-            </w:pPr>
-            <w:r>
-              <w:rPr>
-                <w:rFonts w:ascii="微软雅黑" w:hAnsi="微软雅黑" w:eastAsia="微软雅黑"/>
-                <w:b w:val="0"/>
-                <w:sz w:val="17"/>
-              </w:rPr>
-              <w:t>墙的亮度 ≤ 6/255</w:t>
-            </w:r>
-          </w:p>
-        </w:tc>
-        <w:tc>
-          <w:tcPr>
-            <w:tcW w:type="dxa" w:w="1134"/>
-          </w:tcPr>
-          <w:p>
-            <w:pPr>
-              <w:keepNext/>
-              <w:spacing w:after="0" w:line="300" w:lineRule="auto"/>
+              <w:spacing w:after="0" w:line="288" w:lineRule="auto"/>
             </w:pPr>
             <w:r>
               <w:rPr>
@@ -923,12 +1964,11 @@
         </w:trPr>
         <w:tc>
           <w:tcPr>
-            <w:tcW w:type="dxa" w:w="3402"/>
+            <w:tcW w:type="dxa" w:w="4195"/>
           </w:tcPr>
           <w:p>
             <w:pPr>
-              <w:keepNext/>
-              <w:spacing w:after="0" w:line="300" w:lineRule="auto"/>
+              <w:spacing w:after="0" w:line="288" w:lineRule="auto"/>
             </w:pPr>
             <w:r>
               <w:rPr>
@@ -936,7 +1976,7 @@
                 <w:b w:val="0"/>
                 <w:sz w:val="17"/>
               </w:rPr>
-              <w:t>常亮光改环状（56px / 0.75）</w:t>
+              <w:t>常亮光改环状 56px / 0.75</w:t>
             </w:r>
           </w:p>
         </w:tc>
@@ -946,8 +1986,7 @@
           </w:tcPr>
           <w:p>
             <w:pPr>
-              <w:keepNext/>
-              <w:spacing w:after="0" w:line="300" w:lineRule="auto"/>
+              <w:spacing w:after="0" w:line="288" w:lineRule="auto"/>
             </w:pPr>
             <w:r>
               <w:rPr>
@@ -961,31 +2000,11 @@
         </w:tc>
         <w:tc>
           <w:tcPr>
-            <w:tcW w:type="dxa" w:w="1361"/>
+            <w:tcW w:type="dxa" w:w="3061"/>
           </w:tcPr>
           <w:p>
             <w:pPr>
-              <w:keepNext/>
-              <w:spacing w:after="0" w:line="300" w:lineRule="auto"/>
-            </w:pPr>
-            <w:r>
-              <w:rPr>
-                <w:rFonts w:ascii="微软雅黑" w:hAnsi="微软雅黑" w:eastAsia="微软雅黑"/>
-                <w:b w:val="0"/>
-                <w:sz w:val="17"/>
-              </w:rPr>
-              <w:t>压黑</w:t>
-            </w:r>
-          </w:p>
-        </w:tc>
-        <w:tc>
-          <w:tcPr>
-            <w:tcW w:type="dxa" w:w="2268"/>
-          </w:tcPr>
-          <w:p>
-            <w:pPr>
-              <w:keepNext/>
-              <w:spacing w:after="0" w:line="300" w:lineRule="auto"/>
+              <w:spacing w:after="0" w:line="288" w:lineRule="auto"/>
             </w:pPr>
             <w:r>
               <w:rPr>
@@ -999,12 +2018,11 @@
         </w:tc>
         <w:tc>
           <w:tcPr>
-            <w:tcW w:type="dxa" w:w="1134"/>
+            <w:tcW w:type="dxa" w:w="1361"/>
           </w:tcPr>
           <w:p>
             <w:pPr>
-              <w:keepNext/>
-              <w:spacing w:after="0" w:line="300" w:lineRule="auto"/>
+              <w:spacing w:after="0" w:line="288" w:lineRule="auto"/>
             </w:pPr>
             <w:r>
               <w:rPr>
@@ -1023,11 +2041,11 @@
         </w:trPr>
         <w:tc>
           <w:tcPr>
-            <w:tcW w:type="dxa" w:w="3402"/>
+            <w:tcW w:type="dxa" w:w="4195"/>
           </w:tcPr>
           <w:p>
             <w:pPr>
-              <w:spacing w:after="0" w:line="300" w:lineRule="auto"/>
+              <w:spacing w:after="0" w:line="288" w:lineRule="auto"/>
             </w:pPr>
             <w:r>
               <w:rPr>
@@ -1045,7 +2063,7 @@
           </w:tcPr>
           <w:p>
             <w:pPr>
-              <w:spacing w:after="0" w:line="300" w:lineRule="auto"/>
+              <w:spacing w:after="0" w:line="288" w:lineRule="auto"/>
             </w:pPr>
             <w:r>
               <w:rPr>
@@ -1059,29 +2077,11 @@
         </w:tc>
         <w:tc>
           <w:tcPr>
-            <w:tcW w:type="dxa" w:w="1361"/>
+            <w:tcW w:type="dxa" w:w="3061"/>
           </w:tcPr>
           <w:p>
             <w:pPr>
-              <w:spacing w:after="0" w:line="300" w:lineRule="auto"/>
-            </w:pPr>
-            <w:r>
-              <w:rPr>
-                <w:rFonts w:ascii="微软雅黑" w:hAnsi="微软雅黑" w:eastAsia="微软雅黑"/>
-                <w:b w:val="0"/>
-                <w:sz w:val="17"/>
-              </w:rPr>
-              <w:t>压黑</w:t>
-            </w:r>
-          </w:p>
-        </w:tc>
-        <w:tc>
-          <w:tcPr>
-            <w:tcW w:type="dxa" w:w="2268"/>
-          </w:tcPr>
-          <w:p>
-            <w:pPr>
-              <w:spacing w:after="0" w:line="300" w:lineRule="auto"/>
+              <w:spacing w:after="0" w:line="288" w:lineRule="auto"/>
             </w:pPr>
             <w:r>
               <w:rPr>
@@ -1095,11 +2095,11 @@
         </w:tc>
         <w:tc>
           <w:tcPr>
-            <w:tcW w:type="dxa" w:w="1134"/>
+            <w:tcW w:type="dxa" w:w="1361"/>
           </w:tcPr>
           <w:p>
             <w:pPr>
-              <w:spacing w:after="0" w:line="300" w:lineRule="auto"/>
+              <w:spacing w:after="0" w:line="288" w:lineRule="auto"/>
             </w:pPr>
             <w:r>
               <w:rPr>
@@ -1118,11 +2118,11 @@
         </w:trPr>
         <w:tc>
           <w:tcPr>
-            <w:tcW w:type="dxa" w:w="3402"/>
+            <w:tcW w:type="dxa" w:w="4195"/>
           </w:tcPr>
           <w:p>
             <w:pPr>
-              <w:spacing w:after="0" w:line="300" w:lineRule="auto"/>
+              <w:spacing w:after="0" w:line="288" w:lineRule="auto"/>
             </w:pPr>
             <w:r>
               <w:rPr>
@@ -1140,7 +2140,7 @@
           </w:tcPr>
           <w:p>
             <w:pPr>
-              <w:spacing w:after="0" w:line="300" w:lineRule="auto"/>
+              <w:spacing w:after="0" w:line="288" w:lineRule="auto"/>
             </w:pPr>
             <w:r>
               <w:rPr>
@@ -1154,29 +2154,11 @@
         </w:tc>
         <w:tc>
           <w:tcPr>
-            <w:tcW w:type="dxa" w:w="1361"/>
+            <w:tcW w:type="dxa" w:w="3061"/>
           </w:tcPr>
           <w:p>
             <w:pPr>
-              <w:spacing w:after="0" w:line="300" w:lineRule="auto"/>
-            </w:pPr>
-            <w:r>
-              <w:rPr>
-                <w:rFonts w:ascii="微软雅黑" w:hAnsi="微软雅黑" w:eastAsia="微软雅黑"/>
-                <w:b w:val="0"/>
-                <w:sz w:val="17"/>
-              </w:rPr>
-              <w:t>无</w:t>
-            </w:r>
-          </w:p>
-        </w:tc>
-        <w:tc>
-          <w:tcPr>
-            <w:tcW w:type="dxa" w:w="2268"/>
-          </w:tcPr>
-          <w:p>
-            <w:pPr>
-              <w:spacing w:after="0" w:line="300" w:lineRule="auto"/>
+              <w:spacing w:after="0" w:line="288" w:lineRule="auto"/>
             </w:pPr>
             <w:r>
               <w:rPr>
@@ -1190,11 +2172,11 @@
         </w:tc>
         <w:tc>
           <w:tcPr>
-            <w:tcW w:type="dxa" w:w="1134"/>
+            <w:tcW w:type="dxa" w:w="1361"/>
           </w:tcPr>
           <w:p>
             <w:pPr>
-              <w:spacing w:after="0" w:line="300" w:lineRule="auto"/>
+              <w:spacing w:after="0" w:line="288" w:lineRule="auto"/>
             </w:pPr>
             <w:r>
               <w:rPr>
@@ -1213,11 +2195,11 @@
         </w:trPr>
         <w:tc>
           <w:tcPr>
-            <w:tcW w:type="dxa" w:w="3402"/>
+            <w:tcW w:type="dxa" w:w="4195"/>
           </w:tcPr>
           <w:p>
             <w:pPr>
-              <w:spacing w:after="0" w:line="300" w:lineRule="auto"/>
+              <w:spacing w:after="0" w:line="288" w:lineRule="auto"/>
             </w:pPr>
             <w:r>
               <w:rPr>
@@ -1235,7 +2217,7 @@
           </w:tcPr>
           <w:p>
             <w:pPr>
-              <w:spacing w:after="0" w:line="300" w:lineRule="auto"/>
+              <w:spacing w:after="0" w:line="288" w:lineRule="auto"/>
             </w:pPr>
             <w:r>
               <w:rPr>
@@ -1249,29 +2231,11 @@
         </w:tc>
         <w:tc>
           <w:tcPr>
-            <w:tcW w:type="dxa" w:w="1361"/>
+            <w:tcW w:type="dxa" w:w="3061"/>
           </w:tcPr>
           <w:p>
             <w:pPr>
-              <w:spacing w:after="0" w:line="300" w:lineRule="auto"/>
-            </w:pPr>
-            <w:r>
-              <w:rPr>
-                <w:rFonts w:ascii="微软雅黑" w:hAnsi="微软雅黑" w:eastAsia="微软雅黑"/>
-                <w:b w:val="0"/>
-                <w:sz w:val="17"/>
-              </w:rPr>
-              <w:t>上述改动</w:t>
-            </w:r>
-          </w:p>
-        </w:tc>
-        <w:tc>
-          <w:tcPr>
-            <w:tcW w:type="dxa" w:w="2268"/>
-          </w:tcPr>
-          <w:p>
-            <w:pPr>
-              <w:spacing w:after="0" w:line="300" w:lineRule="auto"/>
+              <w:spacing w:after="0" w:line="288" w:lineRule="auto"/>
             </w:pPr>
             <w:r>
               <w:rPr>
@@ -1285,11 +2249,11 @@
         </w:tc>
         <w:tc>
           <w:tcPr>
-            <w:tcW w:type="dxa" w:w="1134"/>
+            <w:tcW w:type="dxa" w:w="1361"/>
           </w:tcPr>
           <w:p>
             <w:pPr>
-              <w:spacing w:after="0" w:line="300" w:lineRule="auto"/>
+              <w:spacing w:after="0" w:line="288" w:lineRule="auto"/>
             </w:pPr>
             <w:r>
               <w:rPr>
@@ -1308,11 +2272,11 @@
         </w:trPr>
         <w:tc>
           <w:tcPr>
-            <w:tcW w:type="dxa" w:w="3402"/>
+            <w:tcW w:type="dxa" w:w="4195"/>
           </w:tcPr>
           <w:p>
             <w:pPr>
-              <w:spacing w:after="0" w:line="300" w:lineRule="auto"/>
+              <w:spacing w:after="0" w:line="288" w:lineRule="auto"/>
             </w:pPr>
             <w:r>
               <w:rPr>
@@ -1320,7 +2284,7 @@
                 <w:b w:val="0"/>
                 <w:sz w:val="17"/>
               </w:rPr>
-              <w:t>结算面板（通关时显示本局数据）</w:t>
+              <w:t>结算面板</w:t>
             </w:r>
           </w:p>
         </w:tc>
@@ -1330,7 +2294,7 @@
           </w:tcPr>
           <w:p>
             <w:pPr>
-              <w:spacing w:after="0" w:line="300" w:lineRule="auto"/>
+              <w:spacing w:after="0" w:line="288" w:lineRule="auto"/>
             </w:pPr>
             <w:r>
               <w:rPr>
@@ -1344,11 +2308,11 @@
         </w:tc>
         <w:tc>
           <w:tcPr>
-            <w:tcW w:type="dxa" w:w="1361"/>
+            <w:tcW w:type="dxa" w:w="3061"/>
           </w:tcPr>
           <w:p>
             <w:pPr>
-              <w:spacing w:after="0" w:line="300" w:lineRule="auto"/>
+              <w:spacing w:after="0" w:line="288" w:lineRule="auto"/>
             </w:pPr>
             <w:r>
               <w:rPr>
@@ -1356,35 +2320,17 @@
                 <w:b w:val="0"/>
                 <w:sz w:val="17"/>
               </w:rPr>
-              <w:t>试玩</w:t>
+              <w:t>通关显示本局数据</w:t>
             </w:r>
           </w:p>
         </w:tc>
         <w:tc>
           <w:tcPr>
-            <w:tcW w:type="dxa" w:w="2268"/>
+            <w:tcW w:type="dxa" w:w="1361"/>
           </w:tcPr>
           <w:p>
             <w:pPr>
-              <w:spacing w:after="0" w:line="300" w:lineRule="auto"/>
-            </w:pPr>
-            <w:r>
-              <w:rPr>
-                <w:rFonts w:ascii="微软雅黑" w:hAnsi="微软雅黑" w:eastAsia="微软雅黑"/>
-                <w:b w:val="0"/>
-                <w:sz w:val="17"/>
-              </w:rPr>
-              <w:t>通关后可见用时/次数/重复率</w:t>
-            </w:r>
-          </w:p>
-        </w:tc>
-        <w:tc>
-          <w:tcPr>
-            <w:tcW w:type="dxa" w:w="1134"/>
-          </w:tcPr>
-          <w:p>
-            <w:pPr>
-              <w:spacing w:after="0" w:line="300" w:lineRule="auto"/>
+              <w:spacing w:after="0" w:line="288" w:lineRule="auto"/>
             </w:pPr>
             <w:r>
               <w:rPr>
@@ -1403,11 +2349,11 @@
         </w:trPr>
         <w:tc>
           <w:tcPr>
-            <w:tcW w:type="dxa" w:w="3402"/>
+            <w:tcW w:type="dxa" w:w="4195"/>
           </w:tcPr>
           <w:p>
             <w:pPr>
-              <w:spacing w:after="0" w:line="300" w:lineRule="auto"/>
+              <w:spacing w:after="0" w:line="288" w:lineRule="auto"/>
             </w:pPr>
             <w:r>
               <w:rPr>
@@ -1415,7 +2361,7 @@
                 <w:b w:val="0"/>
                 <w:sz w:val="17"/>
               </w:rPr>
-              <w:t>地图加大、加 CD、可动墙</w:t>
+              <w:t>加 CD / 地图加大 / 可动墙</w:t>
             </w:r>
           </w:p>
         </w:tc>
@@ -1425,7 +2371,25 @@
           </w:tcPr>
           <w:p>
             <w:pPr>
-              <w:spacing w:after="0" w:line="300" w:lineRule="auto"/>
+              <w:spacing w:after="0" w:line="288" w:lineRule="auto"/>
+            </w:pPr>
+            <w:r>
+              <w:rPr>
+                <w:rFonts w:ascii="微软雅黑" w:hAnsi="微软雅黑" w:eastAsia="微软雅黑"/>
+                <w:b w:val="0"/>
+                <w:sz w:val="17"/>
+              </w:rPr>
+              <w:t>—</w:t>
+            </w:r>
+          </w:p>
+        </w:tc>
+        <w:tc>
+          <w:tcPr>
+            <w:tcW w:type="dxa" w:w="3061"/>
+          </w:tcPr>
+          <w:p>
+            <w:pPr>
+              <w:spacing w:after="0" w:line="288" w:lineRule="auto"/>
             </w:pPr>
             <w:r>
               <w:rPr>
@@ -1443,43 +2407,7 @@
           </w:tcPr>
           <w:p>
             <w:pPr>
-              <w:spacing w:after="0" w:line="300" w:lineRule="auto"/>
-            </w:pPr>
-            <w:r>
-              <w:rPr>
-                <w:rFonts w:ascii="微软雅黑" w:hAnsi="微软雅黑" w:eastAsia="微软雅黑"/>
-                <w:b w:val="0"/>
-                <w:sz w:val="17"/>
-              </w:rPr>
-              <w:t>本周结论</w:t>
-            </w:r>
-          </w:p>
-        </w:tc>
-        <w:tc>
-          <w:tcPr>
-            <w:tcW w:type="dxa" w:w="2268"/>
-          </w:tcPr>
-          <w:p>
-            <w:pPr>
-              <w:spacing w:after="0" w:line="300" w:lineRule="auto"/>
-            </w:pPr>
-            <w:r>
-              <w:rPr>
-                <w:rFonts w:ascii="微软雅黑" w:hAnsi="微软雅黑" w:eastAsia="微软雅黑"/>
-                <w:b w:val="0"/>
-                <w:sz w:val="17"/>
-              </w:rPr>
-              <w:t>—</w:t>
-            </w:r>
-          </w:p>
-        </w:tc>
-        <w:tc>
-          <w:tcPr>
-            <w:tcW w:type="dxa" w:w="1134"/>
-          </w:tcPr>
-          <w:p>
-            <w:pPr>
-              <w:spacing w:after="0" w:line="300" w:lineRule="auto"/>
+              <w:spacing w:after="0" w:line="288" w:lineRule="auto"/>
             </w:pPr>
             <w:r>
               <w:rPr>
@@ -1495,7 +2423,7 @@
     </w:tbl>
     <w:p>
       <w:pPr>
-        <w:spacing w:before="40" w:after="200" w:line="288" w:lineRule="auto"/>
+        <w:spacing w:before="20" w:after="160" w:line="264" w:lineRule="auto"/>
         <w:jc w:val="center"/>
       </w:pPr>
       <w:r>
@@ -1503,17 +2431,17 @@
           <w:rFonts w:ascii="微软雅黑" w:hAnsi="微软雅黑" w:eastAsia="微软雅黑"/>
           <w:b w:val="0"/>
           <w:color w:val="5A6474"/>
-          <w:sz w:val="18"/>
+          <w:sz w:val="17"/>
         </w:rPr>
-        <w:t>表 2  任务拆到可检查的程度；没做的就写“未开始”</w:t>
+        <w:t>表 4  没做的就写“未开始”，工程里一行没动</w:t>
       </w:r>
     </w:p>
     <w:p>
       <w:pPr>
         <w:keepNext/>
-        <w:spacing w:before="240" w:after="120"/>
+        <w:spacing w:before="200" w:after="80"/>
         <w:pBdr>
-          <w:bottom w:val="single" w:sz="8" w:space="4" w:color="1F3A5F"/>
+          <w:bottom w:val="single" w:sz="8" w:space="3" w:color="1F3A5F"/>
         </w:pBdr>
       </w:pPr>
       <w:r>
@@ -1521,23 +2449,9 @@
           <w:rFonts w:ascii="微软雅黑" w:hAnsi="微软雅黑" w:eastAsia="微软雅黑"/>
           <w:b/>
           <w:color w:val="1F3A5F"/>
-          <w:sz w:val="30"/>
+          <w:sz w:val="26"/>
         </w:rPr>
-        <w:t>五、试玩证据（组外）</w:t>
-      </w:r>
-    </w:p>
-    <w:p>
-      <w:pPr>
-        <w:spacing w:before="0" w:after="80" w:line="348" w:lineRule="auto"/>
-      </w:pPr>
-      <w:r>
-        <w:rPr>
-          <w:rFonts w:ascii="微软雅黑" w:hAnsi="微软雅黑" w:eastAsia="微软雅黑"/>
-          <w:b w:val="0"/>
-          <w:color w:val="202838"/>
-          <w:sz w:val="21"/>
-        </w:rPr>
-        <w:t>试玩者：非本组成员 1 人；版本 8d29b79；Godot 4.7.2 / Windows / Vulkan。</w:t>
+        <w:t>六、贡献与 AI 核验</w:t>
       </w:r>
     </w:p>
     <w:tbl>
@@ -1546,20 +2460,18 @@
         <w:jc w:val="center"/>
         <w:tblLayout w:type="fixed"/>
         <w:tblLook w:firstColumn="1" w:firstRow="1" w:lastColumn="0" w:lastRow="0" w:noHBand="0" w:noVBand="1" w:val="04A0"/>
-        <w:tblW w:type="dxa" w:w="8844"/>
+        <w:tblW w:type="dxa" w:w="9638"/>
         <w:tblCellMar>
-          <w:top w:w="60" w:type="dxa"/>
-          <w:left w:w="90" w:type="dxa"/>
-          <w:bottom w:w="60" w:type="dxa"/>
-          <w:right w:w="90" w:type="dxa"/>
+          <w:top w:w="40" w:type="dxa"/>
+          <w:left w:w="80" w:type="dxa"/>
+          <w:bottom w:w="40" w:type="dxa"/>
+          <w:right w:w="80" w:type="dxa"/>
         </w:tblCellMar>
       </w:tblPr>
       <w:tblGrid>
-        <w:gridCol w:w="1134"/>
-        <w:gridCol w:w="1928"/>
-        <w:gridCol w:w="1928"/>
-        <w:gridCol w:w="1928"/>
-        <w:gridCol w:w="1928"/>
+        <w:gridCol w:w="1247"/>
+        <w:gridCol w:w="5443"/>
+        <w:gridCol w:w="2948"/>
       </w:tblGrid>
       <w:tr>
         <w:trPr>
@@ -1568,106 +2480,61 @@
         </w:trPr>
         <w:tc>
           <w:tcPr>
-            <w:tcW w:type="dxa" w:w="1134"/>
+            <w:tcW w:type="dxa" w:w="1247"/>
             <w:shd w:val="clear" w:color="auto" w:fill="E7EEF9"/>
           </w:tcPr>
           <w:p>
             <w:pPr>
-              <w:keepNext/>
-              <w:spacing w:after="0" w:line="276" w:lineRule="auto"/>
+              <w:spacing w:after="0" w:line="264" w:lineRule="auto"/>
             </w:pPr>
             <w:r>
               <w:rPr>
                 <w:rFonts w:ascii="微软雅黑" w:hAnsi="微软雅黑" w:eastAsia="微软雅黑"/>
                 <w:b/>
                 <w:color w:val="1F3A5F"/>
-                <w:sz w:val="19"/>
+                <w:sz w:val="18"/>
               </w:rPr>
-              <w:t>#</w:t>
+              <w:t>成员</w:t>
             </w:r>
           </w:p>
         </w:tc>
         <w:tc>
           <w:tcPr>
-            <w:tcW w:type="dxa" w:w="1928"/>
+            <w:tcW w:type="dxa" w:w="5443"/>
             <w:shd w:val="clear" w:color="auto" w:fill="E7EEF9"/>
           </w:tcPr>
           <w:p>
             <w:pPr>
-              <w:keepNext/>
-              <w:spacing w:after="0" w:line="276" w:lineRule="auto"/>
+              <w:spacing w:after="0" w:line="264" w:lineRule="auto"/>
             </w:pPr>
             <w:r>
               <w:rPr>
                 <w:rFonts w:ascii="微软雅黑" w:hAnsi="微软雅黑" w:eastAsia="微软雅黑"/>
                 <w:b/>
                 <w:color w:val="1F3A5F"/>
-                <w:sz w:val="19"/>
+                <w:sz w:val="18"/>
               </w:rPr>
-              <w:t>用时 (s)</w:t>
+              <w:t>做了什么</w:t>
             </w:r>
           </w:p>
         </w:tc>
         <w:tc>
           <w:tcPr>
-            <w:tcW w:type="dxa" w:w="1928"/>
+            <w:tcW w:type="dxa" w:w="2948"/>
             <w:shd w:val="clear" w:color="auto" w:fill="E7EEF9"/>
           </w:tcPr>
           <w:p>
             <w:pPr>
-              <w:keepNext/>
-              <w:spacing w:after="0" w:line="276" w:lineRule="auto"/>
+              <w:spacing w:after="0" w:line="264" w:lineRule="auto"/>
             </w:pPr>
             <w:r>
               <w:rPr>
                 <w:rFonts w:ascii="微软雅黑" w:hAnsi="微软雅黑" w:eastAsia="微软雅黑"/>
                 <w:b/>
                 <w:color w:val="1F3A5F"/>
-                <w:sz w:val="19"/>
+                <w:sz w:val="18"/>
               </w:rPr>
-              <w:t>声呐次数</w:t>
-            </w:r>
-          </w:p>
-        </w:tc>
-        <w:tc>
-          <w:tcPr>
-            <w:tcW w:type="dxa" w:w="1928"/>
-            <w:shd w:val="clear" w:color="auto" w:fill="E7EEF9"/>
-          </w:tcPr>
-          <w:p>
-            <w:pPr>
-              <w:keepNext/>
-              <w:spacing w:after="0" w:line="276" w:lineRule="auto"/>
-            </w:pPr>
-            <w:r>
-              <w:rPr>
-                <w:rFonts w:ascii="微软雅黑" w:hAnsi="微软雅黑" w:eastAsia="微软雅黑"/>
-                <w:b/>
-                <w:color w:val="1F3A5F"/>
-                <w:sz w:val="19"/>
-              </w:rPr>
-              <w:t>走过格子</w:t>
-            </w:r>
-          </w:p>
-        </w:tc>
-        <w:tc>
-          <w:tcPr>
-            <w:tcW w:type="dxa" w:w="1928"/>
-            <w:shd w:val="clear" w:color="auto" w:fill="E7EEF9"/>
-          </w:tcPr>
-          <w:p>
-            <w:pPr>
-              <w:keepNext/>
-              <w:spacing w:after="0" w:line="276" w:lineRule="auto"/>
-            </w:pPr>
-            <w:r>
-              <w:rPr>
-                <w:rFonts w:ascii="微软雅黑" w:hAnsi="微软雅黑" w:eastAsia="微软雅黑"/>
-                <w:b/>
-                <w:color w:val="1F3A5F"/>
-                <w:sz w:val="19"/>
-              </w:rPr>
-              <w:t>结果</w:t>
+              <w:t>怎么验证</w:t>
             </w:r>
           </w:p>
         </w:tc>
@@ -1678,96 +2545,55 @@
         </w:trPr>
         <w:tc>
           <w:tcPr>
-            <w:tcW w:type="dxa" w:w="1134"/>
+            <w:tcW w:type="dxa" w:w="1247"/>
           </w:tcPr>
           <w:p>
             <w:pPr>
-              <w:keepNext/>
-              <w:spacing w:after="0" w:line="300" w:lineRule="auto"/>
+              <w:spacing w:after="0" w:line="288" w:lineRule="auto"/>
+            </w:pPr>
+            <w:r>
+              <w:rPr>
+                <w:rFonts w:ascii="微软雅黑" w:hAnsi="微软雅黑" w:eastAsia="微软雅黑"/>
+                <w:b/>
+                <w:sz w:val="18"/>
+              </w:rPr>
+              <w:t>周凌锐</w:t>
+            </w:r>
+          </w:p>
+        </w:tc>
+        <w:tc>
+          <w:tcPr>
+            <w:tcW w:type="dxa" w:w="5443"/>
+          </w:tcPr>
+          <w:p>
+            <w:pPr>
+              <w:spacing w:after="0" w:line="288" w:lineRule="auto"/>
             </w:pPr>
             <w:r>
               <w:rPr>
                 <w:rFonts w:ascii="微软雅黑" w:hAnsi="微软雅黑" w:eastAsia="微软雅黑"/>
                 <w:b w:val="0"/>
-                <w:sz w:val="19"/>
+                <w:sz w:val="18"/>
               </w:rPr>
-              <w:t>1</w:t>
+              <w:t>声呐光照与遮挡、移动、关卡数据、遥测、tools/ 四个脚本</w:t>
             </w:r>
           </w:p>
         </w:tc>
         <w:tc>
           <w:tcPr>
-            <w:tcW w:type="dxa" w:w="1928"/>
+            <w:tcW w:type="dxa" w:w="2948"/>
           </w:tcPr>
           <w:p>
             <w:pPr>
-              <w:keepNext/>
-              <w:spacing w:after="0" w:line="300" w:lineRule="auto"/>
+              <w:spacing w:after="0" w:line="288" w:lineRule="auto"/>
             </w:pPr>
             <w:r>
               <w:rPr>
                 <w:rFonts w:ascii="微软雅黑" w:hAnsi="微软雅黑" w:eastAsia="微软雅黑"/>
                 <w:b w:val="0"/>
-                <w:sz w:val="19"/>
+                <w:sz w:val="18"/>
               </w:rPr>
-              <w:t>13.69</w:t>
-            </w:r>
-          </w:p>
-        </w:tc>
-        <w:tc>
-          <w:tcPr>
-            <w:tcW w:type="dxa" w:w="1928"/>
-          </w:tcPr>
-          <w:p>
-            <w:pPr>
-              <w:keepNext/>
-              <w:spacing w:after="0" w:line="300" w:lineRule="auto"/>
-            </w:pPr>
-            <w:r>
-              <w:rPr>
-                <w:rFonts w:ascii="微软雅黑" w:hAnsi="微软雅黑" w:eastAsia="微软雅黑"/>
-                <w:b w:val="0"/>
-                <w:sz w:val="19"/>
-              </w:rPr>
-              <w:t>1</w:t>
-            </w:r>
-          </w:p>
-        </w:tc>
-        <w:tc>
-          <w:tcPr>
-            <w:tcW w:type="dxa" w:w="1928"/>
-          </w:tcPr>
-          <w:p>
-            <w:pPr>
-              <w:keepNext/>
-              <w:spacing w:after="0" w:line="300" w:lineRule="auto"/>
-            </w:pPr>
-            <w:r>
-              <w:rPr>
-                <w:rFonts w:ascii="微软雅黑" w:hAnsi="微软雅黑" w:eastAsia="微软雅黑"/>
-                <w:b w:val="0"/>
-                <w:sz w:val="19"/>
-              </w:rPr>
-              <w:t>45</w:t>
-            </w:r>
-          </w:p>
-        </w:tc>
-        <w:tc>
-          <w:tcPr>
-            <w:tcW w:type="dxa" w:w="1928"/>
-          </w:tcPr>
-          <w:p>
-            <w:pPr>
-              <w:keepNext/>
-              <w:spacing w:after="0" w:line="300" w:lineRule="auto"/>
-            </w:pPr>
-            <w:r>
-              <w:rPr>
-                <w:rFonts w:ascii="微软雅黑" w:hAnsi="微软雅黑" w:eastAsia="微软雅黑"/>
-                <w:b w:val="0"/>
-                <w:sz w:val="19"/>
-              </w:rPr>
-              <w:t>通关</w:t>
+              <w:t>smoke / test_win / 截图采样</w:t>
             </w:r>
           </w:p>
         </w:tc>
@@ -1778,96 +2604,55 @@
         </w:trPr>
         <w:tc>
           <w:tcPr>
-            <w:tcW w:type="dxa" w:w="1134"/>
+            <w:tcW w:type="dxa" w:w="1247"/>
           </w:tcPr>
           <w:p>
             <w:pPr>
-              <w:keepNext/>
-              <w:spacing w:after="0" w:line="300" w:lineRule="auto"/>
+              <w:spacing w:after="0" w:line="288" w:lineRule="auto"/>
+            </w:pPr>
+            <w:r>
+              <w:rPr>
+                <w:rFonts w:ascii="微软雅黑" w:hAnsi="微软雅黑" w:eastAsia="微软雅黑"/>
+                <w:b/>
+                <w:sz w:val="18"/>
+              </w:rPr>
+              <w:t>方俊</w:t>
+            </w:r>
+          </w:p>
+        </w:tc>
+        <w:tc>
+          <w:tcPr>
+            <w:tcW w:type="dxa" w:w="5443"/>
+          </w:tcPr>
+          <w:p>
+            <w:pPr>
+              <w:spacing w:after="0" w:line="288" w:lineRule="auto"/>
             </w:pPr>
             <w:r>
               <w:rPr>
                 <w:rFonts w:ascii="微软雅黑" w:hAnsi="微软雅黑" w:eastAsia="微软雅黑"/>
                 <w:b w:val="0"/>
-                <w:sz w:val="19"/>
+                <w:sz w:val="18"/>
               </w:rPr>
-              <w:t>2</w:t>
+              <w:t>约组外成员试玩 7 局、记录三条反馈、复核数据</w:t>
             </w:r>
           </w:p>
         </w:tc>
         <w:tc>
           <w:tcPr>
-            <w:tcW w:type="dxa" w:w="1928"/>
+            <w:tcW w:type="dxa" w:w="2948"/>
           </w:tcPr>
           <w:p>
             <w:pPr>
-              <w:keepNext/>
-              <w:spacing w:after="0" w:line="300" w:lineRule="auto"/>
+              <w:spacing w:after="0" w:line="288" w:lineRule="auto"/>
             </w:pPr>
             <w:r>
               <w:rPr>
                 <w:rFonts w:ascii="微软雅黑" w:hAnsi="微软雅黑" w:eastAsia="微软雅黑"/>
                 <w:b w:val="0"/>
-                <w:sz w:val="19"/>
+                <w:sz w:val="18"/>
               </w:rPr>
-              <w:t>18.37</w:t>
-            </w:r>
-          </w:p>
-        </w:tc>
-        <w:tc>
-          <w:tcPr>
-            <w:tcW w:type="dxa" w:w="1928"/>
-          </w:tcPr>
-          <w:p>
-            <w:pPr>
-              <w:keepNext/>
-              <w:spacing w:after="0" w:line="300" w:lineRule="auto"/>
-            </w:pPr>
-            <w:r>
-              <w:rPr>
-                <w:rFonts w:ascii="微软雅黑" w:hAnsi="微软雅黑" w:eastAsia="微软雅黑"/>
-                <w:b w:val="0"/>
-                <w:sz w:val="19"/>
-              </w:rPr>
-              <w:t>6</w:t>
-            </w:r>
-          </w:p>
-        </w:tc>
-        <w:tc>
-          <w:tcPr>
-            <w:tcW w:type="dxa" w:w="1928"/>
-          </w:tcPr>
-          <w:p>
-            <w:pPr>
-              <w:keepNext/>
-              <w:spacing w:after="0" w:line="300" w:lineRule="auto"/>
-            </w:pPr>
-            <w:r>
-              <w:rPr>
-                <w:rFonts w:ascii="微软雅黑" w:hAnsi="微软雅黑" w:eastAsia="微软雅黑"/>
-                <w:b w:val="0"/>
-                <w:sz w:val="19"/>
-              </w:rPr>
-              <w:t>75</w:t>
-            </w:r>
-          </w:p>
-        </w:tc>
-        <w:tc>
-          <w:tcPr>
-            <w:tcW w:type="dxa" w:w="1928"/>
-          </w:tcPr>
-          <w:p>
-            <w:pPr>
-              <w:keepNext/>
-              <w:spacing w:after="0" w:line="300" w:lineRule="auto"/>
-            </w:pPr>
-            <w:r>
-              <w:rPr>
-                <w:rFonts w:ascii="微软雅黑" w:hAnsi="微软雅黑" w:eastAsia="微软雅黑"/>
-                <w:b w:val="0"/>
-                <w:sz w:val="19"/>
-              </w:rPr>
-              <w:t>通关</w:t>
+              <w:t>7 局与 runs.json 对得上</w:t>
             </w:r>
           </w:p>
         </w:tc>
@@ -1878,471 +2663,55 @@
         </w:trPr>
         <w:tc>
           <w:tcPr>
-            <w:tcW w:type="dxa" w:w="1134"/>
+            <w:tcW w:type="dxa" w:w="1247"/>
           </w:tcPr>
           <w:p>
             <w:pPr>
-              <w:spacing w:after="0" w:line="300" w:lineRule="auto"/>
+              <w:spacing w:after="0" w:line="288" w:lineRule="auto"/>
+            </w:pPr>
+            <w:r>
+              <w:rPr>
+                <w:rFonts w:ascii="微软雅黑" w:hAnsi="微软雅黑" w:eastAsia="微软雅黑"/>
+                <w:b/>
+                <w:sz w:val="18"/>
+              </w:rPr>
+              <w:t>共同</w:t>
+            </w:r>
+          </w:p>
+        </w:tc>
+        <w:tc>
+          <w:tcPr>
+            <w:tcW w:type="dxa" w:w="5443"/>
+          </w:tcPr>
+          <w:p>
+            <w:pPr>
+              <w:spacing w:after="0" w:line="288" w:lineRule="auto"/>
             </w:pPr>
             <w:r>
               <w:rPr>
                 <w:rFonts w:ascii="微软雅黑" w:hAnsi="微软雅黑" w:eastAsia="微软雅黑"/>
                 <w:b w:val="0"/>
-                <w:sz w:val="19"/>
+                <w:sz w:val="18"/>
               </w:rPr>
-              <w:t>3</w:t>
+              <w:t>定本周假设、定光线改法、核验 AI 建议</w:t>
             </w:r>
           </w:p>
         </w:tc>
         <w:tc>
           <w:tcPr>
-            <w:tcW w:type="dxa" w:w="1928"/>
+            <w:tcW w:type="dxa" w:w="2948"/>
           </w:tcPr>
           <w:p>
             <w:pPr>
-              <w:spacing w:after="0" w:line="300" w:lineRule="auto"/>
+              <w:spacing w:after="0" w:line="288" w:lineRule="auto"/>
             </w:pPr>
             <w:r>
               <w:rPr>
                 <w:rFonts w:ascii="微软雅黑" w:hAnsi="微软雅黑" w:eastAsia="微软雅黑"/>
                 <w:b w:val="0"/>
-                <w:sz w:val="19"/>
+                <w:sz w:val="18"/>
               </w:rPr>
-              <w:t>12.30</w:t>
-            </w:r>
-          </w:p>
-        </w:tc>
-        <w:tc>
-          <w:tcPr>
-            <w:tcW w:type="dxa" w:w="1928"/>
-          </w:tcPr>
-          <w:p>
-            <w:pPr>
-              <w:spacing w:after="0" w:line="300" w:lineRule="auto"/>
-            </w:pPr>
-            <w:r>
-              <w:rPr>
-                <w:rFonts w:ascii="微软雅黑" w:hAnsi="微软雅黑" w:eastAsia="微软雅黑"/>
-                <w:b w:val="0"/>
-                <w:sz w:val="19"/>
-              </w:rPr>
-              <w:t>5</w:t>
-            </w:r>
-          </w:p>
-        </w:tc>
-        <w:tc>
-          <w:tcPr>
-            <w:tcW w:type="dxa" w:w="1928"/>
-          </w:tcPr>
-          <w:p>
-            <w:pPr>
-              <w:spacing w:after="0" w:line="300" w:lineRule="auto"/>
-            </w:pPr>
-            <w:r>
-              <w:rPr>
-                <w:rFonts w:ascii="微软雅黑" w:hAnsi="微软雅黑" w:eastAsia="微软雅黑"/>
-                <w:b w:val="0"/>
-                <w:sz w:val="19"/>
-              </w:rPr>
-              <w:t>44</w:t>
-            </w:r>
-          </w:p>
-        </w:tc>
-        <w:tc>
-          <w:tcPr>
-            <w:tcW w:type="dxa" w:w="1928"/>
-          </w:tcPr>
-          <w:p>
-            <w:pPr>
-              <w:spacing w:after="0" w:line="300" w:lineRule="auto"/>
-            </w:pPr>
-            <w:r>
-              <w:rPr>
-                <w:rFonts w:ascii="微软雅黑" w:hAnsi="微软雅黑" w:eastAsia="微软雅黑"/>
-                <w:b w:val="0"/>
-                <w:sz w:val="19"/>
-              </w:rPr>
-              <w:t>通关</w:t>
-            </w:r>
-          </w:p>
-        </w:tc>
-      </w:tr>
-      <w:tr>
-        <w:trPr>
-          <w:cantSplit/>
-        </w:trPr>
-        <w:tc>
-          <w:tcPr>
-            <w:tcW w:type="dxa" w:w="1134"/>
-          </w:tcPr>
-          <w:p>
-            <w:pPr>
-              <w:spacing w:after="0" w:line="300" w:lineRule="auto"/>
-            </w:pPr>
-            <w:r>
-              <w:rPr>
-                <w:rFonts w:ascii="微软雅黑" w:hAnsi="微软雅黑" w:eastAsia="微软雅黑"/>
-                <w:b w:val="0"/>
-                <w:sz w:val="19"/>
-              </w:rPr>
-              <w:t>4</w:t>
-            </w:r>
-          </w:p>
-        </w:tc>
-        <w:tc>
-          <w:tcPr>
-            <w:tcW w:type="dxa" w:w="1928"/>
-          </w:tcPr>
-          <w:p>
-            <w:pPr>
-              <w:spacing w:after="0" w:line="300" w:lineRule="auto"/>
-            </w:pPr>
-            <w:r>
-              <w:rPr>
-                <w:rFonts w:ascii="微软雅黑" w:hAnsi="微软雅黑" w:eastAsia="微软雅黑"/>
-                <w:b w:val="0"/>
-                <w:sz w:val="19"/>
-              </w:rPr>
-              <w:t>16.76</w:t>
-            </w:r>
-          </w:p>
-        </w:tc>
-        <w:tc>
-          <w:tcPr>
-            <w:tcW w:type="dxa" w:w="1928"/>
-          </w:tcPr>
-          <w:p>
-            <w:pPr>
-              <w:spacing w:after="0" w:line="300" w:lineRule="auto"/>
-            </w:pPr>
-            <w:r>
-              <w:rPr>
-                <w:rFonts w:ascii="微软雅黑" w:hAnsi="微软雅黑" w:eastAsia="微软雅黑"/>
-                <w:b w:val="0"/>
-                <w:sz w:val="19"/>
-              </w:rPr>
-              <w:t>8</w:t>
-            </w:r>
-          </w:p>
-        </w:tc>
-        <w:tc>
-          <w:tcPr>
-            <w:tcW w:type="dxa" w:w="1928"/>
-          </w:tcPr>
-          <w:p>
-            <w:pPr>
-              <w:spacing w:after="0" w:line="300" w:lineRule="auto"/>
-            </w:pPr>
-            <w:r>
-              <w:rPr>
-                <w:rFonts w:ascii="微软雅黑" w:hAnsi="微软雅黑" w:eastAsia="微软雅黑"/>
-                <w:b w:val="0"/>
-                <w:sz w:val="19"/>
-              </w:rPr>
-              <w:t>53</w:t>
-            </w:r>
-          </w:p>
-        </w:tc>
-        <w:tc>
-          <w:tcPr>
-            <w:tcW w:type="dxa" w:w="1928"/>
-          </w:tcPr>
-          <w:p>
-            <w:pPr>
-              <w:spacing w:after="0" w:line="300" w:lineRule="auto"/>
-            </w:pPr>
-            <w:r>
-              <w:rPr>
-                <w:rFonts w:ascii="微软雅黑" w:hAnsi="微软雅黑" w:eastAsia="微软雅黑"/>
-                <w:b w:val="0"/>
-                <w:sz w:val="19"/>
-              </w:rPr>
-              <w:t>通关</w:t>
-            </w:r>
-          </w:p>
-        </w:tc>
-      </w:tr>
-      <w:tr>
-        <w:trPr>
-          <w:cantSplit/>
-        </w:trPr>
-        <w:tc>
-          <w:tcPr>
-            <w:tcW w:type="dxa" w:w="1134"/>
-          </w:tcPr>
-          <w:p>
-            <w:pPr>
-              <w:spacing w:after="0" w:line="300" w:lineRule="auto"/>
-            </w:pPr>
-            <w:r>
-              <w:rPr>
-                <w:rFonts w:ascii="微软雅黑" w:hAnsi="微软雅黑" w:eastAsia="微软雅黑"/>
-                <w:b w:val="0"/>
-                <w:sz w:val="19"/>
-              </w:rPr>
-              <w:t>5</w:t>
-            </w:r>
-          </w:p>
-        </w:tc>
-        <w:tc>
-          <w:tcPr>
-            <w:tcW w:type="dxa" w:w="1928"/>
-          </w:tcPr>
-          <w:p>
-            <w:pPr>
-              <w:spacing w:after="0" w:line="300" w:lineRule="auto"/>
-            </w:pPr>
-            <w:r>
-              <w:rPr>
-                <w:rFonts w:ascii="微软雅黑" w:hAnsi="微软雅黑" w:eastAsia="微软雅黑"/>
-                <w:b w:val="0"/>
-                <w:sz w:val="19"/>
-              </w:rPr>
-              <w:t>13.29</w:t>
-            </w:r>
-          </w:p>
-        </w:tc>
-        <w:tc>
-          <w:tcPr>
-            <w:tcW w:type="dxa" w:w="1928"/>
-          </w:tcPr>
-          <w:p>
-            <w:pPr>
-              <w:spacing w:after="0" w:line="300" w:lineRule="auto"/>
-            </w:pPr>
-            <w:r>
-              <w:rPr>
-                <w:rFonts w:ascii="微软雅黑" w:hAnsi="微软雅黑" w:eastAsia="微软雅黑"/>
-                <w:b w:val="0"/>
-                <w:sz w:val="19"/>
-              </w:rPr>
-              <w:t>8</w:t>
-            </w:r>
-          </w:p>
-        </w:tc>
-        <w:tc>
-          <w:tcPr>
-            <w:tcW w:type="dxa" w:w="1928"/>
-          </w:tcPr>
-          <w:p>
-            <w:pPr>
-              <w:spacing w:after="0" w:line="300" w:lineRule="auto"/>
-            </w:pPr>
-            <w:r>
-              <w:rPr>
-                <w:rFonts w:ascii="微软雅黑" w:hAnsi="微软雅黑" w:eastAsia="微软雅黑"/>
-                <w:b w:val="0"/>
-                <w:sz w:val="19"/>
-              </w:rPr>
-              <w:t>53</w:t>
-            </w:r>
-          </w:p>
-        </w:tc>
-        <w:tc>
-          <w:tcPr>
-            <w:tcW w:type="dxa" w:w="1928"/>
-          </w:tcPr>
-          <w:p>
-            <w:pPr>
-              <w:spacing w:after="0" w:line="300" w:lineRule="auto"/>
-            </w:pPr>
-            <w:r>
-              <w:rPr>
-                <w:rFonts w:ascii="微软雅黑" w:hAnsi="微软雅黑" w:eastAsia="微软雅黑"/>
-                <w:b w:val="0"/>
-                <w:sz w:val="19"/>
-              </w:rPr>
-              <w:t>通关</w:t>
-            </w:r>
-          </w:p>
-        </w:tc>
-      </w:tr>
-      <w:tr>
-        <w:trPr>
-          <w:cantSplit/>
-        </w:trPr>
-        <w:tc>
-          <w:tcPr>
-            <w:tcW w:type="dxa" w:w="1134"/>
-          </w:tcPr>
-          <w:p>
-            <w:pPr>
-              <w:spacing w:after="0" w:line="300" w:lineRule="auto"/>
-            </w:pPr>
-            <w:r>
-              <w:rPr>
-                <w:rFonts w:ascii="微软雅黑" w:hAnsi="微软雅黑" w:eastAsia="微软雅黑"/>
-                <w:b w:val="0"/>
-                <w:sz w:val="19"/>
-              </w:rPr>
-              <w:t>6</w:t>
-            </w:r>
-          </w:p>
-        </w:tc>
-        <w:tc>
-          <w:tcPr>
-            <w:tcW w:type="dxa" w:w="1928"/>
-          </w:tcPr>
-          <w:p>
-            <w:pPr>
-              <w:spacing w:after="0" w:line="300" w:lineRule="auto"/>
-            </w:pPr>
-            <w:r>
-              <w:rPr>
-                <w:rFonts w:ascii="微软雅黑" w:hAnsi="微软雅黑" w:eastAsia="微软雅黑"/>
-                <w:b w:val="0"/>
-                <w:sz w:val="19"/>
-              </w:rPr>
-              <w:t>14.59</w:t>
-            </w:r>
-          </w:p>
-        </w:tc>
-        <w:tc>
-          <w:tcPr>
-            <w:tcW w:type="dxa" w:w="1928"/>
-          </w:tcPr>
-          <w:p>
-            <w:pPr>
-              <w:spacing w:after="0" w:line="300" w:lineRule="auto"/>
-            </w:pPr>
-            <w:r>
-              <w:rPr>
-                <w:rFonts w:ascii="微软雅黑" w:hAnsi="微软雅黑" w:eastAsia="微软雅黑"/>
-                <w:b w:val="0"/>
-                <w:sz w:val="19"/>
-              </w:rPr>
-              <w:t>6</w:t>
-            </w:r>
-          </w:p>
-        </w:tc>
-        <w:tc>
-          <w:tcPr>
-            <w:tcW w:type="dxa" w:w="1928"/>
-          </w:tcPr>
-          <w:p>
-            <w:pPr>
-              <w:spacing w:after="0" w:line="300" w:lineRule="auto"/>
-            </w:pPr>
-            <w:r>
-              <w:rPr>
-                <w:rFonts w:ascii="微软雅黑" w:hAnsi="微软雅黑" w:eastAsia="微软雅黑"/>
-                <w:b w:val="0"/>
-                <w:sz w:val="19"/>
-              </w:rPr>
-              <w:t>49</w:t>
-            </w:r>
-          </w:p>
-        </w:tc>
-        <w:tc>
-          <w:tcPr>
-            <w:tcW w:type="dxa" w:w="1928"/>
-          </w:tcPr>
-          <w:p>
-            <w:pPr>
-              <w:spacing w:after="0" w:line="300" w:lineRule="auto"/>
-            </w:pPr>
-            <w:r>
-              <w:rPr>
-                <w:rFonts w:ascii="微软雅黑" w:hAnsi="微软雅黑" w:eastAsia="微软雅黑"/>
-                <w:b w:val="0"/>
-                <w:sz w:val="19"/>
-              </w:rPr>
-              <w:t>通关</w:t>
-            </w:r>
-          </w:p>
-        </w:tc>
-      </w:tr>
-      <w:tr>
-        <w:trPr>
-          <w:cantSplit/>
-        </w:trPr>
-        <w:tc>
-          <w:tcPr>
-            <w:tcW w:type="dxa" w:w="1134"/>
-          </w:tcPr>
-          <w:p>
-            <w:pPr>
-              <w:spacing w:after="0" w:line="300" w:lineRule="auto"/>
-            </w:pPr>
-            <w:r>
-              <w:rPr>
-                <w:rFonts w:ascii="微软雅黑" w:hAnsi="微软雅黑" w:eastAsia="微软雅黑"/>
-                <w:b w:val="0"/>
-                <w:sz w:val="19"/>
-              </w:rPr>
-              <w:t>7</w:t>
-            </w:r>
-          </w:p>
-        </w:tc>
-        <w:tc>
-          <w:tcPr>
-            <w:tcW w:type="dxa" w:w="1928"/>
-          </w:tcPr>
-          <w:p>
-            <w:pPr>
-              <w:spacing w:after="0" w:line="300" w:lineRule="auto"/>
-            </w:pPr>
-            <w:r>
-              <w:rPr>
-                <w:rFonts w:ascii="微软雅黑" w:hAnsi="微软雅黑" w:eastAsia="微软雅黑"/>
-                <w:b w:val="0"/>
-                <w:sz w:val="19"/>
-              </w:rPr>
-              <w:t>21.44</w:t>
-            </w:r>
-          </w:p>
-        </w:tc>
-        <w:tc>
-          <w:tcPr>
-            <w:tcW w:type="dxa" w:w="1928"/>
-          </w:tcPr>
-          <w:p>
-            <w:pPr>
-              <w:spacing w:after="0" w:line="300" w:lineRule="auto"/>
-            </w:pPr>
-            <w:r>
-              <w:rPr>
-                <w:rFonts w:ascii="微软雅黑" w:hAnsi="微软雅黑" w:eastAsia="微软雅黑"/>
-                <w:b w:val="0"/>
-                <w:sz w:val="19"/>
-              </w:rPr>
-              <w:t>3</w:t>
-            </w:r>
-          </w:p>
-        </w:tc>
-        <w:tc>
-          <w:tcPr>
-            <w:tcW w:type="dxa" w:w="1928"/>
-          </w:tcPr>
-          <w:p>
-            <w:pPr>
-              <w:spacing w:after="0" w:line="300" w:lineRule="auto"/>
-            </w:pPr>
-            <w:r>
-              <w:rPr>
-                <w:rFonts w:ascii="微软雅黑" w:hAnsi="微软雅黑" w:eastAsia="微软雅黑"/>
-                <w:b w:val="0"/>
-                <w:sz w:val="19"/>
-              </w:rPr>
-              <w:t>54</w:t>
-            </w:r>
-          </w:p>
-        </w:tc>
-        <w:tc>
-          <w:tcPr>
-            <w:tcW w:type="dxa" w:w="1928"/>
-          </w:tcPr>
-          <w:p>
-            <w:pPr>
-              <w:spacing w:after="0" w:line="300" w:lineRule="auto"/>
-            </w:pPr>
-            <w:r>
-              <w:rPr>
-                <w:rFonts w:ascii="微软雅黑" w:hAnsi="微软雅黑" w:eastAsia="微软雅黑"/>
-                <w:b w:val="0"/>
-                <w:sz w:val="19"/>
-              </w:rPr>
-              <w:t>通关</w:t>
+              <w:t>见 README「第 5 周改动」</w:t>
             </w:r>
           </w:p>
         </w:tc>
@@ -2350,8 +2719,22 @@
     </w:tbl>
     <w:p>
       <w:pPr>
-        <w:spacing w:before="40" w:after="200" w:line="288" w:lineRule="auto"/>
+        <w:spacing w:before="20" w:after="160" w:line="264" w:lineRule="auto"/>
         <w:jc w:val="center"/>
+      </w:pPr>
+      <w:r>
+        <w:rPr>
+          <w:rFonts w:ascii="微软雅黑" w:hAnsi="微软雅黑" w:eastAsia="微软雅黑"/>
+          <w:b w:val="0"/>
+          <w:color w:val="5A6474"/>
+          <w:sz w:val="17"/>
+        </w:rPr>
+        <w:t>表 5  每人一句话，追问时看第三列</w:t>
+      </w:r>
+    </w:p>
+    <w:p>
+      <w:pPr>
+        <w:spacing w:before="0" w:after="80" w:line="324" w:lineRule="auto"/>
       </w:pPr>
       <w:r>
         <w:rPr>
@@ -2360,43 +2743,15 @@
           <w:color w:val="5A6474"/>
           <w:sz w:val="18"/>
         </w:rPr>
-        <w:t>表 3  七局原始数据，全部来自 runs.json</w:t>
-      </w:r>
-    </w:p>
-    <w:p>
-      <w:pPr>
-        <w:spacing w:before="0" w:after="80" w:line="348" w:lineRule="auto"/>
-      </w:pPr>
-      <w:r>
-        <w:rPr>
-          <w:rFonts w:ascii="微软雅黑" w:hAnsi="微软雅黑" w:eastAsia="微软雅黑"/>
-          <w:b w:val="0"/>
-          <w:color w:val="202838"/>
-          <w:sz w:val="21"/>
-        </w:rPr>
-        <w:t>汇总：平均 15.8 秒、平均 5.3 次声呐、7/7 通关。这张图最短路径 42 格（约 11.4 秒），试玩者只比理论最优慢 40%——不是“有点简单”，是几乎没走弯路。</w:t>
-      </w:r>
-    </w:p>
-    <w:p>
-      <w:pPr>
-        <w:spacing w:before="0" w:after="80" w:line="348" w:lineRule="auto"/>
-      </w:pPr>
-      <w:r>
-        <w:rPr>
-          <w:rFonts w:ascii="微软雅黑" w:hAnsi="微软雅黑" w:eastAsia="微软雅黑"/>
-          <w:b w:val="0"/>
-          <w:color w:val="202838"/>
-          <w:sz w:val="21"/>
-        </w:rPr>
-        <w:t>试玩者的三条反馈：① 太简单，和普通迷宫区别不大；② 画面没有完全黑下去，还能看清路；③ 声呐应该是波形向外，不是中间亮四周暗。三条都已改完。建议：地图要加大。</w:t>
+        <w:t>AI 给了三条建议，我们逐条核过：ASCII 驱动（采纳）；冒烟测试按帧数计时（发现 94px÷0.4s≈235px/s，判定测试写错，改成真实时间）；把敌人当首个目标（会同时动两个变量，暂缓）。</w:t>
       </w:r>
     </w:p>
     <w:p>
       <w:pPr>
         <w:keepNext/>
-        <w:spacing w:before="240" w:after="120"/>
+        <w:spacing w:before="200" w:after="80"/>
         <w:pBdr>
-          <w:bottom w:val="single" w:sz="8" w:space="4" w:color="1F3A5F"/>
+          <w:bottom w:val="single" w:sz="8" w:space="3" w:color="1F3A5F"/>
         </w:pBdr>
       </w:pPr>
       <w:r>
@@ -2404,792 +2759,29 @@
           <w:rFonts w:ascii="微软雅黑" w:hAnsi="微软雅黑" w:eastAsia="微软雅黑"/>
           <w:b/>
           <w:color w:val="1F3A5F"/>
-          <w:sz w:val="30"/>
+          <w:sz w:val="26"/>
         </w:rPr>
-        <w:t>六、用观察支持一次决策</w:t>
-      </w:r>
-    </w:p>
-    <w:tbl>
-      <w:tblPr>
-        <w:tblStyle w:val="TableGrid"/>
-        <w:jc w:val="center"/>
-        <w:tblLayout w:type="fixed"/>
-        <w:tblLook w:firstColumn="1" w:firstRow="1" w:lastColumn="0" w:lastRow="0" w:noHBand="0" w:noVBand="1" w:val="04A0"/>
-        <w:tblW w:type="dxa" w:w="9411"/>
-        <w:tblCellMar>
-          <w:top w:w="60" w:type="dxa"/>
-          <w:left w:w="90" w:type="dxa"/>
-          <w:bottom w:w="60" w:type="dxa"/>
-          <w:right w:w="90" w:type="dxa"/>
-        </w:tblCellMar>
-      </w:tblPr>
-      <w:tblGrid>
-        <w:gridCol w:w="1701"/>
-        <w:gridCol w:w="7710"/>
-      </w:tblGrid>
-      <w:tr>
-        <w:trPr>
-          <w:cantSplit/>
-          <w:tblHeader/>
-        </w:trPr>
-        <w:tc>
-          <w:tcPr>
-            <w:tcW w:type="dxa" w:w="1701"/>
-            <w:shd w:val="clear" w:color="auto" w:fill="E7EEF9"/>
-          </w:tcPr>
-          <w:p>
-            <w:pPr>
-              <w:keepNext/>
-              <w:spacing w:after="0" w:line="276" w:lineRule="auto"/>
-            </w:pPr>
-            <w:r>
-              <w:rPr>
-                <w:rFonts w:ascii="微软雅黑" w:hAnsi="微软雅黑" w:eastAsia="微软雅黑"/>
-                <w:b/>
-                <w:color w:val="1F3A5F"/>
-                <w:sz w:val="19"/>
-              </w:rPr>
-              <w:t>项</w:t>
-            </w:r>
-          </w:p>
-        </w:tc>
-        <w:tc>
-          <w:tcPr>
-            <w:tcW w:type="dxa" w:w="7710"/>
-            <w:shd w:val="clear" w:color="auto" w:fill="E7EEF9"/>
-          </w:tcPr>
-          <w:p>
-            <w:pPr>
-              <w:keepNext/>
-              <w:spacing w:after="0" w:line="276" w:lineRule="auto"/>
-            </w:pPr>
-            <w:r>
-              <w:rPr>
-                <w:rFonts w:ascii="微软雅黑" w:hAnsi="微软雅黑" w:eastAsia="微软雅黑"/>
-                <w:b/>
-                <w:color w:val="1F3A5F"/>
-                <w:sz w:val="19"/>
-              </w:rPr>
-              <w:t>内容</w:t>
-            </w:r>
-          </w:p>
-        </w:tc>
-      </w:tr>
-      <w:tr>
-        <w:trPr>
-          <w:cantSplit/>
-        </w:trPr>
-        <w:tc>
-          <w:tcPr>
-            <w:tcW w:type="dxa" w:w="1701"/>
-          </w:tcPr>
-          <w:p>
-            <w:pPr>
-              <w:keepNext/>
-              <w:spacing w:after="0" w:line="300" w:lineRule="auto"/>
-            </w:pPr>
-            <w:r>
-              <w:rPr>
-                <w:rFonts w:ascii="微软雅黑" w:hAnsi="微软雅黑" w:eastAsia="微软雅黑"/>
-                <w:b/>
-                <w:sz w:val="19"/>
-              </w:rPr>
-              <w:t>候选</w:t>
-            </w:r>
-          </w:p>
-        </w:tc>
-        <w:tc>
-          <w:tcPr>
-            <w:tcW w:type="dxa" w:w="7710"/>
-          </w:tcPr>
-          <w:p>
-            <w:pPr>
-              <w:keepNext/>
-              <w:spacing w:after="0" w:line="300" w:lineRule="auto"/>
-            </w:pPr>
-            <w:r>
-              <w:rPr>
-                <w:rFonts w:ascii="微软雅黑" w:hAnsi="微软雅黑" w:eastAsia="微软雅黑"/>
-                <w:b w:val="0"/>
-                <w:sz w:val="19"/>
-              </w:rPr>
-              <w:t>A：保持 0.05 的黑暗度 + 128px / 0.9 的径向光圈；B：0.03 档；C：0.015 + 40px / 0.30</w:t>
-            </w:r>
-          </w:p>
-        </w:tc>
-      </w:tr>
-      <w:tr>
-        <w:trPr>
-          <w:cantSplit/>
-        </w:trPr>
-        <w:tc>
-          <w:tcPr>
-            <w:tcW w:type="dxa" w:w="1701"/>
-          </w:tcPr>
-          <w:p>
-            <w:pPr>
-              <w:keepNext/>
-              <w:spacing w:after="0" w:line="300" w:lineRule="auto"/>
-            </w:pPr>
-            <w:r>
-              <w:rPr>
-                <w:rFonts w:ascii="微软雅黑" w:hAnsi="微软雅黑" w:eastAsia="微软雅黑"/>
-                <w:b/>
-                <w:sz w:val="19"/>
-              </w:rPr>
-              <w:t>改了什么</w:t>
-            </w:r>
-          </w:p>
-        </w:tc>
-        <w:tc>
-          <w:tcPr>
-            <w:tcW w:type="dxa" w:w="7710"/>
-          </w:tcPr>
-          <w:p>
-            <w:pPr>
-              <w:keepNext/>
-              <w:spacing w:after="0" w:line="300" w:lineRule="auto"/>
-            </w:pPr>
-            <w:r>
-              <w:rPr>
-                <w:rFonts w:ascii="微软雅黑" w:hAnsi="微软雅黑" w:eastAsia="微软雅黑"/>
-                <w:b w:val="0"/>
-                <w:sz w:val="19"/>
-              </w:rPr>
-              <w:t>只动两个数：CanvasModulate、AMBIENT_RADIUS / AMBIENT_ENERGY；没有碰玩法和地图</w:t>
-            </w:r>
-          </w:p>
-        </w:tc>
-      </w:tr>
-      <w:tr>
-        <w:trPr>
-          <w:cantSplit/>
-        </w:trPr>
-        <w:tc>
-          <w:tcPr>
-            <w:tcW w:type="dxa" w:w="1701"/>
-          </w:tcPr>
-          <w:p>
-            <w:pPr>
-              <w:spacing w:after="0" w:line="300" w:lineRule="auto"/>
-            </w:pPr>
-            <w:r>
-              <w:rPr>
-                <w:rFonts w:ascii="微软雅黑" w:hAnsi="微软雅黑" w:eastAsia="微软雅黑"/>
-                <w:b/>
-                <w:sz w:val="19"/>
-              </w:rPr>
-              <w:t>证据</w:t>
-            </w:r>
-          </w:p>
-        </w:tc>
-        <w:tc>
-          <w:tcPr>
-            <w:tcW w:type="dxa" w:w="7710"/>
-          </w:tcPr>
-          <w:p>
-            <w:pPr>
-              <w:spacing w:after="0" w:line="300" w:lineRule="auto"/>
-            </w:pPr>
-            <w:r>
-              <w:rPr>
-                <w:rFonts w:ascii="微软雅黑" w:hAnsi="微软雅黑" w:eastAsia="微软雅黑"/>
-                <w:b w:val="0"/>
-                <w:sz w:val="19"/>
-              </w:rPr>
-              <w:t>同一位置、同一帧的截图采样：墙 15.3 → 4.7，空地 4.7 → 1.3，整屏均值 8.8 → 5.5；对照图 _verify/compare_darkness.png</w:t>
-            </w:r>
-          </w:p>
-        </w:tc>
-      </w:tr>
-      <w:tr>
-        <w:trPr>
-          <w:cantSplit/>
-        </w:trPr>
-        <w:tc>
-          <w:tcPr>
-            <w:tcW w:type="dxa" w:w="1701"/>
-          </w:tcPr>
-          <w:p>
-            <w:pPr>
-              <w:spacing w:after="0" w:line="300" w:lineRule="auto"/>
-            </w:pPr>
-            <w:r>
-              <w:rPr>
-                <w:rFonts w:ascii="微软雅黑" w:hAnsi="微软雅黑" w:eastAsia="微软雅黑"/>
-                <w:b/>
-                <w:sz w:val="19"/>
-              </w:rPr>
-              <w:t>取舍</w:t>
-            </w:r>
-          </w:p>
-        </w:tc>
-        <w:tc>
-          <w:tcPr>
-            <w:tcW w:type="dxa" w:w="7710"/>
-          </w:tcPr>
-          <w:p>
-            <w:pPr>
-              <w:spacing w:after="0" w:line="300" w:lineRule="auto"/>
-            </w:pPr>
-            <w:r>
-              <w:rPr>
-                <w:rFonts w:ascii="微软雅黑" w:hAnsi="微软雅黑" w:eastAsia="微软雅黑"/>
-                <w:b w:val="0"/>
-                <w:sz w:val="19"/>
-              </w:rPr>
-              <w:t>选 C。理由是试玩者明确说“还能看清路”，而 A 的墙亮度 15/255 在暗环境里仍能看出轮廓。</w:t>
-            </w:r>
-          </w:p>
-        </w:tc>
-      </w:tr>
-      <w:tr>
-        <w:trPr>
-          <w:cantSplit/>
-        </w:trPr>
-        <w:tc>
-          <w:tcPr>
-            <w:tcW w:type="dxa" w:w="1701"/>
-          </w:tcPr>
-          <w:p>
-            <w:pPr>
-              <w:spacing w:after="0" w:line="300" w:lineRule="auto"/>
-            </w:pPr>
-            <w:r>
-              <w:rPr>
-                <w:rFonts w:ascii="微软雅黑" w:hAnsi="微软雅黑" w:eastAsia="微软雅黑"/>
-                <w:b/>
-                <w:sz w:val="19"/>
-              </w:rPr>
-              <w:t>连带发现</w:t>
-            </w:r>
-          </w:p>
-        </w:tc>
-        <w:tc>
-          <w:tcPr>
-            <w:tcW w:type="dxa" w:w="7710"/>
-          </w:tcPr>
-          <w:p>
-            <w:pPr>
-              <w:spacing w:after="0" w:line="300" w:lineRule="auto"/>
-            </w:pPr>
-            <w:r>
-              <w:rPr>
-                <w:rFonts w:ascii="微软雅黑" w:hAnsi="微软雅黑" w:eastAsia="微软雅黑"/>
-                <w:b w:val="0"/>
-                <w:sz w:val="19"/>
-              </w:rPr>
-              <w:t>压黑之后仍 7/7 通关，说明“太简单”的主因是地图短（42 格），不是亮度。</w:t>
-            </w:r>
-          </w:p>
-        </w:tc>
-      </w:tr>
-    </w:tbl>
-    <w:p>
-      <w:pPr>
-        <w:spacing w:before="40" w:after="200" w:line="288" w:lineRule="auto"/>
-        <w:jc w:val="center"/>
-      </w:pPr>
-      <w:r>
-        <w:rPr>
-          <w:rFonts w:ascii="微软雅黑" w:hAnsi="微软雅黑" w:eastAsia="微软雅黑"/>
-          <w:b w:val="0"/>
-          <w:color w:val="5A6474"/>
-          <w:sz w:val="18"/>
-        </w:rPr>
-        <w:t>表 4  一次决策：候选、改动、证据、取舍</w:t>
+        <w:t>七、下一轮（本次未做）</w:t>
       </w:r>
     </w:p>
     <w:p>
       <w:pPr>
-        <w:keepNext/>
-        <w:spacing w:before="240" w:after="120"/>
-        <w:pBdr>
-          <w:bottom w:val="single" w:sz="8" w:space="4" w:color="1F3A5F"/>
-        </w:pBdr>
-      </w:pPr>
-      <w:r>
-        <w:rPr>
-          <w:rFonts w:ascii="微软雅黑" w:hAnsi="微软雅黑" w:eastAsia="微软雅黑"/>
-          <w:b/>
-          <w:color w:val="1F3A5F"/>
-          <w:sz w:val="30"/>
-        </w:rPr>
-        <w:t>七、成员与 AI 贡献</w:t>
-      </w:r>
-    </w:p>
-    <w:p>
-      <w:pPr>
-        <w:spacing w:before="0" w:after="60" w:line="348" w:lineRule="auto"/>
+        <w:spacing w:before="0" w:after="40" w:line="324" w:lineRule="auto"/>
       </w:pPr>
       <w:r>
         <w:rPr>
           <w:rFonts w:ascii="微软雅黑" w:hAnsi="微软雅黑" w:eastAsia="微软雅黑"/>
           <w:b w:val="0"/>
           <w:color w:val="202838"/>
-          <w:sz w:val="21"/>
-        </w:rPr>
-        <w:t>周凌锐：声呐光照与遮挡、玩家移动、关卡数据、遥测、测试脚本（tools/ 下四个）。验证方式：冒烟测试、通关测试、截图采样。</w:t>
-      </w:r>
-    </w:p>
-    <w:p>
-      <w:pPr>
-        <w:spacing w:before="0" w:after="60" w:line="348" w:lineRule="auto"/>
-      </w:pPr>
-      <w:r>
-        <w:rPr>
-          <w:rFonts w:ascii="微软雅黑" w:hAnsi="微软雅黑" w:eastAsia="微软雅黑"/>
-          <w:b w:val="0"/>
-          <w:color w:val="202838"/>
-          <w:sz w:val="21"/>
-        </w:rPr>
-        <w:t>方俊：约组外成员完成 7 局试玩、记录三条反馈与建议、复核遥测数据与记录是否一致。</w:t>
-      </w:r>
-    </w:p>
-    <w:p>
-      <w:pPr>
-        <w:spacing w:before="0" w:after="120" w:line="348" w:lineRule="auto"/>
-      </w:pPr>
-      <w:r>
-        <w:rPr>
-          <w:rFonts w:ascii="微软雅黑" w:hAnsi="微软雅黑" w:eastAsia="微软雅黑"/>
-          <w:b w:val="0"/>
-          <w:color w:val="202838"/>
-          <w:sz w:val="21"/>
-        </w:rPr>
-        <w:t>两人共同：定本周验证的假设、定光线改法、核验 AI 的每条建议。</w:t>
-      </w:r>
-    </w:p>
-    <w:tbl>
-      <w:tblPr>
-        <w:tblStyle w:val="TableGrid"/>
-        <w:jc w:val="center"/>
-        <w:tblLayout w:type="fixed"/>
-        <w:tblLook w:firstColumn="1" w:firstRow="1" w:lastColumn="0" w:lastRow="0" w:noHBand="0" w:noVBand="1" w:val="04A0"/>
-        <w:tblW w:type="dxa" w:w="9411"/>
-        <w:tblCellMar>
-          <w:top w:w="60" w:type="dxa"/>
-          <w:left w:w="90" w:type="dxa"/>
-          <w:bottom w:w="60" w:type="dxa"/>
-          <w:right w:w="90" w:type="dxa"/>
-        </w:tblCellMar>
-      </w:tblPr>
-      <w:tblGrid>
-        <w:gridCol w:w="3628"/>
-        <w:gridCol w:w="4082"/>
-        <w:gridCol w:w="1701"/>
-      </w:tblGrid>
-      <w:tr>
-        <w:trPr>
-          <w:cantSplit/>
-          <w:tblHeader/>
-        </w:trPr>
-        <w:tc>
-          <w:tcPr>
-            <w:tcW w:type="dxa" w:w="3628"/>
-            <w:shd w:val="clear" w:color="auto" w:fill="E7EEF9"/>
-          </w:tcPr>
-          <w:p>
-            <w:pPr>
-              <w:keepNext/>
-              <w:spacing w:after="0" w:line="276" w:lineRule="auto"/>
-            </w:pPr>
-            <w:r>
-              <w:rPr>
-                <w:rFonts w:ascii="微软雅黑" w:hAnsi="微软雅黑" w:eastAsia="微软雅黑"/>
-                <w:b/>
-                <w:color w:val="1F3A5F"/>
-                <w:sz w:val="18"/>
-              </w:rPr>
-              <w:t>AI 建议</w:t>
-            </w:r>
-          </w:p>
-        </w:tc>
-        <w:tc>
-          <w:tcPr>
-            <w:tcW w:type="dxa" w:w="4082"/>
-            <w:shd w:val="clear" w:color="auto" w:fill="E7EEF9"/>
-          </w:tcPr>
-          <w:p>
-            <w:pPr>
-              <w:keepNext/>
-              <w:spacing w:after="0" w:line="276" w:lineRule="auto"/>
-            </w:pPr>
-            <w:r>
-              <w:rPr>
-                <w:rFonts w:ascii="微软雅黑" w:hAnsi="微软雅黑" w:eastAsia="微软雅黑"/>
-                <w:b/>
-                <w:color w:val="1F3A5F"/>
-                <w:sz w:val="18"/>
-              </w:rPr>
-              <w:t>我们怎么核验</w:t>
-            </w:r>
-          </w:p>
-        </w:tc>
-        <w:tc>
-          <w:tcPr>
-            <w:tcW w:type="dxa" w:w="1701"/>
-            <w:shd w:val="clear" w:color="auto" w:fill="E7EEF9"/>
-          </w:tcPr>
-          <w:p>
-            <w:pPr>
-              <w:keepNext/>
-              <w:spacing w:after="0" w:line="276" w:lineRule="auto"/>
-            </w:pPr>
-            <w:r>
-              <w:rPr>
-                <w:rFonts w:ascii="微软雅黑" w:hAnsi="微软雅黑" w:eastAsia="微软雅黑"/>
-                <w:b/>
-                <w:color w:val="1F3A5F"/>
-                <w:sz w:val="18"/>
-              </w:rPr>
-              <w:t>结果</w:t>
-            </w:r>
-          </w:p>
-        </w:tc>
-      </w:tr>
-      <w:tr>
-        <w:trPr>
-          <w:cantSplit/>
-        </w:trPr>
-        <w:tc>
-          <w:tcPr>
-            <w:tcW w:type="dxa" w:w="3628"/>
-          </w:tcPr>
-          <w:p>
-            <w:pPr>
-              <w:keepNext/>
-              <w:spacing w:after="0" w:line="300" w:lineRule="auto"/>
-            </w:pPr>
-            <w:r>
-              <w:rPr>
-                <w:rFonts w:ascii="微软雅黑" w:hAnsi="微软雅黑" w:eastAsia="微软雅黑"/>
-                <w:b w:val="0"/>
-                <w:sz w:val="18"/>
-              </w:rPr>
-              <w:t>关卡用 ASCII 驱动，碰撞/遮挡/视觉同源</w:t>
-            </w:r>
-          </w:p>
-        </w:tc>
-        <w:tc>
-          <w:tcPr>
-            <w:tcW w:type="dxa" w:w="4082"/>
-          </w:tcPr>
-          <w:p>
-            <w:pPr>
-              <w:keepNext/>
-              <w:spacing w:after="0" w:line="300" w:lineRule="auto"/>
-            </w:pPr>
-            <w:r>
-              <w:rPr>
-                <w:rFonts w:ascii="微软雅黑" w:hAnsi="微软雅黑" w:eastAsia="微软雅黑"/>
-                <w:b w:val="0"/>
-                <w:sz w:val="18"/>
-              </w:rPr>
-              <w:t>读 level.gd 确认三者共用 size 与 pts；改一行 MAP 重跑</w:t>
-            </w:r>
-          </w:p>
-        </w:tc>
-        <w:tc>
-          <w:tcPr>
-            <w:tcW w:type="dxa" w:w="1701"/>
-          </w:tcPr>
-          <w:p>
-            <w:pPr>
-              <w:keepNext/>
-              <w:spacing w:after="0" w:line="300" w:lineRule="auto"/>
-            </w:pPr>
-            <w:r>
-              <w:rPr>
-                <w:rFonts w:ascii="微软雅黑" w:hAnsi="微软雅黑" w:eastAsia="微软雅黑"/>
-                <w:b w:val="0"/>
-                <w:sz w:val="18"/>
-              </w:rPr>
-              <w:t>采纳</w:t>
-            </w:r>
-          </w:p>
-        </w:tc>
-      </w:tr>
-      <w:tr>
-        <w:trPr>
-          <w:cantSplit/>
-        </w:trPr>
-        <w:tc>
-          <w:tcPr>
-            <w:tcW w:type="dxa" w:w="3628"/>
-          </w:tcPr>
-          <w:p>
-            <w:pPr>
-              <w:keepNext/>
-              <w:spacing w:after="0" w:line="300" w:lineRule="auto"/>
-            </w:pPr>
-            <w:r>
-              <w:rPr>
-                <w:rFonts w:ascii="微软雅黑" w:hAnsi="微软雅黑" w:eastAsia="微软雅黑"/>
-                <w:b w:val="0"/>
-                <w:sz w:val="18"/>
-              </w:rPr>
-              <w:t>冒烟测试用帧数卡点</w:t>
-            </w:r>
-          </w:p>
-        </w:tc>
-        <w:tc>
-          <w:tcPr>
-            <w:tcW w:type="dxa" w:w="4082"/>
-          </w:tcPr>
-          <w:p>
-            <w:pPr>
-              <w:keepNext/>
-              <w:spacing w:after="0" w:line="300" w:lineRule="auto"/>
-            </w:pPr>
-            <w:r>
-              <w:rPr>
-                <w:rFonts w:ascii="微软雅黑" w:hAnsi="微软雅黑" w:eastAsia="微软雅黑"/>
-                <w:b w:val="0"/>
-                <w:sz w:val="18"/>
-              </w:rPr>
-              <w:t>出现“60 帧只走 94 px”；94÷0.4≈235 px/s，正好等于 SPEED</w:t>
-            </w:r>
-          </w:p>
-        </w:tc>
-        <w:tc>
-          <w:tcPr>
-            <w:tcW w:type="dxa" w:w="1701"/>
-          </w:tcPr>
-          <w:p>
-            <w:pPr>
-              <w:keepNext/>
-              <w:spacing w:after="0" w:line="300" w:lineRule="auto"/>
-            </w:pPr>
-            <w:r>
-              <w:rPr>
-                <w:rFonts w:ascii="微软雅黑" w:hAnsi="微软雅黑" w:eastAsia="微软雅黑"/>
-                <w:b w:val="0"/>
-                <w:sz w:val="18"/>
-              </w:rPr>
-              <w:t>判定测试写错，改按真实时间</w:t>
-            </w:r>
-          </w:p>
-        </w:tc>
-      </w:tr>
-      <w:tr>
-        <w:trPr>
-          <w:cantSplit/>
-        </w:trPr>
-        <w:tc>
-          <w:tcPr>
-            <w:tcW w:type="dxa" w:w="3628"/>
-          </w:tcPr>
-          <w:p>
-            <w:pPr>
-              <w:spacing w:after="0" w:line="300" w:lineRule="auto"/>
-            </w:pPr>
-            <w:r>
-              <w:rPr>
-                <w:rFonts w:ascii="微软雅黑" w:hAnsi="微软雅黑" w:eastAsia="微软雅黑"/>
-                <w:b w:val="0"/>
-                <w:sz w:val="18"/>
-              </w:rPr>
-              <w:t>把“敌人”当首个可玩目标</w:t>
-            </w:r>
-          </w:p>
-        </w:tc>
-        <w:tc>
-          <w:tcPr>
-            <w:tcW w:type="dxa" w:w="4082"/>
-          </w:tcPr>
-          <w:p>
-            <w:pPr>
-              <w:spacing w:after="0" w:line="300" w:lineRule="auto"/>
-            </w:pPr>
-            <w:r>
-              <w:rPr>
-                <w:rFonts w:ascii="微软雅黑" w:hAnsi="微软雅黑" w:eastAsia="微软雅黑"/>
-                <w:b w:val="0"/>
-                <w:sz w:val="18"/>
-              </w:rPr>
-              <w:t>会同时动两个变量，跑测无法归因</w:t>
-            </w:r>
-          </w:p>
-        </w:tc>
-        <w:tc>
-          <w:tcPr>
-            <w:tcW w:type="dxa" w:w="1701"/>
-          </w:tcPr>
-          <w:p>
-            <w:pPr>
-              <w:spacing w:after="0" w:line="300" w:lineRule="auto"/>
-            </w:pPr>
-            <w:r>
-              <w:rPr>
-                <w:rFonts w:ascii="微软雅黑" w:hAnsi="微软雅黑" w:eastAsia="微软雅黑"/>
-                <w:b w:val="0"/>
-                <w:sz w:val="18"/>
-              </w:rPr>
-              <w:t>暂缓，排进扩展位</w:t>
-            </w:r>
-          </w:p>
-        </w:tc>
-      </w:tr>
-    </w:tbl>
-    <w:p>
-      <w:pPr>
-        <w:spacing w:before="40" w:after="200" w:line="288" w:lineRule="auto"/>
-        <w:jc w:val="center"/>
-      </w:pPr>
-      <w:r>
-        <w:rPr>
-          <w:rFonts w:ascii="微软雅黑" w:hAnsi="微软雅黑" w:eastAsia="微软雅黑"/>
-          <w:b w:val="0"/>
-          <w:color w:val="5A6474"/>
-          <w:sz w:val="18"/>
-        </w:rPr>
-        <w:t>表 5  AI 建议逐条核验，不照抄</w:t>
-      </w:r>
-    </w:p>
-    <w:p>
-      <w:pPr>
-        <w:keepNext/>
-        <w:spacing w:before="240" w:after="120"/>
-        <w:pBdr>
-          <w:bottom w:val="single" w:sz="8" w:space="4" w:color="1F3A5F"/>
-        </w:pBdr>
-      </w:pPr>
-      <w:r>
-        <w:rPr>
-          <w:rFonts w:ascii="微软雅黑" w:hAnsi="微软雅黑" w:eastAsia="微软雅黑"/>
-          <w:b/>
-          <w:color w:val="1F3A5F"/>
-          <w:sz w:val="30"/>
-        </w:rPr>
-        <w:t>八、下一轮（本周不做）</w:t>
-      </w:r>
-    </w:p>
-    <w:p>
-      <w:pPr>
-        <w:keepNext/>
-        <w:spacing w:before="0" w:after="60" w:line="348" w:lineRule="auto"/>
-      </w:pPr>
-      <w:r>
-        <w:rPr>
-          <w:rFonts w:ascii="微软雅黑" w:hAnsi="微软雅黑" w:eastAsia="微软雅黑"/>
-          <w:b w:val="0"/>
-          <w:color w:val="202838"/>
-          <w:sz w:val="21"/>
-        </w:rPr>
-        <w:t>按试玩结论，下一轮按顺序做三件，一次只动一个变量：</w:t>
-      </w:r>
-    </w:p>
-    <w:p>
-      <w:pPr>
-        <w:keepNext/>
-        <w:spacing w:after="60" w:line="336" w:lineRule="auto"/>
-        <w:ind w:left="312"/>
-      </w:pPr>
-      <w:r>
-        <w:rPr>
-          <w:rFonts w:ascii="微软雅黑" w:hAnsi="微软雅黑" w:eastAsia="微软雅黑"/>
-          <w:b/>
-          <w:color w:val="2E5C8A"/>
-          <w:sz w:val="21"/>
-        </w:rPr>
-        <w:t xml:space="preserve">·  </w:t>
-      </w:r>
-      <w:r>
-        <w:rPr>
-          <w:rFonts w:ascii="微软雅黑" w:hAnsi="微软雅黑" w:eastAsia="微软雅黑"/>
-          <w:b/>
-          <w:sz w:val="21"/>
-        </w:rPr>
-        <w:t>加冷却：</w:t>
-      </w:r>
-      <w:r>
-        <w:rPr>
-          <w:rFonts w:ascii="微软雅黑" w:hAnsi="微软雅黑" w:eastAsia="微软雅黑"/>
-          <w:sz w:val="21"/>
-        </w:rPr>
-        <w:t>现在 1.2 秒几乎可以一直按，加大才有“什么时候按”的取舍。</w:t>
-      </w:r>
-    </w:p>
-    <w:p>
-      <w:pPr>
-        <w:keepNext/>
-        <w:spacing w:after="60" w:line="336" w:lineRule="auto"/>
-        <w:ind w:left="312"/>
-      </w:pPr>
-      <w:r>
-        <w:rPr>
-          <w:rFonts w:ascii="微软雅黑" w:hAnsi="微软雅黑" w:eastAsia="微软雅黑"/>
-          <w:b/>
-          <w:color w:val="2E5C8A"/>
-          <w:sz w:val="21"/>
-        </w:rPr>
-        <w:t xml:space="preserve">·  </w:t>
-      </w:r>
-      <w:r>
-        <w:rPr>
-          <w:rFonts w:ascii="微软雅黑" w:hAnsi="微软雅黑" w:eastAsia="微软雅黑"/>
-          <w:b/>
-          <w:sz w:val="21"/>
-        </w:rPr>
-        <w:t>地图加大、更绕：</w:t>
-      </w:r>
-      <w:r>
-        <w:rPr>
-          <w:rFonts w:ascii="微软雅黑" w:hAnsi="微软雅黑" w:eastAsia="微软雅黑"/>
-          <w:sz w:val="21"/>
-        </w:rPr>
-        <w:t>最短路径 42 格太短，目标 ≥ 80 格。</w:t>
-      </w:r>
-    </w:p>
-    <w:p>
-      <w:pPr>
-        <w:spacing w:after="60" w:line="336" w:lineRule="auto"/>
-        <w:ind w:left="312"/>
-      </w:pPr>
-      <w:r>
-        <w:rPr>
-          <w:rFonts w:ascii="微软雅黑" w:hAnsi="微软雅黑" w:eastAsia="微软雅黑"/>
-          <w:b/>
-          <w:color w:val="2E5C8A"/>
-          <w:sz w:val="21"/>
-        </w:rPr>
-        <w:t xml:space="preserve">·  </w:t>
-      </w:r>
-      <w:r>
-        <w:rPr>
-          <w:rFonts w:ascii="微软雅黑" w:hAnsi="微软雅黑" w:eastAsia="微软雅黑"/>
-          <w:b/>
-          <w:sz w:val="21"/>
-        </w:rPr>
-        <w:t>部分墙壁可动：</w:t>
-      </w:r>
-      <w:r>
-        <w:rPr>
-          <w:rFonts w:ascii="微软雅黑" w:hAnsi="微软雅黑" w:eastAsia="微软雅黑"/>
-          <w:sz w:val="21"/>
-        </w:rPr>
-        <w:t>先做 1–2 面，验证“记地图”这件事有没有变化。</w:t>
-      </w:r>
-    </w:p>
-    <w:p>
-      <w:pPr>
-        <w:spacing w:before="0" w:after="80" w:line="348" w:lineRule="auto"/>
-      </w:pPr>
-      <w:r>
-        <w:rPr>
-          <w:rFonts w:ascii="微软雅黑" w:hAnsi="微软雅黑" w:eastAsia="微软雅黑"/>
-          <w:b w:val="0"/>
-          <w:color w:val="5A6474"/>
           <w:sz w:val="19"/>
         </w:rPr>
-        <w:t>这三项都不在本次作业范围内，工程里一行没动，留到后面几周。</w:t>
+        <w:t>① 加 CD；② 地图加大、更绕（最短路径目标 ≥ 80 格）；③ 先做 1–2 面可动墙。一次只动一个变量。</w:t>
       </w:r>
     </w:p>
     <w:sectPr>
       <w:headerReference w:type="default" r:id="rId9"/>
       <w:pgSz w:w="11906" w:h="16838"/>
-      <w:pgMar w:top="1134" w:right="1247" w:bottom="1020" w:left="1247" w:header="720" w:footer="720" w:gutter="0"/>
+      <w:pgMar w:top="1020" w:right="1134" w:bottom="907" w:left="1134" w:header="720" w:footer="720" w:gutter="0"/>
       <w:cols w:space="720"/>
       <w:docGrid w:linePitch="360"/>
     </w:sectPr>
@@ -3208,9 +2800,9 @@
       <w:rPr>
         <w:rFonts w:ascii="微软雅黑" w:hAnsi="微软雅黑" w:eastAsia="微软雅黑"/>
         <w:color w:val="5A6474"/>
-        <w:sz w:val="17"/>
-      </w:rPr>
-      <w:t>Echo（回声）· 第 5 周 · 项目提案与首版验证</w:t>
+        <w:sz w:val="16"/>
+      </w:rPr>
+      <w:t>Echo（回声）· 第 5 周 · 提案与验证</w:t>
     </w:r>
   </w:p>
 </w:hdr>
@@ -3581,7 +3173,7 @@
     <w:rsid w:val="00FC693F"/>
     <w:rPr>
       <w:rFonts w:ascii="微软雅黑" w:hAnsi="微软雅黑" w:eastAsia="微软雅黑"/>
-      <w:sz w:val="21"/>
+      <w:sz w:val="20"/>
     </w:rPr>
   </w:style>
   <w:style w:type="paragraph" w:styleId="Header">

--- a/docs/Echo_第5周_提案与验证.docx
+++ b/docs/Echo_第5周_提案与验证.docx
@@ -1772,7 +1772,7 @@
           <w:color w:val="1F3A5F"/>
           <w:sz w:val="26"/>
         </w:rPr>
-        <w:t>五、任务状态</w:t>
+        <w:t>五、本周任务：两人各五件</w:t>
       </w:r>
     </w:p>
     <w:tbl>
@@ -1781,7 +1781,7 @@
         <w:jc w:val="center"/>
         <w:tblLayout w:type="fixed"/>
         <w:tblLook w:firstColumn="1" w:firstRow="1" w:lastColumn="0" w:lastRow="0" w:noHBand="0" w:noVBand="1" w:val="04A0"/>
-        <w:tblW w:type="dxa" w:w="9865"/>
+        <w:tblW w:type="dxa" w:w="9638"/>
         <w:tblCellMar>
           <w:top w:w="40" w:type="dxa"/>
           <w:left w:w="80" w:type="dxa"/>
@@ -1790,10 +1790,8 @@
         </w:tblCellMar>
       </w:tblPr>
       <w:tblGrid>
-        <w:gridCol w:w="4195"/>
-        <w:gridCol w:w="1247"/>
-        <w:gridCol w:w="3061"/>
-        <w:gridCol w:w="1361"/>
+        <w:gridCol w:w="4819"/>
+        <w:gridCol w:w="4819"/>
       </w:tblGrid>
       <w:tr>
         <w:trPr>
@@ -1802,7 +1800,7 @@
         </w:trPr>
         <w:tc>
           <w:tcPr>
-            <w:tcW w:type="dxa" w:w="4195"/>
+            <w:tcW w:type="dxa" w:w="4819"/>
             <w:shd w:val="clear" w:color="auto" w:fill="E7EEF9"/>
           </w:tcPr>
           <w:p>
@@ -1814,15 +1812,15 @@
                 <w:rFonts w:ascii="微软雅黑" w:hAnsi="微软雅黑" w:eastAsia="微软雅黑"/>
                 <w:b/>
                 <w:color w:val="1F3A5F"/>
-                <w:sz w:val="17"/>
+                <w:sz w:val="18"/>
               </w:rPr>
-              <w:t>任务</w:t>
+              <w:t>周凌锐</w:t>
             </w:r>
           </w:p>
         </w:tc>
         <w:tc>
           <w:tcPr>
-            <w:tcW w:type="dxa" w:w="1247"/>
+            <w:tcW w:type="dxa" w:w="4819"/>
             <w:shd w:val="clear" w:color="auto" w:fill="E7EEF9"/>
           </w:tcPr>
           <w:p>
@@ -1834,15 +1832,305 @@
                 <w:rFonts w:ascii="微软雅黑" w:hAnsi="微软雅黑" w:eastAsia="微软雅黑"/>
                 <w:b/>
                 <w:color w:val="1F3A5F"/>
-                <w:sz w:val="17"/>
+                <w:sz w:val="18"/>
               </w:rPr>
-              <w:t>负责人</w:t>
+              <w:t>方俊</w:t>
+            </w:r>
+          </w:p>
+        </w:tc>
+      </w:tr>
+      <w:tr>
+        <w:trPr>
+          <w:cantSplit/>
+        </w:trPr>
+        <w:tc>
+          <w:tcPr>
+            <w:tcW w:type="dxa" w:w="4819"/>
+          </w:tcPr>
+          <w:p>
+            <w:pPr>
+              <w:spacing w:after="0" w:line="288" w:lineRule="auto"/>
+            </w:pPr>
+            <w:r>
+              <w:rPr>
+                <w:rFonts w:ascii="微软雅黑" w:hAnsi="微软雅黑" w:eastAsia="微软雅黑"/>
+                <w:b w:val="0"/>
+                <w:sz w:val="18"/>
+              </w:rPr>
+              <w:t>声呐光照与遮挡</w:t>
+              <w:br/>
+              <w:t>scripts/sonar.gd</w:t>
             </w:r>
           </w:p>
         </w:tc>
         <w:tc>
           <w:tcPr>
-            <w:tcW w:type="dxa" w:w="3061"/>
+            <w:tcW w:type="dxa" w:w="4819"/>
+          </w:tcPr>
+          <w:p>
+            <w:pPr>
+              <w:spacing w:after="0" w:line="288" w:lineRule="auto"/>
+            </w:pPr>
+            <w:r>
+              <w:rPr>
+                <w:rFonts w:ascii="微软雅黑" w:hAnsi="微软雅黑" w:eastAsia="微软雅黑"/>
+                <w:b w:val="0"/>
+                <w:sz w:val="18"/>
+              </w:rPr>
+              <w:t>约组外成员完成 7 局试玩</w:t>
+              <w:br/>
+              <w:t>只讲操作，不提示</w:t>
+            </w:r>
+          </w:p>
+        </w:tc>
+      </w:tr>
+      <w:tr>
+        <w:trPr>
+          <w:cantSplit/>
+        </w:trPr>
+        <w:tc>
+          <w:tcPr>
+            <w:tcW w:type="dxa" w:w="4819"/>
+          </w:tcPr>
+          <w:p>
+            <w:pPr>
+              <w:spacing w:after="0" w:line="288" w:lineRule="auto"/>
+            </w:pPr>
+            <w:r>
+              <w:rPr>
+                <w:rFonts w:ascii="微软雅黑" w:hAnsi="微软雅黑" w:eastAsia="微软雅黑"/>
+                <w:b w:val="0"/>
+                <w:sz w:val="18"/>
+              </w:rPr>
+              <w:t>移动、关卡数据</w:t>
+              <w:br/>
+              <w:t>scripts/player.gd、level.gd</w:t>
+            </w:r>
+          </w:p>
+        </w:tc>
+        <w:tc>
+          <w:tcPr>
+            <w:tcW w:type="dxa" w:w="4819"/>
+          </w:tcPr>
+          <w:p>
+            <w:pPr>
+              <w:spacing w:after="0" w:line="288" w:lineRule="auto"/>
+            </w:pPr>
+            <w:r>
+              <w:rPr>
+                <w:rFonts w:ascii="微软雅黑" w:hAnsi="微软雅黑" w:eastAsia="微软雅黑"/>
+                <w:b w:val="0"/>
+                <w:sz w:val="18"/>
+              </w:rPr>
+              <w:t>记录 7 局数据与 3 条反馈原话</w:t>
+            </w:r>
+          </w:p>
+        </w:tc>
+      </w:tr>
+      <w:tr>
+        <w:trPr>
+          <w:cantSplit/>
+        </w:trPr>
+        <w:tc>
+          <w:tcPr>
+            <w:tcW w:type="dxa" w:w="4819"/>
+          </w:tcPr>
+          <w:p>
+            <w:pPr>
+              <w:spacing w:after="0" w:line="288" w:lineRule="auto"/>
+            </w:pPr>
+            <w:r>
+              <w:rPr>
+                <w:rFonts w:ascii="微软雅黑" w:hAnsi="微软雅黑" w:eastAsia="微软雅黑"/>
+                <w:b w:val="0"/>
+                <w:sz w:val="18"/>
+              </w:rPr>
+              <w:t>压黑与波前环</w:t>
+              <w:br/>
+              <w:t>scenes/Level01.tscn、light_factory.gd</w:t>
+            </w:r>
+          </w:p>
+        </w:tc>
+        <w:tc>
+          <w:tcPr>
+            <w:tcW w:type="dxa" w:w="4819"/>
+          </w:tcPr>
+          <w:p>
+            <w:pPr>
+              <w:spacing w:after="0" w:line="288" w:lineRule="auto"/>
+            </w:pPr>
+            <w:r>
+              <w:rPr>
+                <w:rFonts w:ascii="微软雅黑" w:hAnsi="微软雅黑" w:eastAsia="微软雅黑"/>
+                <w:b w:val="0"/>
+                <w:sz w:val="18"/>
+              </w:rPr>
+              <w:t>复核遥测：剔除 4 条自动测试写进去的假记录</w:t>
+            </w:r>
+          </w:p>
+        </w:tc>
+      </w:tr>
+      <w:tr>
+        <w:trPr>
+          <w:cantSplit/>
+        </w:trPr>
+        <w:tc>
+          <w:tcPr>
+            <w:tcW w:type="dxa" w:w="4819"/>
+          </w:tcPr>
+          <w:p>
+            <w:pPr>
+              <w:spacing w:after="0" w:line="288" w:lineRule="auto"/>
+            </w:pPr>
+            <w:r>
+              <w:rPr>
+                <w:rFonts w:ascii="微软雅黑" w:hAnsi="微软雅黑" w:eastAsia="微软雅黑"/>
+                <w:b w:val="0"/>
+                <w:sz w:val="18"/>
+              </w:rPr>
+              <w:t>HUD 组织验证</w:t>
+              <w:br/>
+              <w:t>tools/hud_check.gd</w:t>
+            </w:r>
+          </w:p>
+        </w:tc>
+        <w:tc>
+          <w:tcPr>
+            <w:tcW w:type="dxa" w:w="4819"/>
+          </w:tcPr>
+          <w:p>
+            <w:pPr>
+              <w:spacing w:after="0" w:line="288" w:lineRule="auto"/>
+            </w:pPr>
+            <w:r>
+              <w:rPr>
+                <w:rFonts w:ascii="微软雅黑" w:hAnsi="微软雅黑" w:eastAsia="微软雅黑"/>
+                <w:b w:val="0"/>
+                <w:sz w:val="18"/>
+              </w:rPr>
+              <w:t>把反馈转成修改项：先改光线形状，地图留到下一轮</w:t>
+            </w:r>
+          </w:p>
+        </w:tc>
+      </w:tr>
+      <w:tr>
+        <w:trPr>
+          <w:cantSplit/>
+        </w:trPr>
+        <w:tc>
+          <w:tcPr>
+            <w:tcW w:type="dxa" w:w="4819"/>
+          </w:tcPr>
+          <w:p>
+            <w:pPr>
+              <w:spacing w:after="0" w:line="288" w:lineRule="auto"/>
+            </w:pPr>
+            <w:r>
+              <w:rPr>
+                <w:rFonts w:ascii="微软雅黑" w:hAnsi="微软雅黑" w:eastAsia="微软雅黑"/>
+                <w:b w:val="0"/>
+                <w:sz w:val="18"/>
+              </w:rPr>
+              <w:t>测试与截图</w:t>
+              <w:br/>
+              <w:t>tools/smoke.gd、test_win.gd、capture.gd</w:t>
+            </w:r>
+          </w:p>
+        </w:tc>
+        <w:tc>
+          <w:tcPr>
+            <w:tcW w:type="dxa" w:w="4819"/>
+          </w:tcPr>
+          <w:p>
+            <w:pPr>
+              <w:spacing w:after="0" w:line="288" w:lineRule="auto"/>
+            </w:pPr>
+            <w:r>
+              <w:rPr>
+                <w:rFonts w:ascii="微软雅黑" w:hAnsi="微软雅黑" w:eastAsia="微软雅黑"/>
+                <w:b w:val="0"/>
+                <w:sz w:val="18"/>
+              </w:rPr>
+              <w:t>报告与答辩口径校对</w:t>
+            </w:r>
+          </w:p>
+        </w:tc>
+      </w:tr>
+    </w:tbl>
+    <w:p>
+      <w:pPr>
+        <w:spacing w:before="20" w:after="160" w:line="264" w:lineRule="auto"/>
+        <w:jc w:val="center"/>
+      </w:pPr>
+      <w:r>
+        <w:rPr>
+          <w:rFonts w:ascii="微软雅黑" w:hAnsi="微软雅黑" w:eastAsia="微软雅黑"/>
+          <w:b w:val="0"/>
+          <w:color w:val="5A6474"/>
+          <w:sz w:val="17"/>
+        </w:rPr>
+        <w:t>表 4  五件对五件；左列能指到文件，右列能对到 runs.json 和反馈原话</w:t>
+      </w:r>
+    </w:p>
+    <w:p>
+      <w:pPr>
+        <w:spacing w:before="0" w:after="80" w:line="324" w:lineRule="auto"/>
+      </w:pPr>
+      <w:r>
+        <w:rPr>
+          <w:rFonts w:ascii="微软雅黑" w:hAnsi="微软雅黑" w:eastAsia="微软雅黑"/>
+          <w:b w:val="0"/>
+          <w:color w:val="202838"/>
+          <w:sz w:val="19"/>
+        </w:rPr>
+        <w:t>验证方式：周凌锐——冒烟测试（移动 / 碰撞 / 冷却）、通关测试、截图像素采样；方俊——7 局记录与 runs.json 逐条对账，剔除 4 条 0.08 s 的测试记录。</w:t>
+      </w:r>
+    </w:p>
+    <w:p>
+      <w:pPr>
+        <w:keepNext/>
+        <w:spacing w:before="200" w:after="80"/>
+        <w:pBdr>
+          <w:bottom w:val="single" w:sz="8" w:space="3" w:color="1F3A5F"/>
+        </w:pBdr>
+      </w:pPr>
+      <w:r>
+        <w:rPr>
+          <w:rFonts w:ascii="微软雅黑" w:hAnsi="微软雅黑" w:eastAsia="微软雅黑"/>
+          <w:b/>
+          <w:color w:val="1F3A5F"/>
+          <w:sz w:val="26"/>
+        </w:rPr>
+        <w:t>六、未开始</w:t>
+      </w:r>
+    </w:p>
+    <w:tbl>
+      <w:tblPr>
+        <w:tblStyle w:val="TableGrid"/>
+        <w:jc w:val="center"/>
+        <w:tblLayout w:type="fixed"/>
+        <w:tblLook w:firstColumn="1" w:firstRow="1" w:lastColumn="0" w:lastRow="0" w:noHBand="0" w:noVBand="1" w:val="04A0"/>
+        <w:tblW w:type="dxa" w:w="9638"/>
+        <w:tblCellMar>
+          <w:top w:w="40" w:type="dxa"/>
+          <w:left w:w="80" w:type="dxa"/>
+          <w:bottom w:w="40" w:type="dxa"/>
+          <w:right w:w="80" w:type="dxa"/>
+        </w:tblCellMar>
+      </w:tblPr>
+      <w:tblGrid>
+        <w:gridCol w:w="4082"/>
+        <w:gridCol w:w="1361"/>
+        <w:gridCol w:w="4195"/>
+      </w:tblGrid>
+      <w:tr>
+        <w:trPr>
+          <w:cantSplit/>
+          <w:tblHeader/>
+        </w:trPr>
+        <w:tc>
+          <w:tcPr>
+            <w:tcW w:type="dxa" w:w="4082"/>
             <w:shd w:val="clear" w:color="auto" w:fill="E7EEF9"/>
           </w:tcPr>
           <w:p>
@@ -1854,9 +2142,9 @@
                 <w:rFonts w:ascii="微软雅黑" w:hAnsi="微软雅黑" w:eastAsia="微软雅黑"/>
                 <w:b/>
                 <w:color w:val="1F3A5F"/>
-                <w:sz w:val="17"/>
+                <w:sz w:val="18"/>
               </w:rPr>
-              <w:t>完成标准</w:t>
+              <w:t>事项</w:t>
             </w:r>
           </w:p>
         </w:tc>
@@ -1874,9 +2162,29 @@
                 <w:rFonts w:ascii="微软雅黑" w:hAnsi="微软雅黑" w:eastAsia="微软雅黑"/>
                 <w:b/>
                 <w:color w:val="1F3A5F"/>
-                <w:sz w:val="17"/>
+                <w:sz w:val="18"/>
               </w:rPr>
-              <w:t>状态</w:t>
+              <w:t>负责人</w:t>
+            </w:r>
+          </w:p>
+        </w:tc>
+        <w:tc>
+          <w:tcPr>
+            <w:tcW w:type="dxa" w:w="4195"/>
+            <w:shd w:val="clear" w:color="auto" w:fill="E7EEF9"/>
+          </w:tcPr>
+          <w:p>
+            <w:pPr>
+              <w:spacing w:after="0" w:line="264" w:lineRule="auto"/>
+            </w:pPr>
+            <w:r>
+              <w:rPr>
+                <w:rFonts w:ascii="微软雅黑" w:hAnsi="微软雅黑" w:eastAsia="微软雅黑"/>
+                <w:b/>
+                <w:color w:val="1F3A5F"/>
+                <w:sz w:val="18"/>
+              </w:rPr>
+              <w:t>完成标准 / 下一步</w:t>
             </w:r>
           </w:p>
         </w:tc>
@@ -1887,7 +2195,7 @@
         </w:trPr>
         <w:tc>
           <w:tcPr>
-            <w:tcW w:type="dxa" w:w="4195"/>
+            <w:tcW w:type="dxa" w:w="4082"/>
           </w:tcPr>
           <w:p>
             <w:pPr>
@@ -1897,45 +2205,9 @@
               <w:rPr>
                 <w:rFonts w:ascii="微软雅黑" w:hAnsi="微软雅黑" w:eastAsia="微软雅黑"/>
                 <w:b w:val="0"/>
-                <w:sz w:val="17"/>
+                <w:sz w:val="18"/>
               </w:rPr>
-              <w:t>画面压黑 0.05 → 0.015</w:t>
-            </w:r>
-          </w:p>
-        </w:tc>
-        <w:tc>
-          <w:tcPr>
-            <w:tcW w:type="dxa" w:w="1247"/>
-          </w:tcPr>
-          <w:p>
-            <w:pPr>
-              <w:spacing w:after="0" w:line="288" w:lineRule="auto"/>
-            </w:pPr>
-            <w:r>
-              <w:rPr>
-                <w:rFonts w:ascii="微软雅黑" w:hAnsi="微软雅黑" w:eastAsia="微软雅黑"/>
-                <w:b w:val="0"/>
-                <w:sz w:val="17"/>
-              </w:rPr>
-              <w:t>周凌锐</w:t>
-            </w:r>
-          </w:p>
-        </w:tc>
-        <w:tc>
-          <w:tcPr>
-            <w:tcW w:type="dxa" w:w="3061"/>
-          </w:tcPr>
-          <w:p>
-            <w:pPr>
-              <w:spacing w:after="0" w:line="288" w:lineRule="auto"/>
-            </w:pPr>
-            <w:r>
-              <w:rPr>
-                <w:rFonts w:ascii="微软雅黑" w:hAnsi="微软雅黑" w:eastAsia="微软雅黑"/>
-                <w:b w:val="0"/>
-                <w:sz w:val="17"/>
-              </w:rPr>
-              <w:t>墙 ≤ 6/255</w:t>
+              <w:t>加 CD（1.2 s → 1.8 s 起）</w:t>
             </w:r>
           </w:p>
         </w:tc>
@@ -1951,17 +2223,12 @@
               <w:rPr>
                 <w:rFonts w:ascii="微软雅黑" w:hAnsi="微软雅黑" w:eastAsia="微软雅黑"/>
                 <w:b w:val="0"/>
-                <w:sz w:val="17"/>
+                <w:sz w:val="18"/>
               </w:rPr>
-              <w:t>已实现</w:t>
+              <w:t>周凌锐</w:t>
             </w:r>
           </w:p>
         </w:tc>
-      </w:tr>
-      <w:tr>
-        <w:trPr>
-          <w:cantSplit/>
-        </w:trPr>
         <w:tc>
           <w:tcPr>
             <w:tcW w:type="dxa" w:w="4195"/>
@@ -1974,15 +2241,20 @@
               <w:rPr>
                 <w:rFonts w:ascii="微软雅黑" w:hAnsi="微软雅黑" w:eastAsia="微软雅黑"/>
                 <w:b w:val="0"/>
-                <w:sz w:val="17"/>
+                <w:sz w:val="18"/>
               </w:rPr>
-              <w:t>常亮光改环状 56px / 0.75</w:t>
+              <w:t>下一轮第一件，改完跑一局记数据</w:t>
             </w:r>
           </w:p>
         </w:tc>
+      </w:tr>
+      <w:tr>
+        <w:trPr>
+          <w:cantSplit/>
+        </w:trPr>
         <w:tc>
           <w:tcPr>
-            <w:tcW w:type="dxa" w:w="1247"/>
+            <w:tcW w:type="dxa" w:w="4082"/>
           </w:tcPr>
           <w:p>
             <w:pPr>
@@ -1992,27 +2264,9 @@
               <w:rPr>
                 <w:rFonts w:ascii="微软雅黑" w:hAnsi="微软雅黑" w:eastAsia="微软雅黑"/>
                 <w:b w:val="0"/>
-                <w:sz w:val="17"/>
+                <w:sz w:val="18"/>
               </w:rPr>
-              <w:t>周凌锐</w:t>
-            </w:r>
-          </w:p>
-        </w:tc>
-        <w:tc>
-          <w:tcPr>
-            <w:tcW w:type="dxa" w:w="3061"/>
-          </w:tcPr>
-          <w:p>
-            <w:pPr>
-              <w:spacing w:after="0" w:line="288" w:lineRule="auto"/>
-            </w:pPr>
-            <w:r>
-              <w:rPr>
-                <w:rFonts w:ascii="微软雅黑" w:hAnsi="微软雅黑" w:eastAsia="微软雅黑"/>
-                <w:b w:val="0"/>
-                <w:sz w:val="17"/>
-              </w:rPr>
-              <w:t>无光时能看到一圈边界</w:t>
+              <w:t>地图加大、更绕（最短路径 ≥ 80 格）</w:t>
             </w:r>
           </w:p>
         </w:tc>
@@ -2028,17 +2282,12 @@
               <w:rPr>
                 <w:rFonts w:ascii="微软雅黑" w:hAnsi="微软雅黑" w:eastAsia="微软雅黑"/>
                 <w:b w:val="0"/>
-                <w:sz w:val="17"/>
+                <w:sz w:val="18"/>
               </w:rPr>
-              <w:t>已实现</w:t>
+              <w:t>方俊</w:t>
             </w:r>
           </w:p>
         </w:tc>
-      </w:tr>
-      <w:tr>
-        <w:trPr>
-          <w:cantSplit/>
-        </w:trPr>
         <w:tc>
           <w:tcPr>
             <w:tcW w:type="dxa" w:w="4195"/>
@@ -2051,15 +2300,20 @@
               <w:rPr>
                 <w:rFonts w:ascii="微软雅黑" w:hAnsi="微软雅黑" w:eastAsia="微软雅黑"/>
                 <w:b w:val="0"/>
-                <w:sz w:val="17"/>
+                <w:sz w:val="18"/>
               </w:rPr>
-              <w:t>声呐改波前环（余辉 0.55 + 环 3.2）</w:t>
+              <w:t>改 MAP 字符串、挪出口，先出 3 版给两人挑</w:t>
             </w:r>
           </w:p>
         </w:tc>
+      </w:tr>
+      <w:tr>
+        <w:trPr>
+          <w:cantSplit/>
+        </w:trPr>
         <w:tc>
           <w:tcPr>
-            <w:tcW w:type="dxa" w:w="1247"/>
+            <w:tcW w:type="dxa" w:w="4082"/>
           </w:tcPr>
           <w:p>
             <w:pPr>
@@ -2069,27 +2323,9 @@
               <w:rPr>
                 <w:rFonts w:ascii="微软雅黑" w:hAnsi="微软雅黑" w:eastAsia="微软雅黑"/>
                 <w:b w:val="0"/>
-                <w:sz w:val="17"/>
+                <w:sz w:val="18"/>
               </w:rPr>
-              <w:t>周凌锐</w:t>
-            </w:r>
-          </w:p>
-        </w:tc>
-        <w:tc>
-          <w:tcPr>
-            <w:tcW w:type="dxa" w:w="3061"/>
-          </w:tcPr>
-          <w:p>
-            <w:pPr>
-              <w:spacing w:after="0" w:line="288" w:lineRule="auto"/>
-            </w:pPr>
-            <w:r>
-              <w:rPr>
-                <w:rFonts w:ascii="微软雅黑" w:hAnsi="微软雅黑" w:eastAsia="微软雅黑"/>
-                <w:b w:val="0"/>
-                <w:sz w:val="17"/>
-              </w:rPr>
-              <w:t>中间暗、外侧亮</w:t>
+              <w:t>结算面板（通关显示本局数据）</w:t>
             </w:r>
           </w:p>
         </w:tc>
@@ -2105,17 +2341,12 @@
               <w:rPr>
                 <w:rFonts w:ascii="微软雅黑" w:hAnsi="微软雅黑" w:eastAsia="微软雅黑"/>
                 <w:b w:val="0"/>
-                <w:sz w:val="17"/>
+                <w:sz w:val="18"/>
               </w:rPr>
-              <w:t>已实现</w:t>
+              <w:t>周凌锐</w:t>
             </w:r>
           </w:p>
         </w:tc>
-      </w:tr>
-      <w:tr>
-        <w:trPr>
-          <w:cantSplit/>
-        </w:trPr>
         <w:tc>
           <w:tcPr>
             <w:tcW w:type="dxa" w:w="4195"/>
@@ -2128,15 +2359,20 @@
               <w:rPr>
                 <w:rFonts w:ascii="微软雅黑" w:hAnsi="微软雅黑" w:eastAsia="微软雅黑"/>
                 <w:b w:val="0"/>
-                <w:sz w:val="17"/>
+                <w:sz w:val="18"/>
               </w:rPr>
-              <w:t>HUD 固定与状态更新验证</w:t>
+              <w:t>通关后可见用时 / 次数 / 重复率</w:t>
             </w:r>
           </w:p>
         </w:tc>
+      </w:tr>
+      <w:tr>
+        <w:trPr>
+          <w:cantSplit/>
+        </w:trPr>
         <w:tc>
           <w:tcPr>
-            <w:tcW w:type="dxa" w:w="1247"/>
+            <w:tcW w:type="dxa" w:w="4082"/>
           </w:tcPr>
           <w:p>
             <w:pPr>
@@ -2146,27 +2382,9 @@
               <w:rPr>
                 <w:rFonts w:ascii="微软雅黑" w:hAnsi="微软雅黑" w:eastAsia="微软雅黑"/>
                 <w:b w:val="0"/>
-                <w:sz w:val="17"/>
+                <w:sz w:val="18"/>
               </w:rPr>
-              <w:t>周凌锐</w:t>
-            </w:r>
-          </w:p>
-        </w:tc>
-        <w:tc>
-          <w:tcPr>
-            <w:tcW w:type="dxa" w:w="3061"/>
-          </w:tcPr>
-          <w:p>
-            <w:pPr>
-              <w:spacing w:after="0" w:line="288" w:lineRule="auto"/>
-            </w:pPr>
-            <w:r>
-              <w:rPr>
-                <w:rFonts w:ascii="微软雅黑" w:hAnsi="微软雅黑" w:eastAsia="微软雅黑"/>
-                <w:b w:val="0"/>
-                <w:sz w:val="17"/>
-              </w:rPr>
-              <w:t>包围盒不变、文字随状态变</w:t>
+              <w:t>1–2 面可动墙</w:t>
             </w:r>
           </w:p>
         </w:tc>
@@ -2182,17 +2400,12 @@
               <w:rPr>
                 <w:rFonts w:ascii="微软雅黑" w:hAnsi="微软雅黑" w:eastAsia="微软雅黑"/>
                 <w:b w:val="0"/>
-                <w:sz w:val="17"/>
+                <w:sz w:val="18"/>
               </w:rPr>
-              <w:t>已实现</w:t>
+              <w:t>两人</w:t>
             </w:r>
           </w:p>
         </w:tc>
-      </w:tr>
-      <w:tr>
-        <w:trPr>
-          <w:cantSplit/>
-        </w:trPr>
         <w:tc>
           <w:tcPr>
             <w:tcW w:type="dxa" w:w="4195"/>
@@ -2205,217 +2418,9 @@
               <w:rPr>
                 <w:rFonts w:ascii="微软雅黑" w:hAnsi="微软雅黑" w:eastAsia="微软雅黑"/>
                 <w:b w:val="0"/>
-                <w:sz w:val="17"/>
+                <w:sz w:val="18"/>
               </w:rPr>
-              <w:t>组外试玩 7 局 + 记录</w:t>
-            </w:r>
-          </w:p>
-        </w:tc>
-        <w:tc>
-          <w:tcPr>
-            <w:tcW w:type="dxa" w:w="1247"/>
-          </w:tcPr>
-          <w:p>
-            <w:pPr>
-              <w:spacing w:after="0" w:line="288" w:lineRule="auto"/>
-            </w:pPr>
-            <w:r>
-              <w:rPr>
-                <w:rFonts w:ascii="微软雅黑" w:hAnsi="微软雅黑" w:eastAsia="微软雅黑"/>
-                <w:b w:val="0"/>
-                <w:sz w:val="17"/>
-              </w:rPr>
-              <w:t>方俊</w:t>
-            </w:r>
-          </w:p>
-        </w:tc>
-        <w:tc>
-          <w:tcPr>
-            <w:tcW w:type="dxa" w:w="3061"/>
-          </w:tcPr>
-          <w:p>
-            <w:pPr>
-              <w:spacing w:after="0" w:line="288" w:lineRule="auto"/>
-            </w:pPr>
-            <w:r>
-              <w:rPr>
-                <w:rFonts w:ascii="微软雅黑" w:hAnsi="微软雅黑" w:eastAsia="微软雅黑"/>
-                <w:b w:val="0"/>
-                <w:sz w:val="17"/>
-              </w:rPr>
-              <w:t>7 局数据 + 3 条反馈</w:t>
-            </w:r>
-          </w:p>
-        </w:tc>
-        <w:tc>
-          <w:tcPr>
-            <w:tcW w:type="dxa" w:w="1361"/>
-          </w:tcPr>
-          <w:p>
-            <w:pPr>
-              <w:spacing w:after="0" w:line="288" w:lineRule="auto"/>
-            </w:pPr>
-            <w:r>
-              <w:rPr>
-                <w:rFonts w:ascii="微软雅黑" w:hAnsi="微软雅黑" w:eastAsia="微软雅黑"/>
-                <w:b w:val="0"/>
-                <w:sz w:val="17"/>
-              </w:rPr>
-              <w:t>已实现</w:t>
-            </w:r>
-          </w:p>
-        </w:tc>
-      </w:tr>
-      <w:tr>
-        <w:trPr>
-          <w:cantSplit/>
-        </w:trPr>
-        <w:tc>
-          <w:tcPr>
-            <w:tcW w:type="dxa" w:w="4195"/>
-          </w:tcPr>
-          <w:p>
-            <w:pPr>
-              <w:spacing w:after="0" w:line="288" w:lineRule="auto"/>
-            </w:pPr>
-            <w:r>
-              <w:rPr>
-                <w:rFonts w:ascii="微软雅黑" w:hAnsi="微软雅黑" w:eastAsia="微软雅黑"/>
-                <w:b w:val="0"/>
-                <w:sz w:val="17"/>
-              </w:rPr>
-              <w:t>结算面板</w:t>
-            </w:r>
-          </w:p>
-        </w:tc>
-        <w:tc>
-          <w:tcPr>
-            <w:tcW w:type="dxa" w:w="1247"/>
-          </w:tcPr>
-          <w:p>
-            <w:pPr>
-              <w:spacing w:after="0" w:line="288" w:lineRule="auto"/>
-            </w:pPr>
-            <w:r>
-              <w:rPr>
-                <w:rFonts w:ascii="微软雅黑" w:hAnsi="微软雅黑" w:eastAsia="微软雅黑"/>
-                <w:b w:val="0"/>
-                <w:sz w:val="17"/>
-              </w:rPr>
-              <w:t>周凌锐</w:t>
-            </w:r>
-          </w:p>
-        </w:tc>
-        <w:tc>
-          <w:tcPr>
-            <w:tcW w:type="dxa" w:w="3061"/>
-          </w:tcPr>
-          <w:p>
-            <w:pPr>
-              <w:spacing w:after="0" w:line="288" w:lineRule="auto"/>
-            </w:pPr>
-            <w:r>
-              <w:rPr>
-                <w:rFonts w:ascii="微软雅黑" w:hAnsi="微软雅黑" w:eastAsia="微软雅黑"/>
-                <w:b w:val="0"/>
-                <w:sz w:val="17"/>
-              </w:rPr>
-              <w:t>通关显示本局数据</w:t>
-            </w:r>
-          </w:p>
-        </w:tc>
-        <w:tc>
-          <w:tcPr>
-            <w:tcW w:type="dxa" w:w="1361"/>
-          </w:tcPr>
-          <w:p>
-            <w:pPr>
-              <w:spacing w:after="0" w:line="288" w:lineRule="auto"/>
-            </w:pPr>
-            <w:r>
-              <w:rPr>
-                <w:rFonts w:ascii="微软雅黑" w:hAnsi="微软雅黑" w:eastAsia="微软雅黑"/>
-                <w:b w:val="0"/>
-                <w:sz w:val="17"/>
-              </w:rPr>
-              <w:t>未开始</w:t>
-            </w:r>
-          </w:p>
-        </w:tc>
-      </w:tr>
-      <w:tr>
-        <w:trPr>
-          <w:cantSplit/>
-        </w:trPr>
-        <w:tc>
-          <w:tcPr>
-            <w:tcW w:type="dxa" w:w="4195"/>
-          </w:tcPr>
-          <w:p>
-            <w:pPr>
-              <w:spacing w:after="0" w:line="288" w:lineRule="auto"/>
-            </w:pPr>
-            <w:r>
-              <w:rPr>
-                <w:rFonts w:ascii="微软雅黑" w:hAnsi="微软雅黑" w:eastAsia="微软雅黑"/>
-                <w:b w:val="0"/>
-                <w:sz w:val="17"/>
-              </w:rPr>
-              <w:t>加 CD / 地图加大 / 可动墙</w:t>
-            </w:r>
-          </w:p>
-        </w:tc>
-        <w:tc>
-          <w:tcPr>
-            <w:tcW w:type="dxa" w:w="1247"/>
-          </w:tcPr>
-          <w:p>
-            <w:pPr>
-              <w:spacing w:after="0" w:line="288" w:lineRule="auto"/>
-            </w:pPr>
-            <w:r>
-              <w:rPr>
-                <w:rFonts w:ascii="微软雅黑" w:hAnsi="微软雅黑" w:eastAsia="微软雅黑"/>
-                <w:b w:val="0"/>
-                <w:sz w:val="17"/>
-              </w:rPr>
-              <w:t>—</w:t>
-            </w:r>
-          </w:p>
-        </w:tc>
-        <w:tc>
-          <w:tcPr>
-            <w:tcW w:type="dxa" w:w="3061"/>
-          </w:tcPr>
-          <w:p>
-            <w:pPr>
-              <w:spacing w:after="0" w:line="288" w:lineRule="auto"/>
-            </w:pPr>
-            <w:r>
-              <w:rPr>
-                <w:rFonts w:ascii="微软雅黑" w:hAnsi="微软雅黑" w:eastAsia="微软雅黑"/>
-                <w:b w:val="0"/>
-                <w:sz w:val="17"/>
-              </w:rPr>
-              <w:t>—</w:t>
-            </w:r>
-          </w:p>
-        </w:tc>
-        <w:tc>
-          <w:tcPr>
-            <w:tcW w:type="dxa" w:w="1361"/>
-          </w:tcPr>
-          <w:p>
-            <w:pPr>
-              <w:spacing w:after="0" w:line="288" w:lineRule="auto"/>
-            </w:pPr>
-            <w:r>
-              <w:rPr>
-                <w:rFonts w:ascii="微软雅黑" w:hAnsi="微软雅黑" w:eastAsia="微软雅黑"/>
-                <w:b w:val="0"/>
-                <w:sz w:val="17"/>
-              </w:rPr>
-              <w:t>未开始（下一轮）</w:t>
+              <w:t>先做一面，验证推得动</w:t>
             </w:r>
           </w:p>
         </w:tc>
@@ -2433,7 +2438,7 @@
           <w:color w:val="5A6474"/>
           <w:sz w:val="17"/>
         </w:rPr>
-        <w:t>表 4  没做的就写“未开始”，工程里一行没动</w:t>
+        <w:t>表 5  都写进“下一轮”，工程里一行没动</w:t>
       </w:r>
     </w:p>
     <w:p>
@@ -2451,285 +2456,7 @@
           <w:color w:val="1F3A5F"/>
           <w:sz w:val="26"/>
         </w:rPr>
-        <w:t>六、贡献与 AI 核验</w:t>
-      </w:r>
-    </w:p>
-    <w:tbl>
-      <w:tblPr>
-        <w:tblStyle w:val="TableGrid"/>
-        <w:jc w:val="center"/>
-        <w:tblLayout w:type="fixed"/>
-        <w:tblLook w:firstColumn="1" w:firstRow="1" w:lastColumn="0" w:lastRow="0" w:noHBand="0" w:noVBand="1" w:val="04A0"/>
-        <w:tblW w:type="dxa" w:w="9638"/>
-        <w:tblCellMar>
-          <w:top w:w="40" w:type="dxa"/>
-          <w:left w:w="80" w:type="dxa"/>
-          <w:bottom w:w="40" w:type="dxa"/>
-          <w:right w:w="80" w:type="dxa"/>
-        </w:tblCellMar>
-      </w:tblPr>
-      <w:tblGrid>
-        <w:gridCol w:w="1247"/>
-        <w:gridCol w:w="5443"/>
-        <w:gridCol w:w="2948"/>
-      </w:tblGrid>
-      <w:tr>
-        <w:trPr>
-          <w:cantSplit/>
-          <w:tblHeader/>
-        </w:trPr>
-        <w:tc>
-          <w:tcPr>
-            <w:tcW w:type="dxa" w:w="1247"/>
-            <w:shd w:val="clear" w:color="auto" w:fill="E7EEF9"/>
-          </w:tcPr>
-          <w:p>
-            <w:pPr>
-              <w:spacing w:after="0" w:line="264" w:lineRule="auto"/>
-            </w:pPr>
-            <w:r>
-              <w:rPr>
-                <w:rFonts w:ascii="微软雅黑" w:hAnsi="微软雅黑" w:eastAsia="微软雅黑"/>
-                <w:b/>
-                <w:color w:val="1F3A5F"/>
-                <w:sz w:val="18"/>
-              </w:rPr>
-              <w:t>成员</w:t>
-            </w:r>
-          </w:p>
-        </w:tc>
-        <w:tc>
-          <w:tcPr>
-            <w:tcW w:type="dxa" w:w="5443"/>
-            <w:shd w:val="clear" w:color="auto" w:fill="E7EEF9"/>
-          </w:tcPr>
-          <w:p>
-            <w:pPr>
-              <w:spacing w:after="0" w:line="264" w:lineRule="auto"/>
-            </w:pPr>
-            <w:r>
-              <w:rPr>
-                <w:rFonts w:ascii="微软雅黑" w:hAnsi="微软雅黑" w:eastAsia="微软雅黑"/>
-                <w:b/>
-                <w:color w:val="1F3A5F"/>
-                <w:sz w:val="18"/>
-              </w:rPr>
-              <w:t>做了什么</w:t>
-            </w:r>
-          </w:p>
-        </w:tc>
-        <w:tc>
-          <w:tcPr>
-            <w:tcW w:type="dxa" w:w="2948"/>
-            <w:shd w:val="clear" w:color="auto" w:fill="E7EEF9"/>
-          </w:tcPr>
-          <w:p>
-            <w:pPr>
-              <w:spacing w:after="0" w:line="264" w:lineRule="auto"/>
-            </w:pPr>
-            <w:r>
-              <w:rPr>
-                <w:rFonts w:ascii="微软雅黑" w:hAnsi="微软雅黑" w:eastAsia="微软雅黑"/>
-                <w:b/>
-                <w:color w:val="1F3A5F"/>
-                <w:sz w:val="18"/>
-              </w:rPr>
-              <w:t>怎么验证</w:t>
-            </w:r>
-          </w:p>
-        </w:tc>
-      </w:tr>
-      <w:tr>
-        <w:trPr>
-          <w:cantSplit/>
-        </w:trPr>
-        <w:tc>
-          <w:tcPr>
-            <w:tcW w:type="dxa" w:w="1247"/>
-          </w:tcPr>
-          <w:p>
-            <w:pPr>
-              <w:spacing w:after="0" w:line="288" w:lineRule="auto"/>
-            </w:pPr>
-            <w:r>
-              <w:rPr>
-                <w:rFonts w:ascii="微软雅黑" w:hAnsi="微软雅黑" w:eastAsia="微软雅黑"/>
-                <w:b/>
-                <w:sz w:val="18"/>
-              </w:rPr>
-              <w:t>周凌锐</w:t>
-            </w:r>
-          </w:p>
-        </w:tc>
-        <w:tc>
-          <w:tcPr>
-            <w:tcW w:type="dxa" w:w="5443"/>
-          </w:tcPr>
-          <w:p>
-            <w:pPr>
-              <w:spacing w:after="0" w:line="288" w:lineRule="auto"/>
-            </w:pPr>
-            <w:r>
-              <w:rPr>
-                <w:rFonts w:ascii="微软雅黑" w:hAnsi="微软雅黑" w:eastAsia="微软雅黑"/>
-                <w:b w:val="0"/>
-                <w:sz w:val="18"/>
-              </w:rPr>
-              <w:t>声呐光照与遮挡、移动、关卡数据、遥测、tools/ 四个脚本</w:t>
-            </w:r>
-          </w:p>
-        </w:tc>
-        <w:tc>
-          <w:tcPr>
-            <w:tcW w:type="dxa" w:w="2948"/>
-          </w:tcPr>
-          <w:p>
-            <w:pPr>
-              <w:spacing w:after="0" w:line="288" w:lineRule="auto"/>
-            </w:pPr>
-            <w:r>
-              <w:rPr>
-                <w:rFonts w:ascii="微软雅黑" w:hAnsi="微软雅黑" w:eastAsia="微软雅黑"/>
-                <w:b w:val="0"/>
-                <w:sz w:val="18"/>
-              </w:rPr>
-              <w:t>smoke / test_win / 截图采样</w:t>
-            </w:r>
-          </w:p>
-        </w:tc>
-      </w:tr>
-      <w:tr>
-        <w:trPr>
-          <w:cantSplit/>
-        </w:trPr>
-        <w:tc>
-          <w:tcPr>
-            <w:tcW w:type="dxa" w:w="1247"/>
-          </w:tcPr>
-          <w:p>
-            <w:pPr>
-              <w:spacing w:after="0" w:line="288" w:lineRule="auto"/>
-            </w:pPr>
-            <w:r>
-              <w:rPr>
-                <w:rFonts w:ascii="微软雅黑" w:hAnsi="微软雅黑" w:eastAsia="微软雅黑"/>
-                <w:b/>
-                <w:sz w:val="18"/>
-              </w:rPr>
-              <w:t>方俊</w:t>
-            </w:r>
-          </w:p>
-        </w:tc>
-        <w:tc>
-          <w:tcPr>
-            <w:tcW w:type="dxa" w:w="5443"/>
-          </w:tcPr>
-          <w:p>
-            <w:pPr>
-              <w:spacing w:after="0" w:line="288" w:lineRule="auto"/>
-            </w:pPr>
-            <w:r>
-              <w:rPr>
-                <w:rFonts w:ascii="微软雅黑" w:hAnsi="微软雅黑" w:eastAsia="微软雅黑"/>
-                <w:b w:val="0"/>
-                <w:sz w:val="18"/>
-              </w:rPr>
-              <w:t>约组外成员试玩 7 局、记录三条反馈、复核数据</w:t>
-            </w:r>
-          </w:p>
-        </w:tc>
-        <w:tc>
-          <w:tcPr>
-            <w:tcW w:type="dxa" w:w="2948"/>
-          </w:tcPr>
-          <w:p>
-            <w:pPr>
-              <w:spacing w:after="0" w:line="288" w:lineRule="auto"/>
-            </w:pPr>
-            <w:r>
-              <w:rPr>
-                <w:rFonts w:ascii="微软雅黑" w:hAnsi="微软雅黑" w:eastAsia="微软雅黑"/>
-                <w:b w:val="0"/>
-                <w:sz w:val="18"/>
-              </w:rPr>
-              <w:t>7 局与 runs.json 对得上</w:t>
-            </w:r>
-          </w:p>
-        </w:tc>
-      </w:tr>
-      <w:tr>
-        <w:trPr>
-          <w:cantSplit/>
-        </w:trPr>
-        <w:tc>
-          <w:tcPr>
-            <w:tcW w:type="dxa" w:w="1247"/>
-          </w:tcPr>
-          <w:p>
-            <w:pPr>
-              <w:spacing w:after="0" w:line="288" w:lineRule="auto"/>
-            </w:pPr>
-            <w:r>
-              <w:rPr>
-                <w:rFonts w:ascii="微软雅黑" w:hAnsi="微软雅黑" w:eastAsia="微软雅黑"/>
-                <w:b/>
-                <w:sz w:val="18"/>
-              </w:rPr>
-              <w:t>共同</w:t>
-            </w:r>
-          </w:p>
-        </w:tc>
-        <w:tc>
-          <w:tcPr>
-            <w:tcW w:type="dxa" w:w="5443"/>
-          </w:tcPr>
-          <w:p>
-            <w:pPr>
-              <w:spacing w:after="0" w:line="288" w:lineRule="auto"/>
-            </w:pPr>
-            <w:r>
-              <w:rPr>
-                <w:rFonts w:ascii="微软雅黑" w:hAnsi="微软雅黑" w:eastAsia="微软雅黑"/>
-                <w:b w:val="0"/>
-                <w:sz w:val="18"/>
-              </w:rPr>
-              <w:t>定本周假设、定光线改法、核验 AI 建议</w:t>
-            </w:r>
-          </w:p>
-        </w:tc>
-        <w:tc>
-          <w:tcPr>
-            <w:tcW w:type="dxa" w:w="2948"/>
-          </w:tcPr>
-          <w:p>
-            <w:pPr>
-              <w:spacing w:after="0" w:line="288" w:lineRule="auto"/>
-            </w:pPr>
-            <w:r>
-              <w:rPr>
-                <w:rFonts w:ascii="微软雅黑" w:hAnsi="微软雅黑" w:eastAsia="微软雅黑"/>
-                <w:b w:val="0"/>
-                <w:sz w:val="18"/>
-              </w:rPr>
-              <w:t>见 README「第 5 周改动」</w:t>
-            </w:r>
-          </w:p>
-        </w:tc>
-      </w:tr>
-    </w:tbl>
-    <w:p>
-      <w:pPr>
-        <w:spacing w:before="20" w:after="160" w:line="264" w:lineRule="auto"/>
-        <w:jc w:val="center"/>
-      </w:pPr>
-      <w:r>
-        <w:rPr>
-          <w:rFonts w:ascii="微软雅黑" w:hAnsi="微软雅黑" w:eastAsia="微软雅黑"/>
-          <w:b w:val="0"/>
-          <w:color w:val="5A6474"/>
-          <w:sz w:val="17"/>
-        </w:rPr>
-        <w:t>表 5  每人一句话，追问时看第三列</w:t>
+        <w:t>七、AI 建议核验</w:t>
       </w:r>
     </w:p>
     <w:p>
@@ -2740,42 +2467,10 @@
         <w:rPr>
           <w:rFonts w:ascii="微软雅黑" w:hAnsi="微软雅黑" w:eastAsia="微软雅黑"/>
           <w:b w:val="0"/>
-          <w:color w:val="5A6474"/>
-          <w:sz w:val="18"/>
-        </w:rPr>
-        <w:t>AI 给了三条建议，我们逐条核过：ASCII 驱动（采纳）；冒烟测试按帧数计时（发现 94px÷0.4s≈235px/s，判定测试写错，改成真实时间）；把敌人当首个目标（会同时动两个变量，暂缓）。</w:t>
-      </w:r>
-    </w:p>
-    <w:p>
-      <w:pPr>
-        <w:keepNext/>
-        <w:spacing w:before="200" w:after="80"/>
-        <w:pBdr>
-          <w:bottom w:val="single" w:sz="8" w:space="3" w:color="1F3A5F"/>
-        </w:pBdr>
-      </w:pPr>
-      <w:r>
-        <w:rPr>
-          <w:rFonts w:ascii="微软雅黑" w:hAnsi="微软雅黑" w:eastAsia="微软雅黑"/>
-          <w:b/>
-          <w:color w:val="1F3A5F"/>
-          <w:sz w:val="26"/>
-        </w:rPr>
-        <w:t>七、下一轮（本次未做）</w:t>
-      </w:r>
-    </w:p>
-    <w:p>
-      <w:pPr>
-        <w:spacing w:before="0" w:after="40" w:line="324" w:lineRule="auto"/>
-      </w:pPr>
-      <w:r>
-        <w:rPr>
-          <w:rFonts w:ascii="微软雅黑" w:hAnsi="微软雅黑" w:eastAsia="微软雅黑"/>
-          <w:b w:val="0"/>
           <w:color w:val="202838"/>
           <w:sz w:val="19"/>
         </w:rPr>
-        <w:t>① 加 CD；② 地图加大、更绕（最短路径目标 ≥ 80 格）；③ 先做 1–2 面可动墙。一次只动一个变量。</w:t>
+        <w:t>AI 给了三条建议，逐条核过：ASCII 驱动（采纳）；冒烟测试按帧数计时（发现 94 px÷0.4 s≈235 px/s，判定测试写错，改成真实时间）；把敌人当首个目标（会同时动两个变量，暂缓）。</w:t>
       </w:r>
     </w:p>
     <w:sectPr>
